--- a/docs/Decyra_DuckDB_Implementation_Architecture.docx
+++ b/docs/Decyra_DuckDB_Implementation_Architecture.docx
@@ -1,34 +1,63 @@
 
 <file path=word/document.xml><?xml version="1.0" encoding="utf-8"?>
-<w:document xmlns:w="http://schemas.openxmlformats.org/wordprocessingml/2006/main">
+<w:document xmlns:wpc="http://schemas.microsoft.com/office/word/2010/wordprocessingCanvas" xmlns:cx="http://schemas.microsoft.com/office/drawing/2014/chartex" xmlns:cx1="http://schemas.microsoft.com/office/drawing/2015/9/8/chartex" xmlns:cx2="http://schemas.microsoft.com/office/drawing/2015/10/21/chartex" xmlns:cx3="http://schemas.microsoft.com/office/drawing/2016/5/9/chartex" xmlns:cx4="http://schemas.microsoft.com/office/drawing/2016/5/10/chartex" xmlns:cx5="http://schemas.microsoft.com/office/drawing/2016/5/11/chartex" xmlns:cx6="http://schemas.microsoft.com/office/drawing/2016/5/12/chartex" xmlns:cx7="http://schemas.microsoft.com/office/drawing/2016/5/13/chartex" xmlns:cx8="http://schemas.microsoft.com/office/drawing/2016/5/14/chartex" xmlns:mc="http://schemas.openxmlformats.org/markup-compatibility/2006" xmlns:aink="http://schemas.microsoft.com/office/drawing/2016/ink" xmlns:am3d="http://schemas.microsoft.com/office/drawing/2017/model3d" xmlns:o="urn:schemas-microsoft-com:office:office" xmlns:oel="http://schemas.microsoft.com/office/2019/extlst" xmlns:r="http://schemas.openxmlformats.org/officeDocument/2006/relationships" xmlns:m="http://schemas.openxmlformats.org/officeDocument/2006/math" xmlns:v="urn:schemas-microsoft-com:vml" xmlns:wp14="http://schemas.microsoft.com/office/word/2010/wordprocessingDrawing" xmlns:wp="http://schemas.openxmlformats.org/drawingml/2006/wordprocessingDrawing" xmlns:w10="urn:schemas-microsoft-com:office:word" xmlns:w="http://schemas.openxmlformats.org/wordprocessingml/2006/main" xmlns:w14="http://schemas.microsoft.com/office/word/2010/wordml" xmlns:w15="http://schemas.microsoft.com/office/word/2012/wordml" xmlns:w16cex="http://schemas.microsoft.com/office/word/2018/wordml/cex" xmlns:w16cid="http://schemas.microsoft.com/office/word/2016/wordml/cid" xmlns:w16="http://schemas.microsoft.com/office/word/2018/wordml" xmlns:w16du="http://schemas.microsoft.com/office/word/2023/wordml/word16du" xmlns:w16sdtdh="http://schemas.microsoft.com/office/word/2020/wordml/sdtdatahash" xmlns:w16sdtfl="http://schemas.microsoft.com/office/word/2024/wordml/sdtformatlock" xmlns:w16se="http://schemas.microsoft.com/office/word/2015/wordml/symex" xmlns:wpg="http://schemas.microsoft.com/office/word/2010/wordprocessingGroup" xmlns:wpi="http://schemas.microsoft.com/office/word/2010/wordprocessingInk" xmlns:wne="http://schemas.microsoft.com/office/word/2006/wordml" xmlns:wps="http://schemas.microsoft.com/office/word/2010/wordprocessingShape" mc:Ignorable="w14 w15 w16se w16cid w16 w16cex w16sdtdh w16sdtfl w16du wp14">
   <w:body>
     <w:p>
       <w:pPr>
+        <w:spacing w:before="200" w:after="100"/>
         <w:jc w:val="center"/>
-        <w:spacing w:before="200" w:after="100"/>
-      </w:pPr>
+      </w:pPr>
+      <w:proofErr w:type="spellStart"/>
       <w:r>
         <w:rPr>
           <w:rFonts w:ascii="Georgia" w:hAnsi="Georgia"/>
           <w:b/>
+          <w:color w:val="1E2761"/>
           <w:sz w:val="48"/>
-          <w:color w:val="1E2761"/>
-        </w:rPr>
-        <w:t>Decyra Virtual Golden Layer</w:t>
-      </w:r>
-    </w:p>
-    <w:p>
-      <w:pPr>
+        </w:rPr>
+        <w:t>Decyra</w:t>
+      </w:r>
+      <w:proofErr w:type="spellEnd"/>
+      <w:r>
+        <w:rPr>
+          <w:rFonts w:ascii="Georgia" w:hAnsi="Georgia"/>
+          <w:b/>
+          <w:color w:val="1E2761"/>
+          <w:sz w:val="48"/>
+        </w:rPr>
+        <w:t xml:space="preserve"> Virtual Golden Layer</w:t>
+      </w:r>
+    </w:p>
+    <w:p>
+      <w:pPr>
+        <w:spacing w:after="300"/>
         <w:jc w:val="center"/>
-        <w:spacing w:after="300"/>
       </w:pPr>
       <w:r>
         <w:rPr>
           <w:i/>
+          <w:color w:val="5A6478"/>
           <w:sz w:val="24"/>
+        </w:rPr>
+        <w:t xml:space="preserve">End-to-End </w:t>
+      </w:r>
+      <w:proofErr w:type="spellStart"/>
+      <w:r>
+        <w:rPr>
+          <w:i/>
           <w:color w:val="5A6478"/>
-        </w:rPr>
-        <w:t>End-to-End DuckDB Implementation &amp; Technical Architecture Blueprint</w:t>
+          <w:sz w:val="24"/>
+        </w:rPr>
+        <w:t>DuckDB</w:t>
+      </w:r>
+      <w:proofErr w:type="spellEnd"/>
+      <w:r>
+        <w:rPr>
+          <w:i/>
+          <w:color w:val="5A6478"/>
+          <w:sz w:val="24"/>
+        </w:rPr>
+        <w:t xml:space="preserve"> Implementation &amp; Technical Architecture Blueprint</w:t>
       </w:r>
     </w:p>
     <w:p>
@@ -55,8 +84,8 @@
       </w:r>
       <w:r>
         <w:rPr>
+          <w:color w:val="5A6478"/>
           <w:sz w:val="20"/>
-          <w:color w:val="5A6478"/>
         </w:rPr>
         <w:t>Prepared for: Engineering Leadership, Technical Due Diligence, and Future Scaling</w:t>
       </w:r>
@@ -73,49 +102,94 @@
       <w:pPr>
         <w:spacing w:after="140"/>
       </w:pPr>
-      <w:r>
-        <w:t>Decyra eliminates brittle $200,000/year ETL pipelines (Fivetran, dbt, Airflow) by performing on-the-fly cross-database federation in ephemeral RAM in milliseconds. To deliver this capability with &gt;85% gross margins and zero-retention compliance (Saudi PDPL, UAE Data Law, GDPR), Decyra separates transactional application state from analytical query federation.</w:t>
-      </w:r>
-    </w:p>
-    <w:p>
-      <w:pPr>
+      <w:proofErr w:type="spellStart"/>
+      <w:r>
+        <w:t>Decyra</w:t>
+      </w:r>
+      <w:proofErr w:type="spellEnd"/>
+      <w:r>
+        <w:t xml:space="preserve"> eliminates brittle $200,000/year ETL pipelines (</w:t>
+      </w:r>
+      <w:proofErr w:type="spellStart"/>
+      <w:r>
+        <w:t>Fivetran</w:t>
+      </w:r>
+      <w:proofErr w:type="spellEnd"/>
+      <w:r>
+        <w:t xml:space="preserve">, </w:t>
+      </w:r>
+      <w:proofErr w:type="spellStart"/>
+      <w:r>
+        <w:t>dbt</w:t>
+      </w:r>
+      <w:proofErr w:type="spellEnd"/>
+      <w:r>
+        <w:t xml:space="preserve">, Airflow) by performing on-the-fly cross-database federation in ephemeral RAM in milliseconds. To deliver this capability with &gt;85% gross margins and zero-retention compliance (Saudi PDPL, UAE Data Law, GDPR), </w:t>
+      </w:r>
+      <w:proofErr w:type="spellStart"/>
+      <w:r>
+        <w:t>Decyra</w:t>
+      </w:r>
+      <w:proofErr w:type="spellEnd"/>
+      <w:r>
+        <w:t xml:space="preserve"> separates transactional application state from analytical query federation.</w:t>
+      </w:r>
+    </w:p>
+    <w:p>
+      <w:pPr>
+        <w:spacing w:after="80"/>
         <w:ind w:left="360" w:hanging="200"/>
+      </w:pPr>
+      <w:r>
+        <w:rPr>
+          <w:b/>
+          <w:color w:val="F96167"/>
+        </w:rPr>
+        <w:t>•</w:t>
+      </w:r>
+      <w:proofErr w:type="spellStart"/>
+      <w:r>
+        <w:rPr>
+          <w:b/>
+        </w:rPr>
+        <w:t>Supabase</w:t>
+      </w:r>
+      <w:proofErr w:type="spellEnd"/>
+      <w:r>
+        <w:rPr>
+          <w:b/>
+        </w:rPr>
+        <w:t xml:space="preserve"> (PostgreSQL OLTP):</w:t>
+      </w:r>
+      <w:r>
+        <w:t>The persistent application vault. Handles user logins, OAuth, workspace state, encrypted database connection credentials, saved dashboards, and audit logs.</w:t>
+      </w:r>
+    </w:p>
+    <w:p>
+      <w:pPr>
         <w:spacing w:after="80"/>
-      </w:pPr>
-      <w:r>
-        <w:rPr>
+        <w:ind w:left="360" w:hanging="200"/>
+      </w:pPr>
+      <w:r>
+        <w:rPr>
+          <w:b/>
           <w:color w:val="F96167"/>
-          <w:b/>
-        </w:rPr>
-        <w:t>•  </w:t>
-      </w:r>
-      <w:r>
-        <w:rPr>
-          <w:b/>
-        </w:rPr>
-        <w:t>Supabase (PostgreSQL OLTP): </w:t>
-      </w:r>
-      <w:r>
-        <w:t>The persistent application vault. Handles user logins, OAuth, workspace state, encrypted database connection credentials, saved dashboards, and audit logs.</w:t>
-      </w:r>
-    </w:p>
-    <w:p>
-      <w:pPr>
-        <w:ind w:left="360" w:hanging="200"/>
-        <w:spacing w:after="80"/>
-      </w:pPr>
-      <w:r>
-        <w:rPr>
-          <w:color w:val="F96167"/>
-          <w:b/>
-        </w:rPr>
-        <w:t>•  </w:t>
-      </w:r>
-      <w:r>
-        <w:rPr>
-          <w:b/>
-        </w:rPr>
-        <w:t>DuckDB (In-Memory OLAP): </w:t>
+        </w:rPr>
+        <w:t>•</w:t>
+      </w:r>
+      <w:proofErr w:type="spellStart"/>
+      <w:r>
+        <w:rPr>
+          <w:b/>
+        </w:rPr>
+        <w:t>DuckDB</w:t>
+      </w:r>
+      <w:proofErr w:type="spellEnd"/>
+      <w:r>
+        <w:rPr>
+          <w:b/>
+        </w:rPr>
+        <w:t xml:space="preserve"> (In-Memory OLAP):</w:t>
       </w:r>
       <w:r>
         <w:t>The ephemeral computation engine. Spins up on-demand in serverless RAM for 10-25 milliseconds, joins multiple databases on the fly, emits the unified JSON record, and destroys the memory immediately.</w:t>
@@ -126,41 +200,69 @@
         <w:pStyle w:val="Heading1"/>
       </w:pPr>
       <w:r>
-        <w:t>2. Comparative Analysis: Supabase vs. DuckDB</w:t>
-      </w:r>
+        <w:t xml:space="preserve">2. Comparative Analysis: </w:t>
+      </w:r>
+      <w:proofErr w:type="spellStart"/>
+      <w:r>
+        <w:t>Supabase</w:t>
+      </w:r>
+      <w:proofErr w:type="spellEnd"/>
+      <w:r>
+        <w:t xml:space="preserve"> vs. </w:t>
+      </w:r>
+      <w:proofErr w:type="spellStart"/>
+      <w:r>
+        <w:t>DuckDB</w:t>
+      </w:r>
+      <w:proofErr w:type="spellEnd"/>
     </w:p>
     <w:tbl>
       <w:tblPr>
         <w:tblW w:w="5000" w:type="pct"/>
+        <w:tblInd w:w="140" w:type="dxa"/>
         <w:tblBorders>
           <w:top w:val="single" w:sz="4" w:space="0" w:color="D0D7E2"/>
-          <w:left w:val="none"/>
           <w:bottom w:val="single" w:sz="4" w:space="0" w:color="D0D7E2"/>
-          <w:right w:val="none"/>
           <w:insideH w:val="single" w:sz="4" w:space="0" w:color="E5E9F2"/>
-          <w:insideV w:val="none"/>
         </w:tblBorders>
+        <w:tblCellMar>
+          <w:left w:w="10" w:type="dxa"/>
+          <w:right w:w="10" w:type="dxa"/>
+        </w:tblCellMar>
+        <w:tblLook w:val="0000" w:firstRow="0" w:lastRow="0" w:firstColumn="0" w:lastColumn="0" w:noHBand="0" w:noVBand="0"/>
       </w:tblPr>
+      <w:tblGrid>
+        <w:gridCol w:w="2413"/>
+        <w:gridCol w:w="3503"/>
+        <w:gridCol w:w="3724"/>
+      </w:tblGrid>
       <w:tr>
+        <w:tblPrEx>
+          <w:tblCellMar>
+            <w:top w:w="0" w:type="dxa"/>
+            <w:bottom w:w="0" w:type="dxa"/>
+          </w:tblCellMar>
+        </w:tblPrEx>
         <w:trPr>
           <w:tblHeader/>
         </w:trPr>
         <w:tc>
           <w:tcPr>
+            <w:tcW w:w="0" w:type="auto"/>
             <w:shd w:val="clear" w:color="auto" w:fill="1E2761"/>
             <w:tcMar>
-              <w:top w:w="120"/>
-              <w:bottom w:w="120"/>
-              <w:left w:w="140"/>
-              <w:right w:w="140"/>
+              <w:top w:w="120" w:type="dxa"/>
+              <w:left w:w="140" w:type="dxa"/>
+              <w:bottom w:w="120" w:type="dxa"/>
+              <w:right w:w="140" w:type="dxa"/>
             </w:tcMar>
           </w:tcPr>
           <w:p>
             <w:r>
               <w:rPr>
                 <w:b/>
+                <w:color w:val="FFFFFF"/>
                 <w:sz w:val="20"/>
-                <w:color w:val="FFFFFF"/>
               </w:rPr>
               <w:t>System / Capability</w:t>
             </w:r>
@@ -168,62 +270,90 @@
         </w:tc>
         <w:tc>
           <w:tcPr>
+            <w:tcW w:w="0" w:type="auto"/>
             <w:shd w:val="clear" w:color="auto" w:fill="1E2761"/>
             <w:tcMar>
-              <w:top w:w="120"/>
-              <w:bottom w:w="120"/>
-              <w:left w:w="140"/>
-              <w:right w:w="140"/>
+              <w:top w:w="120" w:type="dxa"/>
+              <w:left w:w="140" w:type="dxa"/>
+              <w:bottom w:w="120" w:type="dxa"/>
+              <w:right w:w="140" w:type="dxa"/>
             </w:tcMar>
           </w:tcPr>
           <w:p>
+            <w:proofErr w:type="spellStart"/>
             <w:r>
               <w:rPr>
                 <w:b/>
+                <w:color w:val="FFFFFF"/>
                 <w:sz w:val="20"/>
+              </w:rPr>
+              <w:t>Supabase</w:t>
+            </w:r>
+            <w:proofErr w:type="spellEnd"/>
+            <w:r>
+              <w:rPr>
+                <w:b/>
                 <w:color w:val="FFFFFF"/>
+                <w:sz w:val="20"/>
               </w:rPr>
-              <w:t>Supabase (PostgreSQL)</w:t>
+              <w:t xml:space="preserve"> (PostgreSQL)</w:t>
             </w:r>
           </w:p>
         </w:tc>
         <w:tc>
           <w:tcPr>
+            <w:tcW w:w="0" w:type="auto"/>
             <w:shd w:val="clear" w:color="auto" w:fill="1E2761"/>
             <w:tcMar>
-              <w:top w:w="120"/>
-              <w:bottom w:w="120"/>
-              <w:left w:w="140"/>
-              <w:right w:w="140"/>
+              <w:top w:w="120" w:type="dxa"/>
+              <w:left w:w="140" w:type="dxa"/>
+              <w:bottom w:w="120" w:type="dxa"/>
+              <w:right w:w="140" w:type="dxa"/>
             </w:tcMar>
           </w:tcPr>
           <w:p>
+            <w:proofErr w:type="spellStart"/>
             <w:r>
               <w:rPr>
                 <w:b/>
+                <w:color w:val="FFFFFF"/>
                 <w:sz w:val="20"/>
+              </w:rPr>
+              <w:t>DuckDB</w:t>
+            </w:r>
+            <w:proofErr w:type="spellEnd"/>
+            <w:r>
+              <w:rPr>
+                <w:b/>
                 <w:color w:val="FFFFFF"/>
+                <w:sz w:val="20"/>
               </w:rPr>
-              <w:t>DuckDB (In-Memory Core)</w:t>
+              <w:t xml:space="preserve"> (In-Memory Core)</w:t>
             </w:r>
           </w:p>
         </w:tc>
       </w:tr>
       <w:tr>
+        <w:tblPrEx>
+          <w:tblCellMar>
+            <w:top w:w="0" w:type="dxa"/>
+            <w:bottom w:w="0" w:type="dxa"/>
+          </w:tblCellMar>
+        </w:tblPrEx>
         <w:tc>
           <w:tcPr>
+            <w:tcW w:w="0" w:type="auto"/>
             <w:tcMar>
-              <w:top w:w="100"/>
-              <w:bottom w:w="100"/>
-              <w:left w:w="140"/>
-              <w:right w:w="140"/>
+              <w:top w:w="100" w:type="dxa"/>
+              <w:left w:w="140" w:type="dxa"/>
+              <w:bottom w:w="100" w:type="dxa"/>
+              <w:right w:w="140" w:type="dxa"/>
             </w:tcMar>
           </w:tcPr>
           <w:p>
             <w:r>
               <w:rPr>
                 <w:sz w:val="20"/>
-                <w:color w:val="333333"/>
               </w:rPr>
               <w:t>Primary Role</w:t>
             </w:r>
@@ -231,18 +361,18 @@
         </w:tc>
         <w:tc>
           <w:tcPr>
+            <w:tcW w:w="0" w:type="auto"/>
             <w:tcMar>
-              <w:top w:w="100"/>
-              <w:bottom w:w="100"/>
-              <w:left w:w="140"/>
-              <w:right w:w="140"/>
+              <w:top w:w="100" w:type="dxa"/>
+              <w:left w:w="140" w:type="dxa"/>
+              <w:bottom w:w="100" w:type="dxa"/>
+              <w:right w:w="140" w:type="dxa"/>
             </w:tcMar>
           </w:tcPr>
           <w:p>
             <w:r>
               <w:rPr>
                 <w:sz w:val="20"/>
-                <w:color w:val="333333"/>
               </w:rPr>
               <w:t>Application Vault &amp; Auth</w:t>
             </w:r>
@@ -250,18 +380,18 @@
         </w:tc>
         <w:tc>
           <w:tcPr>
+            <w:tcW w:w="0" w:type="auto"/>
             <w:tcMar>
-              <w:top w:w="100"/>
-              <w:bottom w:w="100"/>
-              <w:left w:w="140"/>
-              <w:right w:w="140"/>
+              <w:top w:w="100" w:type="dxa"/>
+              <w:left w:w="140" w:type="dxa"/>
+              <w:bottom w:w="100" w:type="dxa"/>
+              <w:right w:w="140" w:type="dxa"/>
             </w:tcMar>
           </w:tcPr>
           <w:p>
             <w:r>
               <w:rPr>
                 <w:sz w:val="20"/>
-                <w:color w:val="333333"/>
               </w:rPr>
               <w:t>In-Memory Analytics Calculator</w:t>
             </w:r>
@@ -269,20 +399,26 @@
         </w:tc>
       </w:tr>
       <w:tr>
+        <w:tblPrEx>
+          <w:tblCellMar>
+            <w:top w:w="0" w:type="dxa"/>
+            <w:bottom w:w="0" w:type="dxa"/>
+          </w:tblCellMar>
+        </w:tblPrEx>
         <w:tc>
           <w:tcPr>
+            <w:tcW w:w="0" w:type="auto"/>
             <w:tcMar>
-              <w:top w:w="100"/>
-              <w:bottom w:w="100"/>
-              <w:left w:w="140"/>
-              <w:right w:w="140"/>
+              <w:top w:w="100" w:type="dxa"/>
+              <w:left w:w="140" w:type="dxa"/>
+              <w:bottom w:w="100" w:type="dxa"/>
+              <w:right w:w="140" w:type="dxa"/>
             </w:tcMar>
           </w:tcPr>
           <w:p>
             <w:r>
               <w:rPr>
                 <w:sz w:val="20"/>
-                <w:color w:val="333333"/>
               </w:rPr>
               <w:t>User Authentication</w:t>
             </w:r>
@@ -290,18 +426,18 @@
         </w:tc>
         <w:tc>
           <w:tcPr>
+            <w:tcW w:w="0" w:type="auto"/>
             <w:tcMar>
-              <w:top w:w="100"/>
-              <w:bottom w:w="100"/>
-              <w:left w:w="140"/>
-              <w:right w:w="140"/>
+              <w:top w:w="100" w:type="dxa"/>
+              <w:left w:w="140" w:type="dxa"/>
+              <w:bottom w:w="100" w:type="dxa"/>
+              <w:right w:w="140" w:type="dxa"/>
             </w:tcMar>
           </w:tcPr>
           <w:p>
             <w:r>
               <w:rPr>
                 <w:sz w:val="20"/>
-                <w:color w:val="333333"/>
               </w:rPr>
               <w:t>YES (JWT, Google OAuth, RLS)</w:t>
             </w:r>
@@ -309,18 +445,18 @@
         </w:tc>
         <w:tc>
           <w:tcPr>
+            <w:tcW w:w="0" w:type="auto"/>
             <w:tcMar>
-              <w:top w:w="100"/>
-              <w:bottom w:w="100"/>
-              <w:left w:w="140"/>
-              <w:right w:w="140"/>
+              <w:top w:w="100" w:type="dxa"/>
+              <w:left w:w="140" w:type="dxa"/>
+              <w:bottom w:w="100" w:type="dxa"/>
+              <w:right w:w="140" w:type="dxa"/>
             </w:tcMar>
           </w:tcPr>
           <w:p>
             <w:r>
               <w:rPr>
                 <w:sz w:val="20"/>
-                <w:color w:val="333333"/>
               </w:rPr>
               <w:t>NO (Has zero auth capability)</w:t>
             </w:r>
@@ -328,20 +464,26 @@
         </w:tc>
       </w:tr>
       <w:tr>
+        <w:tblPrEx>
+          <w:tblCellMar>
+            <w:top w:w="0" w:type="dxa"/>
+            <w:bottom w:w="0" w:type="dxa"/>
+          </w:tblCellMar>
+        </w:tblPrEx>
         <w:tc>
           <w:tcPr>
+            <w:tcW w:w="0" w:type="auto"/>
             <w:tcMar>
-              <w:top w:w="100"/>
-              <w:bottom w:w="100"/>
-              <w:left w:w="140"/>
-              <w:right w:w="140"/>
+              <w:top w:w="100" w:type="dxa"/>
+              <w:left w:w="140" w:type="dxa"/>
+              <w:bottom w:w="100" w:type="dxa"/>
+              <w:right w:w="140" w:type="dxa"/>
             </w:tcMar>
           </w:tcPr>
           <w:p>
             <w:r>
               <w:rPr>
                 <w:sz w:val="20"/>
-                <w:color w:val="333333"/>
               </w:rPr>
               <w:t>Data Persistence</w:t>
             </w:r>
@@ -349,18 +491,18 @@
         </w:tc>
         <w:tc>
           <w:tcPr>
+            <w:tcW w:w="0" w:type="auto"/>
             <w:tcMar>
-              <w:top w:w="100"/>
-              <w:bottom w:w="100"/>
-              <w:left w:w="140"/>
-              <w:right w:w="140"/>
+              <w:top w:w="100" w:type="dxa"/>
+              <w:left w:w="140" w:type="dxa"/>
+              <w:bottom w:w="100" w:type="dxa"/>
+              <w:right w:w="140" w:type="dxa"/>
             </w:tcMar>
           </w:tcPr>
           <w:p>
             <w:r>
               <w:rPr>
                 <w:sz w:val="20"/>
-                <w:color w:val="333333"/>
               </w:rPr>
               <w:t>Permanent (Stored on disk, backed up)</w:t>
             </w:r>
@@ -368,18 +510,18 @@
         </w:tc>
         <w:tc>
           <w:tcPr>
+            <w:tcW w:w="0" w:type="auto"/>
             <w:tcMar>
-              <w:top w:w="100"/>
-              <w:bottom w:w="100"/>
-              <w:left w:w="140"/>
-              <w:right w:w="140"/>
+              <w:top w:w="100" w:type="dxa"/>
+              <w:left w:w="140" w:type="dxa"/>
+              <w:bottom w:w="100" w:type="dxa"/>
+              <w:right w:w="140" w:type="dxa"/>
             </w:tcMar>
           </w:tcPr>
           <w:p>
             <w:r>
               <w:rPr>
                 <w:sz w:val="20"/>
-                <w:color w:val="333333"/>
               </w:rPr>
               <w:t>Ephemeral (RAM only; zero disk retention)</w:t>
             </w:r>
@@ -387,20 +529,26 @@
         </w:tc>
       </w:tr>
       <w:tr>
+        <w:tblPrEx>
+          <w:tblCellMar>
+            <w:top w:w="0" w:type="dxa"/>
+            <w:bottom w:w="0" w:type="dxa"/>
+          </w:tblCellMar>
+        </w:tblPrEx>
         <w:tc>
           <w:tcPr>
+            <w:tcW w:w="0" w:type="auto"/>
             <w:tcMar>
-              <w:top w:w="100"/>
-              <w:bottom w:w="100"/>
-              <w:left w:w="140"/>
-              <w:right w:w="140"/>
+              <w:top w:w="100" w:type="dxa"/>
+              <w:left w:w="140" w:type="dxa"/>
+              <w:bottom w:w="100" w:type="dxa"/>
+              <w:right w:w="140" w:type="dxa"/>
             </w:tcMar>
           </w:tcPr>
           <w:p>
             <w:r>
               <w:rPr>
                 <w:sz w:val="20"/>
-                <w:color w:val="333333"/>
               </w:rPr>
               <w:t>Multi-Tenant Concurrency</w:t>
             </w:r>
@@ -408,18 +556,18 @@
         </w:tc>
         <w:tc>
           <w:tcPr>
+            <w:tcW w:w="0" w:type="auto"/>
             <w:tcMar>
-              <w:top w:w="100"/>
-              <w:bottom w:w="100"/>
-              <w:left w:w="140"/>
-              <w:right w:w="140"/>
+              <w:top w:w="100" w:type="dxa"/>
+              <w:left w:w="140" w:type="dxa"/>
+              <w:bottom w:w="100" w:type="dxa"/>
+              <w:right w:w="140" w:type="dxa"/>
             </w:tcMar>
           </w:tcPr>
           <w:p>
             <w:r>
               <w:rPr>
                 <w:sz w:val="20"/>
-                <w:color w:val="333333"/>
               </w:rPr>
               <w:t>High (Thousands of simultaneous users)</w:t>
             </w:r>
@@ -427,18 +575,18 @@
         </w:tc>
         <w:tc>
           <w:tcPr>
+            <w:tcW w:w="0" w:type="auto"/>
             <w:tcMar>
-              <w:top w:w="100"/>
-              <w:bottom w:w="100"/>
-              <w:left w:w="140"/>
-              <w:right w:w="140"/>
+              <w:top w:w="100" w:type="dxa"/>
+              <w:left w:w="140" w:type="dxa"/>
+              <w:bottom w:w="100" w:type="dxa"/>
+              <w:right w:w="140" w:type="dxa"/>
             </w:tcMar>
           </w:tcPr>
           <w:p>
             <w:r>
               <w:rPr>
                 <w:sz w:val="20"/>
-                <w:color w:val="333333"/>
               </w:rPr>
               <w:t>Single-process ephemeral worker</w:t>
             </w:r>
@@ -446,20 +594,26 @@
         </w:tc>
       </w:tr>
       <w:tr>
+        <w:tblPrEx>
+          <w:tblCellMar>
+            <w:top w:w="0" w:type="dxa"/>
+            <w:bottom w:w="0" w:type="dxa"/>
+          </w:tblCellMar>
+        </w:tblPrEx>
         <w:tc>
           <w:tcPr>
+            <w:tcW w:w="0" w:type="auto"/>
             <w:tcMar>
-              <w:top w:w="100"/>
-              <w:bottom w:w="100"/>
-              <w:left w:w="140"/>
-              <w:right w:w="140"/>
+              <w:top w:w="100" w:type="dxa"/>
+              <w:left w:w="140" w:type="dxa"/>
+              <w:bottom w:w="100" w:type="dxa"/>
+              <w:right w:w="140" w:type="dxa"/>
             </w:tcMar>
           </w:tcPr>
           <w:p>
             <w:r>
               <w:rPr>
                 <w:sz w:val="20"/>
-                <w:color w:val="333333"/>
               </w:rPr>
               <w:t>Cross-Database Joins</w:t>
             </w:r>
@@ -467,18 +621,18 @@
         </w:tc>
         <w:tc>
           <w:tcPr>
+            <w:tcW w:w="0" w:type="auto"/>
             <w:tcMar>
-              <w:top w:w="100"/>
-              <w:bottom w:w="100"/>
-              <w:left w:w="140"/>
-              <w:right w:w="140"/>
+              <w:top w:w="100" w:type="dxa"/>
+              <w:left w:w="140" w:type="dxa"/>
+              <w:bottom w:w="100" w:type="dxa"/>
+              <w:right w:w="140" w:type="dxa"/>
             </w:tcMar>
           </w:tcPr>
           <w:p>
             <w:r>
               <w:rPr>
                 <w:sz w:val="20"/>
-                <w:color w:val="333333"/>
               </w:rPr>
               <w:t>Slow / Complex Foreign Data Wrappers</w:t>
             </w:r>
@@ -486,18 +640,18 @@
         </w:tc>
         <w:tc>
           <w:tcPr>
+            <w:tcW w:w="0" w:type="auto"/>
             <w:tcMar>
-              <w:top w:w="100"/>
-              <w:bottom w:w="100"/>
-              <w:left w:w="140"/>
-              <w:right w:w="140"/>
+              <w:top w:w="100" w:type="dxa"/>
+              <w:left w:w="140" w:type="dxa"/>
+              <w:bottom w:w="100" w:type="dxa"/>
+              <w:right w:w="140" w:type="dxa"/>
             </w:tcMar>
           </w:tcPr>
           <w:p>
             <w:r>
               <w:rPr>
                 <w:sz w:val="20"/>
-                <w:color w:val="333333"/>
               </w:rPr>
               <w:t>Ultra-fast (10-25ms vectorized joins)</w:t>
             </w:r>
@@ -505,20 +659,26 @@
         </w:tc>
       </w:tr>
       <w:tr>
+        <w:tblPrEx>
+          <w:tblCellMar>
+            <w:top w:w="0" w:type="dxa"/>
+            <w:bottom w:w="0" w:type="dxa"/>
+          </w:tblCellMar>
+        </w:tblPrEx>
         <w:tc>
           <w:tcPr>
+            <w:tcW w:w="0" w:type="auto"/>
             <w:tcMar>
-              <w:top w:w="100"/>
-              <w:bottom w:w="100"/>
-              <w:left w:w="140"/>
-              <w:right w:w="140"/>
+              <w:top w:w="100" w:type="dxa"/>
+              <w:left w:w="140" w:type="dxa"/>
+              <w:bottom w:w="100" w:type="dxa"/>
+              <w:right w:w="140" w:type="dxa"/>
             </w:tcMar>
           </w:tcPr>
           <w:p>
             <w:r>
               <w:rPr>
                 <w:sz w:val="20"/>
-                <w:color w:val="333333"/>
               </w:rPr>
               <w:t>Cost Profile</w:t>
             </w:r>
@@ -526,18 +686,18 @@
         </w:tc>
         <w:tc>
           <w:tcPr>
+            <w:tcW w:w="0" w:type="auto"/>
             <w:tcMar>
-              <w:top w:w="100"/>
-              <w:bottom w:w="100"/>
-              <w:left w:w="140"/>
-              <w:right w:w="140"/>
+              <w:top w:w="100" w:type="dxa"/>
+              <w:left w:w="140" w:type="dxa"/>
+              <w:bottom w:w="100" w:type="dxa"/>
+              <w:right w:w="140" w:type="dxa"/>
             </w:tcMar>
           </w:tcPr>
           <w:p>
             <w:r>
               <w:rPr>
                 <w:sz w:val="20"/>
-                <w:color w:val="333333"/>
               </w:rPr>
               <w:t>Fixed monthly managed database</w:t>
             </w:r>
@@ -545,18 +705,18 @@
         </w:tc>
         <w:tc>
           <w:tcPr>
+            <w:tcW w:w="0" w:type="auto"/>
             <w:tcMar>
-              <w:top w:w="100"/>
-              <w:bottom w:w="100"/>
-              <w:left w:w="140"/>
-              <w:right w:w="140"/>
+              <w:top w:w="100" w:type="dxa"/>
+              <w:left w:w="140" w:type="dxa"/>
+              <w:bottom w:w="100" w:type="dxa"/>
+              <w:right w:w="140" w:type="dxa"/>
             </w:tcMar>
           </w:tcPr>
           <w:p>
             <w:r>
               <w:rPr>
                 <w:sz w:val="20"/>
-                <w:color w:val="333333"/>
               </w:rPr>
               <w:t>$0 idle cost (Serverless micro-compute)</w:t>
             </w:r>
@@ -569,117 +729,189 @@
         <w:pStyle w:val="Heading1"/>
       </w:pPr>
       <w:r>
+        <w:lastRenderedPageBreak/>
         <w:t>3. The 5-Step End-to-End Query Lifecycle</w:t>
       </w:r>
     </w:p>
     <w:p>
       <w:pPr>
+        <w:spacing w:after="80"/>
         <w:ind w:left="360" w:hanging="200"/>
+      </w:pPr>
+      <w:r>
+        <w:rPr>
+          <w:b/>
+          <w:color w:val="F96167"/>
+        </w:rPr>
+        <w:t>•</w:t>
+      </w:r>
+      <w:r>
+        <w:rPr>
+          <w:b/>
+        </w:rPr>
+        <w:t xml:space="preserve">Step 1: Prompt Parsing &amp; AST </w:t>
+      </w:r>
+      <w:proofErr w:type="spellStart"/>
+      <w:r>
+        <w:rPr>
+          <w:b/>
+        </w:rPr>
+        <w:t>Validation:</w:t>
+      </w:r>
+      <w:r>
+        <w:t>User</w:t>
+      </w:r>
+      <w:proofErr w:type="spellEnd"/>
+      <w:r>
+        <w:t xml:space="preserve"> asks a question. LLM acts as semantic parser. </w:t>
+      </w:r>
+      <w:proofErr w:type="spellStart"/>
+      <w:r>
+        <w:t>Decyra</w:t>
+      </w:r>
+      <w:proofErr w:type="spellEnd"/>
+      <w:r>
+        <w:t xml:space="preserve"> AST compiler validates schema existence and verifies query is strictly read-only.</w:t>
+      </w:r>
+    </w:p>
+    <w:p>
+      <w:pPr>
         <w:spacing w:after="80"/>
-      </w:pPr>
-      <w:r>
-        <w:rPr>
+        <w:ind w:left="360" w:hanging="200"/>
+      </w:pPr>
+      <w:r>
+        <w:rPr>
+          <w:b/>
           <w:color w:val="F96167"/>
-          <w:b/>
-        </w:rPr>
-        <w:t>•  </w:t>
-      </w:r>
-      <w:r>
-        <w:rPr>
-          <w:b/>
-        </w:rPr>
-        <w:t>Step 1: Prompt Parsing &amp; AST Validation: </w:t>
-      </w:r>
-      <w:r>
-        <w:t>User asks a question. LLM acts as semantic parser. Decyra AST compiler validates schema existence and verifies query is strictly read-only.</w:t>
-      </w:r>
-    </w:p>
-    <w:p>
-      <w:pPr>
+        </w:rPr>
+        <w:t>•</w:t>
+      </w:r>
+      <w:r>
+        <w:rPr>
+          <w:b/>
+        </w:rPr>
+        <w:t xml:space="preserve">Step 2: Pushdown SQL </w:t>
+      </w:r>
+      <w:proofErr w:type="spellStart"/>
+      <w:r>
+        <w:rPr>
+          <w:b/>
+        </w:rPr>
+        <w:t>Decomposition:</w:t>
+      </w:r>
+      <w:r>
+        <w:t>Decyra</w:t>
+      </w:r>
+      <w:proofErr w:type="spellEnd"/>
+      <w:r>
+        <w:t xml:space="preserve"> breaks the prompt into parallel sub-queries customized for each remote database dialect (Postgres, Snowflake, </w:t>
+      </w:r>
+      <w:proofErr w:type="spellStart"/>
+      <w:r>
+        <w:t>BigQuery</w:t>
+      </w:r>
+      <w:proofErr w:type="spellEnd"/>
+      <w:r>
+        <w:t>) with pushdown WHERE filters.</w:t>
+      </w:r>
+    </w:p>
+    <w:p>
+      <w:pPr>
+        <w:spacing w:after="80"/>
         <w:ind w:left="360" w:hanging="200"/>
+      </w:pPr>
+      <w:r>
+        <w:rPr>
+          <w:b/>
+          <w:color w:val="F96167"/>
+        </w:rPr>
+        <w:t>•</w:t>
+      </w:r>
+      <w:r>
+        <w:rPr>
+          <w:b/>
+        </w:rPr>
+        <w:t xml:space="preserve">Step 3: Concurrent Remote </w:t>
+      </w:r>
+      <w:proofErr w:type="spellStart"/>
+      <w:r>
+        <w:rPr>
+          <w:b/>
+        </w:rPr>
+        <w:t>Execution:</w:t>
+      </w:r>
+      <w:r>
+        <w:t>Subqueries</w:t>
+      </w:r>
+      <w:proofErr w:type="spellEnd"/>
+      <w:r>
+        <w:t xml:space="preserve"> run simultaneously on client databases. Only minimal filtered rows are extracted over TLS.</w:t>
+      </w:r>
+    </w:p>
+    <w:p>
+      <w:pPr>
         <w:spacing w:after="80"/>
-      </w:pPr>
-      <w:r>
-        <w:rPr>
+        <w:ind w:left="360" w:hanging="200"/>
+      </w:pPr>
+      <w:r>
+        <w:rPr>
+          <w:b/>
           <w:color w:val="F96167"/>
-          <w:b/>
-        </w:rPr>
-        <w:t>•  </w:t>
-      </w:r>
-      <w:r>
-        <w:rPr>
-          <w:b/>
-        </w:rPr>
-        <w:t>Step 2: Pushdown SQL Decomposition: </w:t>
-      </w:r>
-      <w:r>
-        <w:t>Decyra breaks the prompt into parallel sub-queries customized for each remote database dialect (Postgres, Snowflake, BigQuery) with pushdown WHERE filters.</w:t>
-      </w:r>
-    </w:p>
-    <w:p>
-      <w:pPr>
+        </w:rPr>
+        <w:t>•</w:t>
+      </w:r>
+      <w:r>
+        <w:rPr>
+          <w:b/>
+        </w:rPr>
+        <w:t xml:space="preserve">Step 4: Vectorized In-Memory </w:t>
+      </w:r>
+      <w:proofErr w:type="spellStart"/>
+      <w:r>
+        <w:rPr>
+          <w:b/>
+        </w:rPr>
+        <w:t>Join:</w:t>
+      </w:r>
+      <w:r>
+        <w:t>DuckDB</w:t>
+      </w:r>
+      <w:proofErr w:type="spellEnd"/>
+      <w:r>
+        <w:t xml:space="preserve"> receives Arrow record batches in RAM and executes the cross-database join in 12 milliseconds.</w:t>
+      </w:r>
+    </w:p>
+    <w:p>
+      <w:pPr>
+        <w:spacing w:after="80"/>
         <w:ind w:left="360" w:hanging="200"/>
-        <w:spacing w:after="80"/>
-      </w:pPr>
-      <w:r>
-        <w:rPr>
+      </w:pPr>
+      <w:r>
+        <w:rPr>
+          <w:b/>
           <w:color w:val="F96167"/>
-          <w:b/>
-        </w:rPr>
-        <w:t>•  </w:t>
-      </w:r>
-      <w:r>
-        <w:rPr>
-          <w:b/>
-        </w:rPr>
-        <w:t>Step 3: Concurrent Remote Execution: </w:t>
-      </w:r>
-      <w:r>
-        <w:t>Subqueries run simultaneously on client databases. Only minimal filtered rows are extracted over TLS.</w:t>
-      </w:r>
-    </w:p>
-    <w:p>
-      <w:pPr>
-        <w:ind w:left="360" w:hanging="200"/>
-        <w:spacing w:after="80"/>
-      </w:pPr>
-      <w:r>
-        <w:rPr>
-          <w:color w:val="F96167"/>
-          <w:b/>
-        </w:rPr>
-        <w:t>•  </w:t>
-      </w:r>
-      <w:r>
-        <w:rPr>
-          <w:b/>
-        </w:rPr>
-        <w:t>Step 4: Vectorized In-Memory Join: </w:t>
-      </w:r>
-      <w:r>
-        <w:t>DuckDB receives Arrow record batches in RAM and executes the cross-database join in 12 milliseconds.</w:t>
-      </w:r>
-    </w:p>
-    <w:p>
-      <w:pPr>
-        <w:ind w:left="360" w:hanging="200"/>
-        <w:spacing w:after="80"/>
-      </w:pPr>
-      <w:r>
-        <w:rPr>
-          <w:color w:val="F96167"/>
-          <w:b/>
-        </w:rPr>
-        <w:t>•  </w:t>
-      </w:r>
-      <w:r>
-        <w:rPr>
-          <w:b/>
-        </w:rPr>
-        <w:t>Step 5: Memory Destruction &amp; Visualization: </w:t>
-      </w:r>
-      <w:r>
-        <w:t>DuckDB memory is immediately garbage-collected (Zero Data Retention). Result dataset is serialized to JSON and rendered as charts on the user UI.</w:t>
+        </w:rPr>
+        <w:t>•</w:t>
+      </w:r>
+      <w:r>
+        <w:rPr>
+          <w:b/>
+        </w:rPr>
+        <w:t xml:space="preserve">Step 5: Memory Destruction &amp; </w:t>
+      </w:r>
+      <w:proofErr w:type="spellStart"/>
+      <w:r>
+        <w:rPr>
+          <w:b/>
+        </w:rPr>
+        <w:t>Visualization:</w:t>
+      </w:r>
+      <w:r>
+        <w:t>DuckDB</w:t>
+      </w:r>
+      <w:proofErr w:type="spellEnd"/>
+      <w:r>
+        <w:t xml:space="preserve"> memory is immediately garbage-collected (Zero Data Retention). Result dataset is serialized to JSON and rendered as charts on the user UI.</w:t>
       </w:r>
     </w:p>
     <w:p>
@@ -695,7 +927,23 @@
         <w:pStyle w:val="Heading2"/>
       </w:pPr>
       <w:r>
-        <w:t>A. In-Memory Session Manager (src/lib/engine/duckdb-session.ts)</w:t>
+        <w:t>A. In-Memory Session Manager (</w:t>
+      </w:r>
+      <w:proofErr w:type="spellStart"/>
+      <w:r>
+        <w:t>src</w:t>
+      </w:r>
+      <w:proofErr w:type="spellEnd"/>
+      <w:r>
+        <w:t>/lib/engine/</w:t>
+      </w:r>
+      <w:proofErr w:type="spellStart"/>
+      <w:r>
+        <w:t>duckdb-session.ts</w:t>
+      </w:r>
+      <w:proofErr w:type="spellEnd"/>
+      <w:r>
+        <w:t>)</w:t>
       </w:r>
     </w:p>
     <w:p>
@@ -707,38 +955,84 @@
           <w:right w:val="single" w:sz="6" w:space="6" w:color="E5E9F2"/>
         </w:pBdr>
         <w:shd w:val="clear" w:color="auto" w:fill="F8FAFC"/>
-        <w:spacing w:before="100" w:after="160"/>
+        <w:spacing w:before="100"/>
         <w:ind w:left="200" w:right="200"/>
       </w:pPr>
       <w:r>
         <w:rPr>
           <w:rFonts w:ascii="Consolas" w:hAnsi="Consolas"/>
-          <w:sz w:val="18"/>
-          <w:color w:val="1E2761"/>
-        </w:rPr>
-        <w:t xml:space="preserve">import * as duckdb from "duckdb";</w:t>
+          <w:color w:val="1E2761"/>
+          <w:sz w:val="18"/>
+        </w:rPr>
+        <w:t xml:space="preserve">import * as </w:t>
+      </w:r>
+      <w:proofErr w:type="spellStart"/>
+      <w:r>
+        <w:rPr>
+          <w:rFonts w:ascii="Consolas" w:hAnsi="Consolas"/>
+          <w:color w:val="1E2761"/>
+          <w:sz w:val="18"/>
+        </w:rPr>
+        <w:t>duckdb</w:t>
+      </w:r>
+      <w:proofErr w:type="spellEnd"/>
+      <w:r>
+        <w:rPr>
+          <w:rFonts w:ascii="Consolas" w:hAnsi="Consolas"/>
+          <w:color w:val="1E2761"/>
+          <w:sz w:val="18"/>
+        </w:rPr>
+        <w:t xml:space="preserve"> from "</w:t>
+      </w:r>
+      <w:proofErr w:type="spellStart"/>
+      <w:r>
+        <w:rPr>
+          <w:rFonts w:ascii="Consolas" w:hAnsi="Consolas"/>
+          <w:color w:val="1E2761"/>
+          <w:sz w:val="18"/>
+        </w:rPr>
+        <w:t>duckdb</w:t>
+      </w:r>
+      <w:proofErr w:type="spellEnd"/>
+      <w:r>
+        <w:rPr>
+          <w:rFonts w:ascii="Consolas" w:hAnsi="Consolas"/>
+          <w:color w:val="1E2761"/>
+          <w:sz w:val="18"/>
+        </w:rPr>
+        <w:t>";</w:t>
       </w:r>
       <w:r>
         <w:br/>
       </w:r>
       <w:r>
-        <w:rPr>
-          <w:rFonts w:ascii="Consolas" w:hAnsi="Consolas"/>
-          <w:sz w:val="18"/>
-          <w:color w:val="1E2761"/>
-        </w:rPr>
-        <w:t xml:space="preserve"/>
-      </w:r>
-      <w:r>
         <w:br/>
       </w:r>
       <w:r>
         <w:rPr>
           <w:rFonts w:ascii="Consolas" w:hAnsi="Consolas"/>
-          <w:sz w:val="18"/>
-          <w:color w:val="1E2761"/>
-        </w:rPr>
-        <w:t xml:space="preserve">export class DuckDBSession {</w:t>
+          <w:color w:val="1E2761"/>
+          <w:sz w:val="18"/>
+        </w:rPr>
+        <w:t xml:space="preserve">export class </w:t>
+      </w:r>
+      <w:proofErr w:type="spellStart"/>
+      <w:r>
+        <w:rPr>
+          <w:rFonts w:ascii="Consolas" w:hAnsi="Consolas"/>
+          <w:color w:val="1E2761"/>
+          <w:sz w:val="18"/>
+        </w:rPr>
+        <w:t>DuckDBSession</w:t>
+      </w:r>
+      <w:proofErr w:type="spellEnd"/>
+      <w:r>
+        <w:rPr>
+          <w:rFonts w:ascii="Consolas" w:hAnsi="Consolas"/>
+          <w:color w:val="1E2761"/>
+          <w:sz w:val="18"/>
+        </w:rPr>
+        <w:t xml:space="preserve"> {</w:t>
       </w:r>
       <w:r>
         <w:br/>
@@ -746,10 +1040,46 @@
       <w:r>
         <w:rPr>
           <w:rFonts w:ascii="Consolas" w:hAnsi="Consolas"/>
-          <w:sz w:val="18"/>
-          <w:color w:val="1E2761"/>
-        </w:rPr>
-        <w:t xml:space="preserve">  private db: duckdb.Database;</w:t>
+          <w:color w:val="1E2761"/>
+          <w:sz w:val="18"/>
+        </w:rPr>
+        <w:t xml:space="preserve">  private </w:t>
+      </w:r>
+      <w:proofErr w:type="spellStart"/>
+      <w:r>
+        <w:rPr>
+          <w:rFonts w:ascii="Consolas" w:hAnsi="Consolas"/>
+          <w:color w:val="1E2761"/>
+          <w:sz w:val="18"/>
+        </w:rPr>
+        <w:t>db</w:t>
+      </w:r>
+      <w:proofErr w:type="spellEnd"/>
+      <w:r>
+        <w:rPr>
+          <w:rFonts w:ascii="Consolas" w:hAnsi="Consolas"/>
+          <w:color w:val="1E2761"/>
+          <w:sz w:val="18"/>
+        </w:rPr>
+        <w:t xml:space="preserve">: </w:t>
+      </w:r>
+      <w:proofErr w:type="spellStart"/>
+      <w:r>
+        <w:rPr>
+          <w:rFonts w:ascii="Consolas" w:hAnsi="Consolas"/>
+          <w:color w:val="1E2761"/>
+          <w:sz w:val="18"/>
+        </w:rPr>
+        <w:t>duckdb.Database</w:t>
+      </w:r>
+      <w:proofErr w:type="spellEnd"/>
+      <w:r>
+        <w:rPr>
+          <w:rFonts w:ascii="Consolas" w:hAnsi="Consolas"/>
+          <w:color w:val="1E2761"/>
+          <w:sz w:val="18"/>
+        </w:rPr>
+        <w:t>;</w:t>
       </w:r>
       <w:r>
         <w:br/>
@@ -757,30 +1087,40 @@
       <w:r>
         <w:rPr>
           <w:rFonts w:ascii="Consolas" w:hAnsi="Consolas"/>
-          <w:sz w:val="18"/>
-          <w:color w:val="1E2761"/>
-        </w:rPr>
-        <w:t xml:space="preserve">  private connection: duckdb.Connection;</w:t>
+          <w:color w:val="1E2761"/>
+          <w:sz w:val="18"/>
+        </w:rPr>
+        <w:t xml:space="preserve">  private connection: </w:t>
+      </w:r>
+      <w:proofErr w:type="spellStart"/>
+      <w:r>
+        <w:rPr>
+          <w:rFonts w:ascii="Consolas" w:hAnsi="Consolas"/>
+          <w:color w:val="1E2761"/>
+          <w:sz w:val="18"/>
+        </w:rPr>
+        <w:t>duckdb.Connection</w:t>
+      </w:r>
+      <w:proofErr w:type="spellEnd"/>
+      <w:r>
+        <w:rPr>
+          <w:rFonts w:ascii="Consolas" w:hAnsi="Consolas"/>
+          <w:color w:val="1E2761"/>
+          <w:sz w:val="18"/>
+        </w:rPr>
+        <w:t>;</w:t>
       </w:r>
       <w:r>
         <w:br/>
       </w:r>
       <w:r>
-        <w:rPr>
-          <w:rFonts w:ascii="Consolas" w:hAnsi="Consolas"/>
-          <w:sz w:val="18"/>
-          <w:color w:val="1E2761"/>
-        </w:rPr>
-        <w:t xml:space="preserve"/>
-      </w:r>
-      <w:r>
         <w:br/>
       </w:r>
       <w:r>
         <w:rPr>
           <w:rFonts w:ascii="Consolas" w:hAnsi="Consolas"/>
-          <w:sz w:val="18"/>
-          <w:color w:val="1E2761"/>
+          <w:color w:val="1E2761"/>
+          <w:sz w:val="18"/>
         </w:rPr>
         <w:t xml:space="preserve">  constructor() {</w:t>
       </w:r>
@@ -790,8 +1130,8 @@
       <w:r>
         <w:rPr>
           <w:rFonts w:ascii="Consolas" w:hAnsi="Consolas"/>
-          <w:sz w:val="18"/>
-          <w:color w:val="1E2761"/>
+          <w:color w:val="1E2761"/>
+          <w:sz w:val="18"/>
         </w:rPr>
         <w:t xml:space="preserve">    // Pure RAM database; zero disk persistence</w:t>
       </w:r>
@@ -801,10 +1141,46 @@
       <w:r>
         <w:rPr>
           <w:rFonts w:ascii="Consolas" w:hAnsi="Consolas"/>
-          <w:sz w:val="18"/>
-          <w:color w:val="1E2761"/>
-        </w:rPr>
-        <w:t xml:space="preserve">    this.db = new duckdb.Database(":memory:");</w:t>
+          <w:color w:val="1E2761"/>
+          <w:sz w:val="18"/>
+        </w:rPr>
+        <w:t xml:space="preserve">    </w:t>
+      </w:r>
+      <w:proofErr w:type="spellStart"/>
+      <w:r>
+        <w:rPr>
+          <w:rFonts w:ascii="Consolas" w:hAnsi="Consolas"/>
+          <w:color w:val="1E2761"/>
+          <w:sz w:val="18"/>
+        </w:rPr>
+        <w:t>this.db</w:t>
+      </w:r>
+      <w:proofErr w:type="spellEnd"/>
+      <w:r>
+        <w:rPr>
+          <w:rFonts w:ascii="Consolas" w:hAnsi="Consolas"/>
+          <w:color w:val="1E2761"/>
+          <w:sz w:val="18"/>
+        </w:rPr>
+        <w:t xml:space="preserve"> = new </w:t>
+      </w:r>
+      <w:proofErr w:type="spellStart"/>
+      <w:r>
+        <w:rPr>
+          <w:rFonts w:ascii="Consolas" w:hAnsi="Consolas"/>
+          <w:color w:val="1E2761"/>
+          <w:sz w:val="18"/>
+        </w:rPr>
+        <w:t>duckdb.Database</w:t>
+      </w:r>
+      <w:proofErr w:type="spellEnd"/>
+      <w:r>
+        <w:rPr>
+          <w:rFonts w:ascii="Consolas" w:hAnsi="Consolas"/>
+          <w:color w:val="1E2761"/>
+          <w:sz w:val="18"/>
+        </w:rPr>
+        <w:t>(":memory:");</w:t>
       </w:r>
       <w:r>
         <w:br/>
@@ -812,10 +1188,46 @@
       <w:r>
         <w:rPr>
           <w:rFonts w:ascii="Consolas" w:hAnsi="Consolas"/>
-          <w:sz w:val="18"/>
-          <w:color w:val="1E2761"/>
-        </w:rPr>
-        <w:t xml:space="preserve">    this.connection = this.db.connect();</w:t>
+          <w:color w:val="1E2761"/>
+          <w:sz w:val="18"/>
+        </w:rPr>
+        <w:t xml:space="preserve">    </w:t>
+      </w:r>
+      <w:proofErr w:type="spellStart"/>
+      <w:r>
+        <w:rPr>
+          <w:rFonts w:ascii="Consolas" w:hAnsi="Consolas"/>
+          <w:color w:val="1E2761"/>
+          <w:sz w:val="18"/>
+        </w:rPr>
+        <w:t>this.connection</w:t>
+      </w:r>
+      <w:proofErr w:type="spellEnd"/>
+      <w:r>
+        <w:rPr>
+          <w:rFonts w:ascii="Consolas" w:hAnsi="Consolas"/>
+          <w:color w:val="1E2761"/>
+          <w:sz w:val="18"/>
+        </w:rPr>
+        <w:t xml:space="preserve"> = </w:t>
+      </w:r>
+      <w:proofErr w:type="spellStart"/>
+      <w:r>
+        <w:rPr>
+          <w:rFonts w:ascii="Consolas" w:hAnsi="Consolas"/>
+          <w:color w:val="1E2761"/>
+          <w:sz w:val="18"/>
+        </w:rPr>
+        <w:t>this.db.connect</w:t>
+      </w:r>
+      <w:proofErr w:type="spellEnd"/>
+      <w:r>
+        <w:rPr>
+          <w:rFonts w:ascii="Consolas" w:hAnsi="Consolas"/>
+          <w:color w:val="1E2761"/>
+          <w:sz w:val="18"/>
+        </w:rPr>
+        <w:t>();</w:t>
       </w:r>
       <w:r>
         <w:br/>
@@ -823,8 +1235,8 @@
       <w:r>
         <w:rPr>
           <w:rFonts w:ascii="Consolas" w:hAnsi="Consolas"/>
-          <w:sz w:val="18"/>
-          <w:color w:val="1E2761"/>
+          <w:color w:val="1E2761"/>
+          <w:sz w:val="18"/>
         </w:rPr>
         <w:t xml:space="preserve">  }</w:t>
       </w:r>
@@ -832,23 +1244,33 @@
         <w:br/>
       </w:r>
       <w:r>
-        <w:rPr>
-          <w:rFonts w:ascii="Consolas" w:hAnsi="Consolas"/>
-          <w:sz w:val="18"/>
-          <w:color w:val="1E2761"/>
-        </w:rPr>
-        <w:t xml:space="preserve"/>
-      </w:r>
-      <w:r>
         <w:br/>
       </w:r>
       <w:r>
         <w:rPr>
           <w:rFonts w:ascii="Consolas" w:hAnsi="Consolas"/>
-          <w:sz w:val="18"/>
-          <w:color w:val="1E2761"/>
-        </w:rPr>
-        <w:t xml:space="preserve">  public query&lt;T = any&gt;(sql: string, params: any[] = []): Promise&lt;T[]&gt; {</w:t>
+          <w:color w:val="1E2761"/>
+          <w:sz w:val="18"/>
+        </w:rPr>
+        <w:t xml:space="preserve">  public query&lt;T = any&gt;(</w:t>
+      </w:r>
+      <w:proofErr w:type="spellStart"/>
+      <w:r>
+        <w:rPr>
+          <w:rFonts w:ascii="Consolas" w:hAnsi="Consolas"/>
+          <w:color w:val="1E2761"/>
+          <w:sz w:val="18"/>
+        </w:rPr>
+        <w:t>sql</w:t>
+      </w:r>
+      <w:proofErr w:type="spellEnd"/>
+      <w:r>
+        <w:rPr>
+          <w:rFonts w:ascii="Consolas" w:hAnsi="Consolas"/>
+          <w:color w:val="1E2761"/>
+          <w:sz w:val="18"/>
+        </w:rPr>
+        <w:t>: string, params: any[] = []): Promise&lt;T[]&gt; {</w:t>
       </w:r>
       <w:r>
         <w:br/>
@@ -856,8 +1278,8 @@
       <w:r>
         <w:rPr>
           <w:rFonts w:ascii="Consolas" w:hAnsi="Consolas"/>
-          <w:sz w:val="18"/>
-          <w:color w:val="1E2761"/>
+          <w:color w:val="1E2761"/>
+          <w:sz w:val="18"/>
         </w:rPr>
         <w:t xml:space="preserve">    return new Promise((resolve, reject) =&gt; {</w:t>
       </w:r>
@@ -867,10 +1289,46 @@
       <w:r>
         <w:rPr>
           <w:rFonts w:ascii="Consolas" w:hAnsi="Consolas"/>
-          <w:sz w:val="18"/>
-          <w:color w:val="1E2761"/>
-        </w:rPr>
-        <w:t xml:space="preserve">      this.connection.all(sql, ...params, (err, rows) =&gt; {</w:t>
+          <w:color w:val="1E2761"/>
+          <w:sz w:val="18"/>
+        </w:rPr>
+        <w:t xml:space="preserve">      </w:t>
+      </w:r>
+      <w:proofErr w:type="spellStart"/>
+      <w:r>
+        <w:rPr>
+          <w:rFonts w:ascii="Consolas" w:hAnsi="Consolas"/>
+          <w:color w:val="1E2761"/>
+          <w:sz w:val="18"/>
+        </w:rPr>
+        <w:t>this.connection.all</w:t>
+      </w:r>
+      <w:proofErr w:type="spellEnd"/>
+      <w:r>
+        <w:rPr>
+          <w:rFonts w:ascii="Consolas" w:hAnsi="Consolas"/>
+          <w:color w:val="1E2761"/>
+          <w:sz w:val="18"/>
+        </w:rPr>
+        <w:t>(</w:t>
+      </w:r>
+      <w:proofErr w:type="spellStart"/>
+      <w:r>
+        <w:rPr>
+          <w:rFonts w:ascii="Consolas" w:hAnsi="Consolas"/>
+          <w:color w:val="1E2761"/>
+          <w:sz w:val="18"/>
+        </w:rPr>
+        <w:t>sql</w:t>
+      </w:r>
+      <w:proofErr w:type="spellEnd"/>
+      <w:r>
+        <w:rPr>
+          <w:rFonts w:ascii="Consolas" w:hAnsi="Consolas"/>
+          <w:color w:val="1E2761"/>
+          <w:sz w:val="18"/>
+        </w:rPr>
+        <w:t>, ...params, (err, rows) =&gt; {</w:t>
       </w:r>
       <w:r>
         <w:br/>
@@ -878,8 +1336,8 @@
       <w:r>
         <w:rPr>
           <w:rFonts w:ascii="Consolas" w:hAnsi="Consolas"/>
-          <w:sz w:val="18"/>
-          <w:color w:val="1E2761"/>
+          <w:color w:val="1E2761"/>
+          <w:sz w:val="18"/>
         </w:rPr>
         <w:t xml:space="preserve">        if (err) return reject(err);</w:t>
       </w:r>
@@ -889,8 +1347,8 @@
       <w:r>
         <w:rPr>
           <w:rFonts w:ascii="Consolas" w:hAnsi="Consolas"/>
-          <w:sz w:val="18"/>
-          <w:color w:val="1E2761"/>
+          <w:color w:val="1E2761"/>
+          <w:sz w:val="18"/>
         </w:rPr>
         <w:t xml:space="preserve">        resolve(rows as T[]);</w:t>
       </w:r>
@@ -900,8 +1358,8 @@
       <w:r>
         <w:rPr>
           <w:rFonts w:ascii="Consolas" w:hAnsi="Consolas"/>
-          <w:sz w:val="18"/>
-          <w:color w:val="1E2761"/>
+          <w:color w:val="1E2761"/>
+          <w:sz w:val="18"/>
         </w:rPr>
         <w:t xml:space="preserve">      });</w:t>
       </w:r>
@@ -911,8 +1369,8 @@
       <w:r>
         <w:rPr>
           <w:rFonts w:ascii="Consolas" w:hAnsi="Consolas"/>
-          <w:sz w:val="18"/>
-          <w:color w:val="1E2761"/>
+          <w:color w:val="1E2761"/>
+          <w:sz w:val="18"/>
         </w:rPr>
         <w:t xml:space="preserve">    });</w:t>
       </w:r>
@@ -922,8 +1380,8 @@
       <w:r>
         <w:rPr>
           <w:rFonts w:ascii="Consolas" w:hAnsi="Consolas"/>
-          <w:sz w:val="18"/>
-          <w:color w:val="1E2761"/>
+          <w:color w:val="1E2761"/>
+          <w:sz w:val="18"/>
         </w:rPr>
         <w:t xml:space="preserve">  }</w:t>
       </w:r>
@@ -931,23 +1389,33 @@
         <w:br/>
       </w:r>
       <w:r>
-        <w:rPr>
-          <w:rFonts w:ascii="Consolas" w:hAnsi="Consolas"/>
-          <w:sz w:val="18"/>
-          <w:color w:val="1E2761"/>
-        </w:rPr>
-        <w:t xml:space="preserve"/>
-      </w:r>
-      <w:r>
         <w:br/>
       </w:r>
       <w:r>
         <w:rPr>
           <w:rFonts w:ascii="Consolas" w:hAnsi="Consolas"/>
-          <w:sz w:val="18"/>
-          <w:color w:val="1E2761"/>
-        </w:rPr>
-        <w:t xml:space="preserve">  public async registerTable(name: string, data: Record&lt;string, any&gt;[]): Promise&lt;void&gt; {</w:t>
+          <w:color w:val="1E2761"/>
+          <w:sz w:val="18"/>
+        </w:rPr>
+        <w:t xml:space="preserve">  public async </w:t>
+      </w:r>
+      <w:proofErr w:type="spellStart"/>
+      <w:r>
+        <w:rPr>
+          <w:rFonts w:ascii="Consolas" w:hAnsi="Consolas"/>
+          <w:color w:val="1E2761"/>
+          <w:sz w:val="18"/>
+        </w:rPr>
+        <w:t>registerTable</w:t>
+      </w:r>
+      <w:proofErr w:type="spellEnd"/>
+      <w:r>
+        <w:rPr>
+          <w:rFonts w:ascii="Consolas" w:hAnsi="Consolas"/>
+          <w:color w:val="1E2761"/>
+          <w:sz w:val="18"/>
+        </w:rPr>
+        <w:t>(name: string, data: Record&lt;string, any&gt;[]): Promise&lt;void&gt; {</w:t>
       </w:r>
       <w:r>
         <w:br/>
@@ -955,10 +1423,46 @@
       <w:r>
         <w:rPr>
           <w:rFonts w:ascii="Consolas" w:hAnsi="Consolas"/>
-          <w:sz w:val="18"/>
-          <w:color w:val="1E2761"/>
-        </w:rPr>
-        <w:t xml:space="preserve">    const safeName = name.replace(/[^a-zA-Z0-9_]/g, "");</w:t>
+          <w:color w:val="1E2761"/>
+          <w:sz w:val="18"/>
+        </w:rPr>
+        <w:t xml:space="preserve">    const </w:t>
+      </w:r>
+      <w:proofErr w:type="spellStart"/>
+      <w:r>
+        <w:rPr>
+          <w:rFonts w:ascii="Consolas" w:hAnsi="Consolas"/>
+          <w:color w:val="1E2761"/>
+          <w:sz w:val="18"/>
+        </w:rPr>
+        <w:t>safeName</w:t>
+      </w:r>
+      <w:proofErr w:type="spellEnd"/>
+      <w:r>
+        <w:rPr>
+          <w:rFonts w:ascii="Consolas" w:hAnsi="Consolas"/>
+          <w:color w:val="1E2761"/>
+          <w:sz w:val="18"/>
+        </w:rPr>
+        <w:t xml:space="preserve"> = </w:t>
+      </w:r>
+      <w:proofErr w:type="spellStart"/>
+      <w:r>
+        <w:rPr>
+          <w:rFonts w:ascii="Consolas" w:hAnsi="Consolas"/>
+          <w:color w:val="1E2761"/>
+          <w:sz w:val="18"/>
+        </w:rPr>
+        <w:t>name.replace</w:t>
+      </w:r>
+      <w:proofErr w:type="spellEnd"/>
+      <w:r>
+        <w:rPr>
+          <w:rFonts w:ascii="Consolas" w:hAnsi="Consolas"/>
+          <w:color w:val="1E2761"/>
+          <w:sz w:val="18"/>
+        </w:rPr>
+        <w:t>(/[^a-zA-Z0-9_]/g, "");</w:t>
       </w:r>
       <w:r>
         <w:br/>
@@ -966,10 +1470,46 @@
       <w:r>
         <w:rPr>
           <w:rFonts w:ascii="Consolas" w:hAnsi="Consolas"/>
-          <w:sz w:val="18"/>
-          <w:color w:val="1E2761"/>
-        </w:rPr>
-        <w:t xml:space="preserve">    const jsonStr = JSON.stringify(data).replace(/'/g, "''");</w:t>
+          <w:color w:val="1E2761"/>
+          <w:sz w:val="18"/>
+        </w:rPr>
+        <w:t xml:space="preserve">    const </w:t>
+      </w:r>
+      <w:proofErr w:type="spellStart"/>
+      <w:r>
+        <w:rPr>
+          <w:rFonts w:ascii="Consolas" w:hAnsi="Consolas"/>
+          <w:color w:val="1E2761"/>
+          <w:sz w:val="18"/>
+        </w:rPr>
+        <w:t>jsonStr</w:t>
+      </w:r>
+      <w:proofErr w:type="spellEnd"/>
+      <w:r>
+        <w:rPr>
+          <w:rFonts w:ascii="Consolas" w:hAnsi="Consolas"/>
+          <w:color w:val="1E2761"/>
+          <w:sz w:val="18"/>
+        </w:rPr>
+        <w:t xml:space="preserve"> = </w:t>
+      </w:r>
+      <w:proofErr w:type="spellStart"/>
+      <w:r>
+        <w:rPr>
+          <w:rFonts w:ascii="Consolas" w:hAnsi="Consolas"/>
+          <w:color w:val="1E2761"/>
+          <w:sz w:val="18"/>
+        </w:rPr>
+        <w:t>JSON.stringify</w:t>
+      </w:r>
+      <w:proofErr w:type="spellEnd"/>
+      <w:r>
+        <w:rPr>
+          <w:rFonts w:ascii="Consolas" w:hAnsi="Consolas"/>
+          <w:color w:val="1E2761"/>
+          <w:sz w:val="18"/>
+        </w:rPr>
+        <w:t>(data).replace(/'/g, "''");</w:t>
       </w:r>
       <w:r>
         <w:br/>
@@ -977,10 +1517,82 @@
       <w:r>
         <w:rPr>
           <w:rFonts w:ascii="Consolas" w:hAnsi="Consolas"/>
-          <w:sz w:val="18"/>
-          <w:color w:val="1E2761"/>
-        </w:rPr>
-        <w:t xml:space="preserve">    await this.query(`CREATE TABLE ${safeName} AS SELECT * FROM read_json_auto('${jsonStr}')`);</w:t>
+          <w:color w:val="1E2761"/>
+          <w:sz w:val="18"/>
+        </w:rPr>
+        <w:t xml:space="preserve">    await </w:t>
+      </w:r>
+      <w:proofErr w:type="spellStart"/>
+      <w:r>
+        <w:rPr>
+          <w:rFonts w:ascii="Consolas" w:hAnsi="Consolas"/>
+          <w:color w:val="1E2761"/>
+          <w:sz w:val="18"/>
+        </w:rPr>
+        <w:t>this.query</w:t>
+      </w:r>
+      <w:proofErr w:type="spellEnd"/>
+      <w:r>
+        <w:rPr>
+          <w:rFonts w:ascii="Consolas" w:hAnsi="Consolas"/>
+          <w:color w:val="1E2761"/>
+          <w:sz w:val="18"/>
+        </w:rPr>
+        <w:t>(`CREATE TABLE ${</w:t>
+      </w:r>
+      <w:proofErr w:type="spellStart"/>
+      <w:r>
+        <w:rPr>
+          <w:rFonts w:ascii="Consolas" w:hAnsi="Consolas"/>
+          <w:color w:val="1E2761"/>
+          <w:sz w:val="18"/>
+        </w:rPr>
+        <w:t>safeName</w:t>
+      </w:r>
+      <w:proofErr w:type="spellEnd"/>
+      <w:r>
+        <w:rPr>
+          <w:rFonts w:ascii="Consolas" w:hAnsi="Consolas"/>
+          <w:color w:val="1E2761"/>
+          <w:sz w:val="18"/>
+        </w:rPr>
+        <w:t xml:space="preserve">} AS SELECT * FROM </w:t>
+      </w:r>
+      <w:proofErr w:type="spellStart"/>
+      <w:r>
+        <w:rPr>
+          <w:rFonts w:ascii="Consolas" w:hAnsi="Consolas"/>
+          <w:color w:val="1E2761"/>
+          <w:sz w:val="18"/>
+        </w:rPr>
+        <w:t>read_json_auto</w:t>
+      </w:r>
+      <w:proofErr w:type="spellEnd"/>
+      <w:r>
+        <w:rPr>
+          <w:rFonts w:ascii="Consolas" w:hAnsi="Consolas"/>
+          <w:color w:val="1E2761"/>
+          <w:sz w:val="18"/>
+        </w:rPr>
+        <w:t>('${</w:t>
+      </w:r>
+      <w:proofErr w:type="spellStart"/>
+      <w:r>
+        <w:rPr>
+          <w:rFonts w:ascii="Consolas" w:hAnsi="Consolas"/>
+          <w:color w:val="1E2761"/>
+          <w:sz w:val="18"/>
+        </w:rPr>
+        <w:t>jsonStr</w:t>
+      </w:r>
+      <w:proofErr w:type="spellEnd"/>
+      <w:r>
+        <w:rPr>
+          <w:rFonts w:ascii="Consolas" w:hAnsi="Consolas"/>
+          <w:color w:val="1E2761"/>
+          <w:sz w:val="18"/>
+        </w:rPr>
+        <w:t>}')`);</w:t>
       </w:r>
       <w:r>
         <w:br/>
@@ -988,8 +1600,8 @@
       <w:r>
         <w:rPr>
           <w:rFonts w:ascii="Consolas" w:hAnsi="Consolas"/>
-          <w:sz w:val="18"/>
-          <w:color w:val="1E2761"/>
+          <w:color w:val="1E2761"/>
+          <w:sz w:val="18"/>
         </w:rPr>
         <w:t xml:space="preserve">  }</w:t>
       </w:r>
@@ -997,21 +1609,14 @@
         <w:br/>
       </w:r>
       <w:r>
-        <w:rPr>
-          <w:rFonts w:ascii="Consolas" w:hAnsi="Consolas"/>
-          <w:sz w:val="18"/>
-          <w:color w:val="1E2761"/>
-        </w:rPr>
-        <w:t xml:space="preserve"/>
-      </w:r>
-      <w:r>
+        <w:lastRenderedPageBreak/>
         <w:br/>
       </w:r>
       <w:r>
         <w:rPr>
           <w:rFonts w:ascii="Consolas" w:hAnsi="Consolas"/>
-          <w:sz w:val="18"/>
-          <w:color w:val="1E2761"/>
+          <w:color w:val="1E2761"/>
+          <w:sz w:val="18"/>
         </w:rPr>
         <w:t xml:space="preserve">  public close(): Promise&lt;void&gt; {</w:t>
       </w:r>
@@ -1021,8 +1626,8 @@
       <w:r>
         <w:rPr>
           <w:rFonts w:ascii="Consolas" w:hAnsi="Consolas"/>
-          <w:sz w:val="18"/>
-          <w:color w:val="1E2761"/>
+          <w:color w:val="1E2761"/>
+          <w:sz w:val="18"/>
         </w:rPr>
         <w:t xml:space="preserve">    return new Promise((resolve) =&gt; {</w:t>
       </w:r>
@@ -1032,10 +1637,28 @@
       <w:r>
         <w:rPr>
           <w:rFonts w:ascii="Consolas" w:hAnsi="Consolas"/>
-          <w:sz w:val="18"/>
-          <w:color w:val="1E2761"/>
-        </w:rPr>
-        <w:t xml:space="preserve">      this.connection.close();</w:t>
+          <w:color w:val="1E2761"/>
+          <w:sz w:val="18"/>
+        </w:rPr>
+        <w:t xml:space="preserve">      </w:t>
+      </w:r>
+      <w:proofErr w:type="spellStart"/>
+      <w:r>
+        <w:rPr>
+          <w:rFonts w:ascii="Consolas" w:hAnsi="Consolas"/>
+          <w:color w:val="1E2761"/>
+          <w:sz w:val="18"/>
+        </w:rPr>
+        <w:t>this.connection.close</w:t>
+      </w:r>
+      <w:proofErr w:type="spellEnd"/>
+      <w:r>
+        <w:rPr>
+          <w:rFonts w:ascii="Consolas" w:hAnsi="Consolas"/>
+          <w:color w:val="1E2761"/>
+          <w:sz w:val="18"/>
+        </w:rPr>
+        <w:t>();</w:t>
       </w:r>
       <w:r>
         <w:br/>
@@ -1043,10 +1666,28 @@
       <w:r>
         <w:rPr>
           <w:rFonts w:ascii="Consolas" w:hAnsi="Consolas"/>
-          <w:sz w:val="18"/>
-          <w:color w:val="1E2761"/>
-        </w:rPr>
-        <w:t xml:space="preserve">      this.db.close(() =&gt; resolve());</w:t>
+          <w:color w:val="1E2761"/>
+          <w:sz w:val="18"/>
+        </w:rPr>
+        <w:t xml:space="preserve">      </w:t>
+      </w:r>
+      <w:proofErr w:type="spellStart"/>
+      <w:r>
+        <w:rPr>
+          <w:rFonts w:ascii="Consolas" w:hAnsi="Consolas"/>
+          <w:color w:val="1E2761"/>
+          <w:sz w:val="18"/>
+        </w:rPr>
+        <w:t>this.db.close</w:t>
+      </w:r>
+      <w:proofErr w:type="spellEnd"/>
+      <w:r>
+        <w:rPr>
+          <w:rFonts w:ascii="Consolas" w:hAnsi="Consolas"/>
+          <w:color w:val="1E2761"/>
+          <w:sz w:val="18"/>
+        </w:rPr>
+        <w:t>(() =&gt; resolve());</w:t>
       </w:r>
       <w:r>
         <w:br/>
@@ -1054,8 +1695,8 @@
       <w:r>
         <w:rPr>
           <w:rFonts w:ascii="Consolas" w:hAnsi="Consolas"/>
-          <w:sz w:val="18"/>
-          <w:color w:val="1E2761"/>
+          <w:color w:val="1E2761"/>
+          <w:sz w:val="18"/>
         </w:rPr>
         <w:t xml:space="preserve">    });</w:t>
       </w:r>
@@ -1065,8 +1706,8 @@
       <w:r>
         <w:rPr>
           <w:rFonts w:ascii="Consolas" w:hAnsi="Consolas"/>
-          <w:sz w:val="18"/>
-          <w:color w:val="1E2761"/>
+          <w:color w:val="1E2761"/>
+          <w:sz w:val="18"/>
         </w:rPr>
         <w:t xml:space="preserve">  }</w:t>
       </w:r>
@@ -1076,10 +1717,10 @@
       <w:r>
         <w:rPr>
           <w:rFonts w:ascii="Consolas" w:hAnsi="Consolas"/>
-          <w:sz w:val="18"/>
-          <w:color w:val="1E2761"/>
-        </w:rPr>
-        <w:t xml:space="preserve">}</w:t>
+          <w:color w:val="1E2761"/>
+          <w:sz w:val="18"/>
+        </w:rPr>
+        <w:t>}</w:t>
       </w:r>
     </w:p>
     <w:p>
@@ -1087,7 +1728,23 @@
         <w:pStyle w:val="Heading2"/>
       </w:pPr>
       <w:r>
-        <w:t>B. Virtual Golden Layer Coordinator (src/lib/engine/golden-layer.ts)</w:t>
+        <w:t>B. Virtual Golden Layer Coordinator (</w:t>
+      </w:r>
+      <w:proofErr w:type="spellStart"/>
+      <w:r>
+        <w:t>src</w:t>
+      </w:r>
+      <w:proofErr w:type="spellEnd"/>
+      <w:r>
+        <w:t>/lib/engine/golden-</w:t>
+      </w:r>
+      <w:proofErr w:type="spellStart"/>
+      <w:r>
+        <w:t>layer.ts</w:t>
+      </w:r>
+      <w:proofErr w:type="spellEnd"/>
+      <w:r>
+        <w:t>)</w:t>
       </w:r>
     </w:p>
     <w:p>
@@ -1099,16 +1756,52 @@
           <w:right w:val="single" w:sz="6" w:space="6" w:color="E5E9F2"/>
         </w:pBdr>
         <w:shd w:val="clear" w:color="auto" w:fill="F8FAFC"/>
-        <w:spacing w:before="100" w:after="160"/>
+        <w:spacing w:before="100"/>
         <w:ind w:left="200" w:right="200"/>
       </w:pPr>
       <w:r>
         <w:rPr>
           <w:rFonts w:ascii="Consolas" w:hAnsi="Consolas"/>
-          <w:sz w:val="18"/>
-          <w:color w:val="1E2761"/>
-        </w:rPr>
-        <w:t xml:space="preserve">import { DuckDBSession } from "./duckdb-session";</w:t>
+          <w:color w:val="1E2761"/>
+          <w:sz w:val="18"/>
+        </w:rPr>
+        <w:t xml:space="preserve">import { </w:t>
+      </w:r>
+      <w:proofErr w:type="spellStart"/>
+      <w:r>
+        <w:rPr>
+          <w:rFonts w:ascii="Consolas" w:hAnsi="Consolas"/>
+          <w:color w:val="1E2761"/>
+          <w:sz w:val="18"/>
+        </w:rPr>
+        <w:t>DuckDBSession</w:t>
+      </w:r>
+      <w:proofErr w:type="spellEnd"/>
+      <w:r>
+        <w:rPr>
+          <w:rFonts w:ascii="Consolas" w:hAnsi="Consolas"/>
+          <w:color w:val="1E2761"/>
+          <w:sz w:val="18"/>
+        </w:rPr>
+        <w:t xml:space="preserve"> } from "./</w:t>
+      </w:r>
+      <w:proofErr w:type="spellStart"/>
+      <w:r>
+        <w:rPr>
+          <w:rFonts w:ascii="Consolas" w:hAnsi="Consolas"/>
+          <w:color w:val="1E2761"/>
+          <w:sz w:val="18"/>
+        </w:rPr>
+        <w:t>duckdb</w:t>
+      </w:r>
+      <w:proofErr w:type="spellEnd"/>
+      <w:r>
+        <w:rPr>
+          <w:rFonts w:ascii="Consolas" w:hAnsi="Consolas"/>
+          <w:color w:val="1E2761"/>
+          <w:sz w:val="18"/>
+        </w:rPr>
+        <w:t>-session";</w:t>
       </w:r>
       <w:r>
         <w:br/>
@@ -1116,32 +1809,78 @@
       <w:r>
         <w:rPr>
           <w:rFonts w:ascii="Consolas" w:hAnsi="Consolas"/>
-          <w:sz w:val="18"/>
-          <w:color w:val="1E2761"/>
-        </w:rPr>
-        <w:t xml:space="preserve">import { executeParallelSubqueries } from "./subquery-dispatcher";</w:t>
+          <w:color w:val="1E2761"/>
+          <w:sz w:val="18"/>
+        </w:rPr>
+        <w:t xml:space="preserve">import { </w:t>
+      </w:r>
+      <w:proofErr w:type="spellStart"/>
+      <w:r>
+        <w:rPr>
+          <w:rFonts w:ascii="Consolas" w:hAnsi="Consolas"/>
+          <w:color w:val="1E2761"/>
+          <w:sz w:val="18"/>
+        </w:rPr>
+        <w:t>executeParallelSubqueries</w:t>
+      </w:r>
+      <w:proofErr w:type="spellEnd"/>
+      <w:r>
+        <w:rPr>
+          <w:rFonts w:ascii="Consolas" w:hAnsi="Consolas"/>
+          <w:color w:val="1E2761"/>
+          <w:sz w:val="18"/>
+        </w:rPr>
+        <w:t xml:space="preserve"> } from "./subquery-dispatcher";</w:t>
       </w:r>
       <w:r>
         <w:br/>
       </w:r>
       <w:r>
-        <w:rPr>
-          <w:rFonts w:ascii="Consolas" w:hAnsi="Consolas"/>
-          <w:sz w:val="18"/>
-          <w:color w:val="1E2761"/>
-        </w:rPr>
-        <w:t xml:space="preserve"/>
-      </w:r>
-      <w:r>
         <w:br/>
       </w:r>
       <w:r>
         <w:rPr>
           <w:rFonts w:ascii="Consolas" w:hAnsi="Consolas"/>
-          <w:sz w:val="18"/>
-          <w:color w:val="1E2761"/>
-        </w:rPr>
-        <w:t xml:space="preserve">export async function executeVirtualGoldenJoin(req: FederationRequest) {</w:t>
+          <w:color w:val="1E2761"/>
+          <w:sz w:val="18"/>
+        </w:rPr>
+        <w:t xml:space="preserve">export async function </w:t>
+      </w:r>
+      <w:proofErr w:type="spellStart"/>
+      <w:r>
+        <w:rPr>
+          <w:rFonts w:ascii="Consolas" w:hAnsi="Consolas"/>
+          <w:color w:val="1E2761"/>
+          <w:sz w:val="18"/>
+        </w:rPr>
+        <w:t>executeVirtualGoldenJoin</w:t>
+      </w:r>
+      <w:proofErr w:type="spellEnd"/>
+      <w:r>
+        <w:rPr>
+          <w:rFonts w:ascii="Consolas" w:hAnsi="Consolas"/>
+          <w:color w:val="1E2761"/>
+          <w:sz w:val="18"/>
+        </w:rPr>
+        <w:t xml:space="preserve">(req: </w:t>
+      </w:r>
+      <w:proofErr w:type="spellStart"/>
+      <w:r>
+        <w:rPr>
+          <w:rFonts w:ascii="Consolas" w:hAnsi="Consolas"/>
+          <w:color w:val="1E2761"/>
+          <w:sz w:val="18"/>
+        </w:rPr>
+        <w:t>FederationRequest</w:t>
+      </w:r>
+      <w:proofErr w:type="spellEnd"/>
+      <w:r>
+        <w:rPr>
+          <w:rFonts w:ascii="Consolas" w:hAnsi="Consolas"/>
+          <w:color w:val="1E2761"/>
+          <w:sz w:val="18"/>
+        </w:rPr>
+        <w:t>) {</w:t>
       </w:r>
       <w:r>
         <w:br/>
@@ -1149,8 +1888,8 @@
       <w:r>
         <w:rPr>
           <w:rFonts w:ascii="Consolas" w:hAnsi="Consolas"/>
-          <w:sz w:val="18"/>
-          <w:color w:val="1E2761"/>
+          <w:color w:val="1E2761"/>
+          <w:sz w:val="18"/>
         </w:rPr>
         <w:t xml:space="preserve">  // 1. Parallel subquery execution across remote databases</w:t>
       </w:r>
@@ -1160,43 +1899,117 @@
       <w:r>
         <w:rPr>
           <w:rFonts w:ascii="Consolas" w:hAnsi="Consolas"/>
-          <w:sz w:val="18"/>
-          <w:color w:val="1E2761"/>
-        </w:rPr>
-        <w:t xml:space="preserve">  const subResults = await executeParallelSubqueries(req.subqueries);</w:t>
+          <w:color w:val="1E2761"/>
+          <w:sz w:val="18"/>
+        </w:rPr>
+        <w:t xml:space="preserve">  const </w:t>
+      </w:r>
+      <w:proofErr w:type="spellStart"/>
+      <w:r>
+        <w:rPr>
+          <w:rFonts w:ascii="Consolas" w:hAnsi="Consolas"/>
+          <w:color w:val="1E2761"/>
+          <w:sz w:val="18"/>
+        </w:rPr>
+        <w:t>subResults</w:t>
+      </w:r>
+      <w:proofErr w:type="spellEnd"/>
+      <w:r>
+        <w:rPr>
+          <w:rFonts w:ascii="Consolas" w:hAnsi="Consolas"/>
+          <w:color w:val="1E2761"/>
+          <w:sz w:val="18"/>
+        </w:rPr>
+        <w:t xml:space="preserve"> = await </w:t>
+      </w:r>
+      <w:proofErr w:type="spellStart"/>
+      <w:r>
+        <w:rPr>
+          <w:rFonts w:ascii="Consolas" w:hAnsi="Consolas"/>
+          <w:color w:val="1E2761"/>
+          <w:sz w:val="18"/>
+        </w:rPr>
+        <w:t>executeParallelSubqueries</w:t>
+      </w:r>
+      <w:proofErr w:type="spellEnd"/>
+      <w:r>
+        <w:rPr>
+          <w:rFonts w:ascii="Consolas" w:hAnsi="Consolas"/>
+          <w:color w:val="1E2761"/>
+          <w:sz w:val="18"/>
+        </w:rPr>
+        <w:t>(</w:t>
+      </w:r>
+      <w:proofErr w:type="spellStart"/>
+      <w:r>
+        <w:rPr>
+          <w:rFonts w:ascii="Consolas" w:hAnsi="Consolas"/>
+          <w:color w:val="1E2761"/>
+          <w:sz w:val="18"/>
+        </w:rPr>
+        <w:t>req.subqueries</w:t>
+      </w:r>
+      <w:proofErr w:type="spellEnd"/>
+      <w:r>
+        <w:rPr>
+          <w:rFonts w:ascii="Consolas" w:hAnsi="Consolas"/>
+          <w:color w:val="1E2761"/>
+          <w:sz w:val="18"/>
+        </w:rPr>
+        <w:t>);</w:t>
       </w:r>
       <w:r>
         <w:br/>
       </w:r>
       <w:r>
-        <w:rPr>
-          <w:rFonts w:ascii="Consolas" w:hAnsi="Consolas"/>
-          <w:sz w:val="18"/>
-          <w:color w:val="1E2761"/>
-        </w:rPr>
-        <w:t xml:space="preserve"/>
-      </w:r>
-      <w:r>
         <w:br/>
       </w:r>
       <w:r>
         <w:rPr>
           <w:rFonts w:ascii="Consolas" w:hAnsi="Consolas"/>
-          <w:sz w:val="18"/>
-          <w:color w:val="1E2761"/>
-        </w:rPr>
-        <w:t xml:space="preserve">  // 2. Spin up ephemeral RAM DuckDB</w:t>
-      </w:r>
+          <w:color w:val="1E2761"/>
+          <w:sz w:val="18"/>
+        </w:rPr>
+        <w:t xml:space="preserve">  // 2. Spin up ephemeral RAM </w:t>
+      </w:r>
+      <w:proofErr w:type="spellStart"/>
+      <w:r>
+        <w:rPr>
+          <w:rFonts w:ascii="Consolas" w:hAnsi="Consolas"/>
+          <w:color w:val="1E2761"/>
+          <w:sz w:val="18"/>
+        </w:rPr>
+        <w:t>DuckDB</w:t>
+      </w:r>
+      <w:proofErr w:type="spellEnd"/>
       <w:r>
         <w:br/>
       </w:r>
       <w:r>
         <w:rPr>
           <w:rFonts w:ascii="Consolas" w:hAnsi="Consolas"/>
-          <w:sz w:val="18"/>
-          <w:color w:val="1E2761"/>
-        </w:rPr>
-        <w:t xml:space="preserve">  const session = new DuckDBSession();</w:t>
+          <w:color w:val="1E2761"/>
+          <w:sz w:val="18"/>
+        </w:rPr>
+        <w:t xml:space="preserve">  const session = new </w:t>
+      </w:r>
+      <w:proofErr w:type="spellStart"/>
+      <w:r>
+        <w:rPr>
+          <w:rFonts w:ascii="Consolas" w:hAnsi="Consolas"/>
+          <w:color w:val="1E2761"/>
+          <w:sz w:val="18"/>
+        </w:rPr>
+        <w:t>DuckDBSession</w:t>
+      </w:r>
+      <w:proofErr w:type="spellEnd"/>
+      <w:r>
+        <w:rPr>
+          <w:rFonts w:ascii="Consolas" w:hAnsi="Consolas"/>
+          <w:color w:val="1E2761"/>
+          <w:sz w:val="18"/>
+        </w:rPr>
+        <w:t>();</w:t>
       </w:r>
       <w:r>
         <w:br/>
@@ -1204,8 +2017,8 @@
       <w:r>
         <w:rPr>
           <w:rFonts w:ascii="Consolas" w:hAnsi="Consolas"/>
-          <w:sz w:val="18"/>
-          <w:color w:val="1E2761"/>
+          <w:color w:val="1E2761"/>
+          <w:sz w:val="18"/>
         </w:rPr>
         <w:t xml:space="preserve">  try {</w:t>
       </w:r>
@@ -1215,10 +2028,28 @@
       <w:r>
         <w:rPr>
           <w:rFonts w:ascii="Consolas" w:hAnsi="Consolas"/>
-          <w:sz w:val="18"/>
-          <w:color w:val="1E2761"/>
-        </w:rPr>
-        <w:t xml:space="preserve">    for (const res of subResults) {</w:t>
+          <w:color w:val="1E2761"/>
+          <w:sz w:val="18"/>
+        </w:rPr>
+        <w:t xml:space="preserve">    for (const res of </w:t>
+      </w:r>
+      <w:proofErr w:type="spellStart"/>
+      <w:r>
+        <w:rPr>
+          <w:rFonts w:ascii="Consolas" w:hAnsi="Consolas"/>
+          <w:color w:val="1E2761"/>
+          <w:sz w:val="18"/>
+        </w:rPr>
+        <w:t>subResults</w:t>
+      </w:r>
+      <w:proofErr w:type="spellEnd"/>
+      <w:r>
+        <w:rPr>
+          <w:rFonts w:ascii="Consolas" w:hAnsi="Consolas"/>
+          <w:color w:val="1E2761"/>
+          <w:sz w:val="18"/>
+        </w:rPr>
+        <w:t>) {</w:t>
       </w:r>
       <w:r>
         <w:br/>
@@ -1226,10 +2057,64 @@
       <w:r>
         <w:rPr>
           <w:rFonts w:ascii="Consolas" w:hAnsi="Consolas"/>
-          <w:sz w:val="18"/>
-          <w:color w:val="1E2761"/>
-        </w:rPr>
-        <w:t xml:space="preserve">      await session.registerTable(res.alias, res.rows);</w:t>
+          <w:color w:val="1E2761"/>
+          <w:sz w:val="18"/>
+        </w:rPr>
+        <w:t xml:space="preserve">      await </w:t>
+      </w:r>
+      <w:proofErr w:type="spellStart"/>
+      <w:r>
+        <w:rPr>
+          <w:rFonts w:ascii="Consolas" w:hAnsi="Consolas"/>
+          <w:color w:val="1E2761"/>
+          <w:sz w:val="18"/>
+        </w:rPr>
+        <w:t>session.registerTable</w:t>
+      </w:r>
+      <w:proofErr w:type="spellEnd"/>
+      <w:r>
+        <w:rPr>
+          <w:rFonts w:ascii="Consolas" w:hAnsi="Consolas"/>
+          <w:color w:val="1E2761"/>
+          <w:sz w:val="18"/>
+        </w:rPr>
+        <w:t>(</w:t>
+      </w:r>
+      <w:proofErr w:type="spellStart"/>
+      <w:r>
+        <w:rPr>
+          <w:rFonts w:ascii="Consolas" w:hAnsi="Consolas"/>
+          <w:color w:val="1E2761"/>
+          <w:sz w:val="18"/>
+        </w:rPr>
+        <w:t>res.alias</w:t>
+      </w:r>
+      <w:proofErr w:type="spellEnd"/>
+      <w:r>
+        <w:rPr>
+          <w:rFonts w:ascii="Consolas" w:hAnsi="Consolas"/>
+          <w:color w:val="1E2761"/>
+          <w:sz w:val="18"/>
+        </w:rPr>
+        <w:t xml:space="preserve">, </w:t>
+      </w:r>
+      <w:proofErr w:type="spellStart"/>
+      <w:r>
+        <w:rPr>
+          <w:rFonts w:ascii="Consolas" w:hAnsi="Consolas"/>
+          <w:color w:val="1E2761"/>
+          <w:sz w:val="18"/>
+        </w:rPr>
+        <w:t>res.rows</w:t>
+      </w:r>
+      <w:proofErr w:type="spellEnd"/>
+      <w:r>
+        <w:rPr>
+          <w:rFonts w:ascii="Consolas" w:hAnsi="Consolas"/>
+          <w:color w:val="1E2761"/>
+          <w:sz w:val="18"/>
+        </w:rPr>
+        <w:t>);</w:t>
       </w:r>
       <w:r>
         <w:br/>
@@ -1237,8 +2122,8 @@
       <w:r>
         <w:rPr>
           <w:rFonts w:ascii="Consolas" w:hAnsi="Consolas"/>
-          <w:sz w:val="18"/>
-          <w:color w:val="1E2761"/>
+          <w:color w:val="1E2761"/>
+          <w:sz w:val="18"/>
         </w:rPr>
         <w:t xml:space="preserve">    }</w:t>
       </w:r>
@@ -1248,8 +2133,8 @@
       <w:r>
         <w:rPr>
           <w:rFonts w:ascii="Consolas" w:hAnsi="Consolas"/>
-          <w:sz w:val="18"/>
-          <w:color w:val="1E2761"/>
+          <w:color w:val="1E2761"/>
+          <w:sz w:val="18"/>
         </w:rPr>
         <w:t xml:space="preserve">    // 3. Execute in-memory cross-database join (10-25ms)</w:t>
       </w:r>
@@ -1259,10 +2144,64 @@
       <w:r>
         <w:rPr>
           <w:rFonts w:ascii="Consolas" w:hAnsi="Consolas"/>
-          <w:sz w:val="18"/>
-          <w:color w:val="1E2761"/>
-        </w:rPr>
-        <w:t xml:space="preserve">    const finalData = await session.query(req.federatedJoinSql);</w:t>
+          <w:color w:val="1E2761"/>
+          <w:sz w:val="18"/>
+        </w:rPr>
+        <w:t xml:space="preserve">    const </w:t>
+      </w:r>
+      <w:proofErr w:type="spellStart"/>
+      <w:r>
+        <w:rPr>
+          <w:rFonts w:ascii="Consolas" w:hAnsi="Consolas"/>
+          <w:color w:val="1E2761"/>
+          <w:sz w:val="18"/>
+        </w:rPr>
+        <w:t>finalData</w:t>
+      </w:r>
+      <w:proofErr w:type="spellEnd"/>
+      <w:r>
+        <w:rPr>
+          <w:rFonts w:ascii="Consolas" w:hAnsi="Consolas"/>
+          <w:color w:val="1E2761"/>
+          <w:sz w:val="18"/>
+        </w:rPr>
+        <w:t xml:space="preserve"> = await </w:t>
+      </w:r>
+      <w:proofErr w:type="spellStart"/>
+      <w:r>
+        <w:rPr>
+          <w:rFonts w:ascii="Consolas" w:hAnsi="Consolas"/>
+          <w:color w:val="1E2761"/>
+          <w:sz w:val="18"/>
+        </w:rPr>
+        <w:t>session.query</w:t>
+      </w:r>
+      <w:proofErr w:type="spellEnd"/>
+      <w:r>
+        <w:rPr>
+          <w:rFonts w:ascii="Consolas" w:hAnsi="Consolas"/>
+          <w:color w:val="1E2761"/>
+          <w:sz w:val="18"/>
+        </w:rPr>
+        <w:t>(</w:t>
+      </w:r>
+      <w:proofErr w:type="spellStart"/>
+      <w:r>
+        <w:rPr>
+          <w:rFonts w:ascii="Consolas" w:hAnsi="Consolas"/>
+          <w:color w:val="1E2761"/>
+          <w:sz w:val="18"/>
+        </w:rPr>
+        <w:t>req.federatedJoinSql</w:t>
+      </w:r>
+      <w:proofErr w:type="spellEnd"/>
+      <w:r>
+        <w:rPr>
+          <w:rFonts w:ascii="Consolas" w:hAnsi="Consolas"/>
+          <w:color w:val="1E2761"/>
+          <w:sz w:val="18"/>
+        </w:rPr>
+        <w:t>);</w:t>
       </w:r>
       <w:r>
         <w:br/>
@@ -1270,10 +2209,64 @@
       <w:r>
         <w:rPr>
           <w:rFonts w:ascii="Consolas" w:hAnsi="Consolas"/>
-          <w:sz w:val="18"/>
-          <w:color w:val="1E2761"/>
-        </w:rPr>
-        <w:t xml:space="preserve">    return { data: finalData, rowCount: finalData.length };</w:t>
+          <w:color w:val="1E2761"/>
+          <w:sz w:val="18"/>
+        </w:rPr>
+        <w:t xml:space="preserve">    return { data: </w:t>
+      </w:r>
+      <w:proofErr w:type="spellStart"/>
+      <w:r>
+        <w:rPr>
+          <w:rFonts w:ascii="Consolas" w:hAnsi="Consolas"/>
+          <w:color w:val="1E2761"/>
+          <w:sz w:val="18"/>
+        </w:rPr>
+        <w:t>finalData</w:t>
+      </w:r>
+      <w:proofErr w:type="spellEnd"/>
+      <w:r>
+        <w:rPr>
+          <w:rFonts w:ascii="Consolas" w:hAnsi="Consolas"/>
+          <w:color w:val="1E2761"/>
+          <w:sz w:val="18"/>
+        </w:rPr>
+        <w:t xml:space="preserve">, </w:t>
+      </w:r>
+      <w:proofErr w:type="spellStart"/>
+      <w:r>
+        <w:rPr>
+          <w:rFonts w:ascii="Consolas" w:hAnsi="Consolas"/>
+          <w:color w:val="1E2761"/>
+          <w:sz w:val="18"/>
+        </w:rPr>
+        <w:t>rowCount</w:t>
+      </w:r>
+      <w:proofErr w:type="spellEnd"/>
+      <w:r>
+        <w:rPr>
+          <w:rFonts w:ascii="Consolas" w:hAnsi="Consolas"/>
+          <w:color w:val="1E2761"/>
+          <w:sz w:val="18"/>
+        </w:rPr>
+        <w:t xml:space="preserve">: </w:t>
+      </w:r>
+      <w:proofErr w:type="spellStart"/>
+      <w:r>
+        <w:rPr>
+          <w:rFonts w:ascii="Consolas" w:hAnsi="Consolas"/>
+          <w:color w:val="1E2761"/>
+          <w:sz w:val="18"/>
+        </w:rPr>
+        <w:t>finalData.length</w:t>
+      </w:r>
+      <w:proofErr w:type="spellEnd"/>
+      <w:r>
+        <w:rPr>
+          <w:rFonts w:ascii="Consolas" w:hAnsi="Consolas"/>
+          <w:color w:val="1E2761"/>
+          <w:sz w:val="18"/>
+        </w:rPr>
+        <w:t xml:space="preserve"> };</w:t>
       </w:r>
       <w:r>
         <w:br/>
@@ -1281,8 +2274,8 @@
       <w:r>
         <w:rPr>
           <w:rFonts w:ascii="Consolas" w:hAnsi="Consolas"/>
-          <w:sz w:val="18"/>
-          <w:color w:val="1E2761"/>
+          <w:color w:val="1E2761"/>
+          <w:sz w:val="18"/>
         </w:rPr>
         <w:t xml:space="preserve">  } finally {</w:t>
       </w:r>
@@ -1292,8 +2285,8 @@
       <w:r>
         <w:rPr>
           <w:rFonts w:ascii="Consolas" w:hAnsi="Consolas"/>
-          <w:sz w:val="18"/>
-          <w:color w:val="1E2761"/>
+          <w:color w:val="1E2761"/>
+          <w:sz w:val="18"/>
         </w:rPr>
         <w:t xml:space="preserve">    // 4. Critical compliance step: wipe memory immediately</w:t>
       </w:r>
@@ -1303,10 +2296,28 @@
       <w:r>
         <w:rPr>
           <w:rFonts w:ascii="Consolas" w:hAnsi="Consolas"/>
-          <w:sz w:val="18"/>
-          <w:color w:val="1E2761"/>
-        </w:rPr>
-        <w:t xml:space="preserve">    await session.close();</w:t>
+          <w:color w:val="1E2761"/>
+          <w:sz w:val="18"/>
+        </w:rPr>
+        <w:t xml:space="preserve">    await </w:t>
+      </w:r>
+      <w:proofErr w:type="spellStart"/>
+      <w:r>
+        <w:rPr>
+          <w:rFonts w:ascii="Consolas" w:hAnsi="Consolas"/>
+          <w:color w:val="1E2761"/>
+          <w:sz w:val="18"/>
+        </w:rPr>
+        <w:t>session.close</w:t>
+      </w:r>
+      <w:proofErr w:type="spellEnd"/>
+      <w:r>
+        <w:rPr>
+          <w:rFonts w:ascii="Consolas" w:hAnsi="Consolas"/>
+          <w:color w:val="1E2761"/>
+          <w:sz w:val="18"/>
+        </w:rPr>
+        <w:t>();</w:t>
       </w:r>
       <w:r>
         <w:br/>
@@ -1314,8 +2325,8 @@
       <w:r>
         <w:rPr>
           <w:rFonts w:ascii="Consolas" w:hAnsi="Consolas"/>
-          <w:sz w:val="18"/>
-          <w:color w:val="1E2761"/>
+          <w:color w:val="1E2761"/>
+          <w:sz w:val="18"/>
         </w:rPr>
         <w:t xml:space="preserve">  }</w:t>
       </w:r>
@@ -1325,10 +2336,10 @@
       <w:r>
         <w:rPr>
           <w:rFonts w:ascii="Consolas" w:hAnsi="Consolas"/>
-          <w:sz w:val="18"/>
-          <w:color w:val="1E2761"/>
-        </w:rPr>
-        <w:t xml:space="preserve">}</w:t>
+          <w:color w:val="1E2761"/>
+          <w:sz w:val="18"/>
+        </w:rPr>
+        <w:t>}</w:t>
       </w:r>
     </w:p>
     <w:p>
@@ -1341,90 +2352,142 @@
     </w:p>
     <w:p>
       <w:pPr>
+        <w:spacing w:after="80"/>
         <w:ind w:left="360" w:hanging="200"/>
+      </w:pPr>
+      <w:r>
+        <w:rPr>
+          <w:b/>
+          <w:color w:val="F96167"/>
+        </w:rPr>
+        <w:t>•</w:t>
+      </w:r>
+      <w:r>
+        <w:rPr>
+          <w:b/>
+        </w:rPr>
+        <w:t xml:space="preserve">Mandatory Read-Replica </w:t>
+      </w:r>
+      <w:proofErr w:type="spellStart"/>
+      <w:r>
+        <w:rPr>
+          <w:b/>
+        </w:rPr>
+        <w:t>Routing:</w:t>
+      </w:r>
+      <w:r>
+        <w:t>Decyra</w:t>
+      </w:r>
+      <w:proofErr w:type="spellEnd"/>
+      <w:r>
+        <w:t xml:space="preserve"> connects exclusively to follower read-replicas, completely isolating transactional production databases from analytical traffic.</w:t>
+      </w:r>
+    </w:p>
+    <w:p>
+      <w:pPr>
         <w:spacing w:after="80"/>
-      </w:pPr>
-      <w:r>
-        <w:rPr>
+        <w:ind w:left="360" w:hanging="200"/>
+      </w:pPr>
+      <w:r>
+        <w:rPr>
+          <w:b/>
           <w:color w:val="F96167"/>
-          <w:b/>
-        </w:rPr>
-        <w:t>•  </w:t>
-      </w:r>
-      <w:r>
-        <w:rPr>
-          <w:b/>
-        </w:rPr>
-        <w:t>Mandatory Read-Replica Routing: </w:t>
-      </w:r>
-      <w:r>
-        <w:t>Decyra connects exclusively to follower read-replicas, completely isolating transactional production databases from analytical traffic.</w:t>
-      </w:r>
-    </w:p>
-    <w:p>
-      <w:pPr>
+        </w:rPr>
+        <w:t>•</w:t>
+      </w:r>
+      <w:r>
+        <w:rPr>
+          <w:b/>
+        </w:rPr>
+        <w:t xml:space="preserve">Pushdown Cost &amp; Row Cap </w:t>
+      </w:r>
+      <w:proofErr w:type="spellStart"/>
+      <w:r>
+        <w:rPr>
+          <w:b/>
+        </w:rPr>
+        <w:t>Safeguards:</w:t>
+      </w:r>
+      <w:r>
+        <w:t>Every</w:t>
+      </w:r>
+      <w:proofErr w:type="spellEnd"/>
+      <w:r>
+        <w:t xml:space="preserve"> query is capped at 50,000 rows. Pre-execution EXPLAIN inspection blocks queries requiring unindexed table scans.</w:t>
+      </w:r>
+    </w:p>
+    <w:p>
+      <w:pPr>
+        <w:spacing w:after="80"/>
         <w:ind w:left="360" w:hanging="200"/>
+      </w:pPr>
+      <w:r>
+        <w:rPr>
+          <w:b/>
+          <w:color w:val="F96167"/>
+        </w:rPr>
+        <w:t>•</w:t>
+      </w:r>
+      <w:r>
+        <w:rPr>
+          <w:b/>
+        </w:rPr>
+        <w:t xml:space="preserve">Circuit Breaker </w:t>
+      </w:r>
+      <w:proofErr w:type="spellStart"/>
+      <w:r>
+        <w:rPr>
+          <w:b/>
+        </w:rPr>
+        <w:t>Timeouts:</w:t>
+      </w:r>
+      <w:r>
+        <w:t>Hard</w:t>
+      </w:r>
+      <w:proofErr w:type="spellEnd"/>
+      <w:r>
+        <w:t xml:space="preserve"> statement timeouts (5,000ms) automatically terminate runaway queries.</w:t>
+      </w:r>
+    </w:p>
+    <w:p>
+      <w:pPr>
         <w:spacing w:after="80"/>
-      </w:pPr>
-      <w:r>
-        <w:rPr>
+        <w:ind w:left="360" w:hanging="200"/>
+      </w:pPr>
+      <w:r>
+        <w:rPr>
+          <w:b/>
           <w:color w:val="F96167"/>
-          <w:b/>
-        </w:rPr>
-        <w:t>•  </w:t>
-      </w:r>
-      <w:r>
-        <w:rPr>
-          <w:b/>
-        </w:rPr>
-        <w:t>Pushdown Cost &amp; Row Cap Safeguards: </w:t>
-      </w:r>
-      <w:r>
-        <w:t>Every query is capped at 50,000 rows. Pre-execution EXPLAIN inspection blocks queries requiring unindexed table scans.</w:t>
-      </w:r>
-    </w:p>
-    <w:p>
-      <w:pPr>
-        <w:ind w:left="360" w:hanging="200"/>
-        <w:spacing w:after="80"/>
-      </w:pPr>
-      <w:r>
-        <w:rPr>
-          <w:color w:val="F96167"/>
-          <w:b/>
-        </w:rPr>
-        <w:t>•  </w:t>
-      </w:r>
-      <w:r>
-        <w:rPr>
-          <w:b/>
-        </w:rPr>
-        <w:t>Circuit Breaker Timeouts: </w:t>
-      </w:r>
-      <w:r>
-        <w:t>Hard statement timeouts (5,000ms) automatically terminate runaway queries.</w:t>
-      </w:r>
-    </w:p>
-    <w:p>
-      <w:pPr>
-        <w:ind w:left="360" w:hanging="200"/>
-        <w:spacing w:after="80"/>
-      </w:pPr>
-      <w:r>
-        <w:rPr>
-          <w:color w:val="F96167"/>
-          <w:b/>
-        </w:rPr>
-        <w:t>•  </w:t>
-      </w:r>
-      <w:r>
-        <w:rPr>
-          <w:b/>
-        </w:rPr>
-        <w:t>Zero Data Retention Guarantee: </w:t>
-      </w:r>
-      <w:r>
-        <w:t>Memory is wiped clean after query execution. No client rows are ever written to Decyra disks or long-term databases.</w:t>
+        </w:rPr>
+        <w:t>•</w:t>
+      </w:r>
+      <w:r>
+        <w:rPr>
+          <w:b/>
+        </w:rPr>
+        <w:t xml:space="preserve">Zero Data Retention </w:t>
+      </w:r>
+      <w:proofErr w:type="spellStart"/>
+      <w:r>
+        <w:rPr>
+          <w:b/>
+        </w:rPr>
+        <w:t>Guarantee:</w:t>
+      </w:r>
+      <w:r>
+        <w:t>Memory</w:t>
+      </w:r>
+      <w:proofErr w:type="spellEnd"/>
+      <w:r>
+        <w:t xml:space="preserve"> is wiped clean after query execution. No client rows are ever written to </w:t>
+      </w:r>
+      <w:proofErr w:type="spellStart"/>
+      <w:r>
+        <w:t>Decyra</w:t>
+      </w:r>
+      <w:proofErr w:type="spellEnd"/>
+      <w:r>
+        <w:t xml:space="preserve"> disks or long-term databases.</w:t>
       </w:r>
     </w:p>
     <w:p>
@@ -1438,56 +2501,74 @@
     <w:tbl>
       <w:tblPr>
         <w:tblW w:w="5000" w:type="pct"/>
+        <w:tblInd w:w="140" w:type="dxa"/>
         <w:tblBorders>
           <w:top w:val="single" w:sz="4" w:space="0" w:color="D0D7E2"/>
-          <w:left w:val="none"/>
           <w:bottom w:val="single" w:sz="4" w:space="0" w:color="D0D7E2"/>
-          <w:right w:val="none"/>
           <w:insideH w:val="single" w:sz="4" w:space="0" w:color="E5E9F2"/>
-          <w:insideV w:val="none"/>
         </w:tblBorders>
+        <w:tblCellMar>
+          <w:left w:w="10" w:type="dxa"/>
+          <w:right w:w="10" w:type="dxa"/>
+        </w:tblCellMar>
+        <w:tblLook w:val="0000" w:firstRow="0" w:lastRow="0" w:firstColumn="0" w:lastColumn="0" w:noHBand="0" w:noVBand="0"/>
       </w:tblPr>
+      <w:tblGrid>
+        <w:gridCol w:w="875"/>
+        <w:gridCol w:w="3844"/>
+        <w:gridCol w:w="1282"/>
+        <w:gridCol w:w="3639"/>
+      </w:tblGrid>
       <w:tr>
+        <w:tblPrEx>
+          <w:tblCellMar>
+            <w:top w:w="0" w:type="dxa"/>
+            <w:bottom w:w="0" w:type="dxa"/>
+          </w:tblCellMar>
+        </w:tblPrEx>
         <w:trPr>
           <w:tblHeader/>
         </w:trPr>
         <w:tc>
           <w:tcPr>
+            <w:tcW w:w="0" w:type="auto"/>
             <w:shd w:val="clear" w:color="auto" w:fill="1E2761"/>
             <w:tcMar>
-              <w:top w:w="120"/>
-              <w:bottom w:w="120"/>
-              <w:left w:w="140"/>
-              <w:right w:w="140"/>
+              <w:top w:w="120" w:type="dxa"/>
+              <w:left w:w="140" w:type="dxa"/>
+              <w:bottom w:w="120" w:type="dxa"/>
+              <w:right w:w="140" w:type="dxa"/>
             </w:tcMar>
           </w:tcPr>
           <w:p>
             <w:r>
               <w:rPr>
                 <w:b/>
+                <w:color w:val="FFFFFF"/>
                 <w:sz w:val="20"/>
-                <w:color w:val="FFFFFF"/>
               </w:rPr>
+              <w:lastRenderedPageBreak/>
               <w:t>Phase</w:t>
             </w:r>
           </w:p>
         </w:tc>
         <w:tc>
           <w:tcPr>
+            <w:tcW w:w="0" w:type="auto"/>
             <w:shd w:val="clear" w:color="auto" w:fill="1E2761"/>
             <w:tcMar>
-              <w:top w:w="120"/>
-              <w:bottom w:w="120"/>
-              <w:left w:w="140"/>
-              <w:right w:w="140"/>
+              <w:top w:w="120" w:type="dxa"/>
+              <w:left w:w="140" w:type="dxa"/>
+              <w:bottom w:w="120" w:type="dxa"/>
+              <w:right w:w="140" w:type="dxa"/>
             </w:tcMar>
           </w:tcPr>
           <w:p>
             <w:r>
               <w:rPr>
                 <w:b/>
+                <w:color w:val="FFFFFF"/>
                 <w:sz w:val="20"/>
-                <w:color w:val="FFFFFF"/>
               </w:rPr>
               <w:t>Milestone</w:t>
             </w:r>
@@ -1495,20 +2576,21 @@
         </w:tc>
         <w:tc>
           <w:tcPr>
+            <w:tcW w:w="0" w:type="auto"/>
             <w:shd w:val="clear" w:color="auto" w:fill="1E2761"/>
             <w:tcMar>
-              <w:top w:w="120"/>
-              <w:bottom w:w="120"/>
-              <w:left w:w="140"/>
-              <w:right w:w="140"/>
+              <w:top w:w="120" w:type="dxa"/>
+              <w:left w:w="140" w:type="dxa"/>
+              <w:bottom w:w="120" w:type="dxa"/>
+              <w:right w:w="140" w:type="dxa"/>
             </w:tcMar>
           </w:tcPr>
           <w:p>
             <w:r>
               <w:rPr>
                 <w:b/>
+                <w:color w:val="FFFFFF"/>
                 <w:sz w:val="20"/>
-                <w:color w:val="FFFFFF"/>
               </w:rPr>
               <w:t>Timeline</w:t>
             </w:r>
@@ -1516,20 +2598,21 @@
         </w:tc>
         <w:tc>
           <w:tcPr>
+            <w:tcW w:w="0" w:type="auto"/>
             <w:shd w:val="clear" w:color="auto" w:fill="1E2761"/>
             <w:tcMar>
-              <w:top w:w="120"/>
-              <w:bottom w:w="120"/>
-              <w:left w:w="140"/>
-              <w:right w:w="140"/>
+              <w:top w:w="120" w:type="dxa"/>
+              <w:left w:w="140" w:type="dxa"/>
+              <w:bottom w:w="120" w:type="dxa"/>
+              <w:right w:w="140" w:type="dxa"/>
             </w:tcMar>
           </w:tcPr>
           <w:p>
             <w:r>
               <w:rPr>
                 <w:b/>
+                <w:color w:val="FFFFFF"/>
                 <w:sz w:val="20"/>
-                <w:color w:val="FFFFFF"/>
               </w:rPr>
               <w:t>Target Outcome</w:t>
             </w:r>
@@ -1537,20 +2620,26 @@
         </w:tc>
       </w:tr>
       <w:tr>
+        <w:tblPrEx>
+          <w:tblCellMar>
+            <w:top w:w="0" w:type="dxa"/>
+            <w:bottom w:w="0" w:type="dxa"/>
+          </w:tblCellMar>
+        </w:tblPrEx>
         <w:tc>
           <w:tcPr>
+            <w:tcW w:w="0" w:type="auto"/>
             <w:tcMar>
-              <w:top w:w="100"/>
-              <w:bottom w:w="100"/>
-              <w:left w:w="140"/>
-              <w:right w:w="140"/>
+              <w:top w:w="100" w:type="dxa"/>
+              <w:left w:w="140" w:type="dxa"/>
+              <w:bottom w:w="100" w:type="dxa"/>
+              <w:right w:w="140" w:type="dxa"/>
             </w:tcMar>
           </w:tcPr>
           <w:p>
             <w:r>
               <w:rPr>
                 <w:sz w:val="20"/>
-                <w:color w:val="333333"/>
               </w:rPr>
               <w:t>Phase 1</w:t>
             </w:r>
@@ -1558,18 +2647,18 @@
         </w:tc>
         <w:tc>
           <w:tcPr>
+            <w:tcW w:w="0" w:type="auto"/>
             <w:tcMar>
-              <w:top w:w="100"/>
-              <w:bottom w:w="100"/>
-              <w:left w:w="140"/>
-              <w:right w:w="140"/>
+              <w:top w:w="100" w:type="dxa"/>
+              <w:left w:w="140" w:type="dxa"/>
+              <w:bottom w:w="100" w:type="dxa"/>
+              <w:right w:w="140" w:type="dxa"/>
             </w:tcMar>
           </w:tcPr>
           <w:p>
             <w:r>
               <w:rPr>
                 <w:sz w:val="20"/>
-                <w:color w:val="333333"/>
               </w:rPr>
               <w:t>Local In-Memory Join MVP (Postgres + CSV)</w:t>
             </w:r>
@@ -1577,18 +2666,18 @@
         </w:tc>
         <w:tc>
           <w:tcPr>
+            <w:tcW w:w="0" w:type="auto"/>
             <w:tcMar>
-              <w:top w:w="100"/>
-              <w:bottom w:w="100"/>
-              <w:left w:w="140"/>
-              <w:right w:w="140"/>
+              <w:top w:w="100" w:type="dxa"/>
+              <w:left w:w="140" w:type="dxa"/>
+              <w:bottom w:w="100" w:type="dxa"/>
+              <w:right w:w="140" w:type="dxa"/>
             </w:tcMar>
           </w:tcPr>
           <w:p>
             <w:r>
               <w:rPr>
                 <w:sz w:val="20"/>
-                <w:color w:val="333333"/>
               </w:rPr>
               <w:t>Weeks 1–3</w:t>
             </w:r>
@@ -1596,18 +2685,18 @@
         </w:tc>
         <w:tc>
           <w:tcPr>
+            <w:tcW w:w="0" w:type="auto"/>
             <w:tcMar>
-              <w:top w:w="100"/>
-              <w:bottom w:w="100"/>
-              <w:left w:w="140"/>
-              <w:right w:w="140"/>
+              <w:top w:w="100" w:type="dxa"/>
+              <w:left w:w="140" w:type="dxa"/>
+              <w:bottom w:w="100" w:type="dxa"/>
+              <w:right w:w="140" w:type="dxa"/>
             </w:tcMar>
           </w:tcPr>
           <w:p>
             <w:r>
               <w:rPr>
                 <w:sz w:val="20"/>
-                <w:color w:val="333333"/>
               </w:rPr>
               <w:t>Instant self-serve demo &amp; file joins</w:t>
             </w:r>
@@ -1615,20 +2704,26 @@
         </w:tc>
       </w:tr>
       <w:tr>
+        <w:tblPrEx>
+          <w:tblCellMar>
+            <w:top w:w="0" w:type="dxa"/>
+            <w:bottom w:w="0" w:type="dxa"/>
+          </w:tblCellMar>
+        </w:tblPrEx>
         <w:tc>
           <w:tcPr>
+            <w:tcW w:w="0" w:type="auto"/>
             <w:tcMar>
-              <w:top w:w="100"/>
-              <w:bottom w:w="100"/>
-              <w:left w:w="140"/>
-              <w:right w:w="140"/>
+              <w:top w:w="100" w:type="dxa"/>
+              <w:left w:w="140" w:type="dxa"/>
+              <w:bottom w:w="100" w:type="dxa"/>
+              <w:right w:w="140" w:type="dxa"/>
             </w:tcMar>
           </w:tcPr>
           <w:p>
             <w:r>
               <w:rPr>
                 <w:sz w:val="20"/>
-                <w:color w:val="333333"/>
               </w:rPr>
               <w:t>Phase 2</w:t>
             </w:r>
@@ -1636,37 +2731,51 @@
         </w:tc>
         <w:tc>
           <w:tcPr>
+            <w:tcW w:w="0" w:type="auto"/>
             <w:tcMar>
-              <w:top w:w="100"/>
-              <w:bottom w:w="100"/>
-              <w:left w:w="140"/>
-              <w:right w:w="140"/>
+              <w:top w:w="100" w:type="dxa"/>
+              <w:left w:w="140" w:type="dxa"/>
+              <w:bottom w:w="100" w:type="dxa"/>
+              <w:right w:w="140" w:type="dxa"/>
             </w:tcMar>
           </w:tcPr>
           <w:p>
             <w:r>
               <w:rPr>
                 <w:sz w:val="20"/>
-                <w:color w:val="333333"/>
               </w:rPr>
-              <w:t>Snowflake &amp; BigQuery Arrow Streaming</w:t>
+              <w:t xml:space="preserve">Snowflake &amp; </w:t>
+            </w:r>
+            <w:proofErr w:type="spellStart"/>
+            <w:r>
+              <w:rPr>
+                <w:sz w:val="20"/>
+              </w:rPr>
+              <w:t>BigQuery</w:t>
+            </w:r>
+            <w:proofErr w:type="spellEnd"/>
+            <w:r>
+              <w:rPr>
+                <w:sz w:val="20"/>
+              </w:rPr>
+              <w:t xml:space="preserve"> Arrow Streaming</w:t>
             </w:r>
           </w:p>
         </w:tc>
         <w:tc>
           <w:tcPr>
+            <w:tcW w:w="0" w:type="auto"/>
             <w:tcMar>
-              <w:top w:w="100"/>
-              <w:bottom w:w="100"/>
-              <w:left w:w="140"/>
-              <w:right w:w="140"/>
+              <w:top w:w="100" w:type="dxa"/>
+              <w:left w:w="140" w:type="dxa"/>
+              <w:bottom w:w="100" w:type="dxa"/>
+              <w:right w:w="140" w:type="dxa"/>
             </w:tcMar>
           </w:tcPr>
           <w:p>
             <w:r>
               <w:rPr>
                 <w:sz w:val="20"/>
-                <w:color w:val="333333"/>
               </w:rPr>
               <w:t>Weeks 4–6</w:t>
             </w:r>
@@ -1674,18 +2783,18 @@
         </w:tc>
         <w:tc>
           <w:tcPr>
+            <w:tcW w:w="0" w:type="auto"/>
             <w:tcMar>
-              <w:top w:w="100"/>
-              <w:bottom w:w="100"/>
-              <w:left w:w="140"/>
-              <w:right w:w="140"/>
+              <w:top w:w="100" w:type="dxa"/>
+              <w:left w:w="140" w:type="dxa"/>
+              <w:bottom w:w="100" w:type="dxa"/>
+              <w:right w:w="140" w:type="dxa"/>
             </w:tcMar>
           </w:tcPr>
           <w:p>
             <w:r>
               <w:rPr>
                 <w:sz w:val="20"/>
-                <w:color w:val="333333"/>
               </w:rPr>
               <w:t>Enterprise multi-warehouse federation</w:t>
             </w:r>
@@ -1693,20 +2802,26 @@
         </w:tc>
       </w:tr>
       <w:tr>
+        <w:tblPrEx>
+          <w:tblCellMar>
+            <w:top w:w="0" w:type="dxa"/>
+            <w:bottom w:w="0" w:type="dxa"/>
+          </w:tblCellMar>
+        </w:tblPrEx>
         <w:tc>
           <w:tcPr>
+            <w:tcW w:w="0" w:type="auto"/>
             <w:tcMar>
-              <w:top w:w="100"/>
-              <w:bottom w:w="100"/>
-              <w:left w:w="140"/>
-              <w:right w:w="140"/>
+              <w:top w:w="100" w:type="dxa"/>
+              <w:left w:w="140" w:type="dxa"/>
+              <w:bottom w:w="100" w:type="dxa"/>
+              <w:right w:w="140" w:type="dxa"/>
             </w:tcMar>
           </w:tcPr>
           <w:p>
             <w:r>
               <w:rPr>
                 <w:sz w:val="20"/>
-                <w:color w:val="333333"/>
               </w:rPr>
               <w:t>Phase 3</w:t>
             </w:r>
@@ -1714,18 +2829,18 @@
         </w:tc>
         <w:tc>
           <w:tcPr>
+            <w:tcW w:w="0" w:type="auto"/>
             <w:tcMar>
-              <w:top w:w="100"/>
-              <w:bottom w:w="100"/>
-              <w:left w:w="140"/>
-              <w:right w:w="140"/>
+              <w:top w:w="100" w:type="dxa"/>
+              <w:left w:w="140" w:type="dxa"/>
+              <w:bottom w:w="100" w:type="dxa"/>
+              <w:right w:w="140" w:type="dxa"/>
             </w:tcMar>
           </w:tcPr>
           <w:p>
             <w:r>
               <w:rPr>
                 <w:sz w:val="20"/>
-                <w:color w:val="333333"/>
               </w:rPr>
               <w:t>Automated Semantic Graph &amp; Drift Healing</w:t>
             </w:r>
@@ -1733,18 +2848,18 @@
         </w:tc>
         <w:tc>
           <w:tcPr>
+            <w:tcW w:w="0" w:type="auto"/>
             <w:tcMar>
-              <w:top w:w="100"/>
-              <w:bottom w:w="100"/>
-              <w:left w:w="140"/>
-              <w:right w:w="140"/>
+              <w:top w:w="100" w:type="dxa"/>
+              <w:left w:w="140" w:type="dxa"/>
+              <w:bottom w:w="100" w:type="dxa"/>
+              <w:right w:w="140" w:type="dxa"/>
             </w:tcMar>
           </w:tcPr>
           <w:p>
             <w:r>
               <w:rPr>
                 <w:sz w:val="20"/>
-                <w:color w:val="333333"/>
               </w:rPr>
               <w:t>Weeks 7–9</w:t>
             </w:r>
@@ -1752,18 +2867,18 @@
         </w:tc>
         <w:tc>
           <w:tcPr>
+            <w:tcW w:w="0" w:type="auto"/>
             <w:tcMar>
-              <w:top w:w="100"/>
-              <w:bottom w:w="100"/>
-              <w:left w:w="140"/>
-              <w:right w:w="140"/>
+              <w:top w:w="100" w:type="dxa"/>
+              <w:left w:w="140" w:type="dxa"/>
+              <w:bottom w:w="100" w:type="dxa"/>
+              <w:right w:w="140" w:type="dxa"/>
             </w:tcMar>
           </w:tcPr>
           <w:p>
             <w:r>
               <w:rPr>
                 <w:sz w:val="20"/>
-                <w:color w:val="333333"/>
               </w:rPr>
               <w:t>Autonomous foreign-key discovery &amp; alias updates</w:t>
             </w:r>
@@ -1771,20 +2886,26 @@
         </w:tc>
       </w:tr>
       <w:tr>
+        <w:tblPrEx>
+          <w:tblCellMar>
+            <w:top w:w="0" w:type="dxa"/>
+            <w:bottom w:w="0" w:type="dxa"/>
+          </w:tblCellMar>
+        </w:tblPrEx>
         <w:tc>
           <w:tcPr>
+            <w:tcW w:w="0" w:type="auto"/>
             <w:tcMar>
-              <w:top w:w="100"/>
-              <w:bottom w:w="100"/>
-              <w:left w:w="140"/>
-              <w:right w:w="140"/>
+              <w:top w:w="100" w:type="dxa"/>
+              <w:left w:w="140" w:type="dxa"/>
+              <w:bottom w:w="100" w:type="dxa"/>
+              <w:right w:w="140" w:type="dxa"/>
             </w:tcMar>
           </w:tcPr>
           <w:p>
             <w:r>
               <w:rPr>
                 <w:sz w:val="20"/>
-                <w:color w:val="333333"/>
               </w:rPr>
               <w:t>Phase 4</w:t>
             </w:r>
@@ -1792,18 +2913,18 @@
         </w:tc>
         <w:tc>
           <w:tcPr>
+            <w:tcW w:w="0" w:type="auto"/>
             <w:tcMar>
-              <w:top w:w="100"/>
-              <w:bottom w:w="100"/>
-              <w:left w:w="140"/>
-              <w:right w:w="140"/>
+              <w:top w:w="100" w:type="dxa"/>
+              <w:left w:w="140" w:type="dxa"/>
+              <w:bottom w:w="100" w:type="dxa"/>
+              <w:right w:w="140" w:type="dxa"/>
             </w:tcMar>
           </w:tcPr>
           <w:p>
             <w:r>
               <w:rPr>
                 <w:sz w:val="20"/>
-                <w:color w:val="333333"/>
               </w:rPr>
               <w:t>Outbound Gateway Agent (On-Prem Oracle)</w:t>
             </w:r>
@@ -1811,18 +2932,18 @@
         </w:tc>
         <w:tc>
           <w:tcPr>
+            <w:tcW w:w="0" w:type="auto"/>
             <w:tcMar>
-              <w:top w:w="100"/>
-              <w:bottom w:w="100"/>
-              <w:left w:w="140"/>
-              <w:right w:w="140"/>
+              <w:top w:w="100" w:type="dxa"/>
+              <w:left w:w="140" w:type="dxa"/>
+              <w:bottom w:w="100" w:type="dxa"/>
+              <w:right w:w="140" w:type="dxa"/>
             </w:tcMar>
           </w:tcPr>
           <w:p>
             <w:r>
               <w:rPr>
                 <w:sz w:val="20"/>
-                <w:color w:val="333333"/>
               </w:rPr>
               <w:t>Weeks 10–12</w:t>
             </w:r>
@@ -1830,18 +2951,18 @@
         </w:tc>
         <w:tc>
           <w:tcPr>
+            <w:tcW w:w="0" w:type="auto"/>
             <w:tcMar>
-              <w:top w:w="100"/>
-              <w:bottom w:w="100"/>
-              <w:left w:w="140"/>
-              <w:right w:w="140"/>
+              <w:top w:w="100" w:type="dxa"/>
+              <w:left w:w="140" w:type="dxa"/>
+              <w:bottom w:w="100" w:type="dxa"/>
+              <w:right w:w="140" w:type="dxa"/>
             </w:tcMar>
           </w:tcPr>
           <w:p>
             <w:r>
               <w:rPr>
                 <w:sz w:val="20"/>
-                <w:color w:val="333333"/>
               </w:rPr>
               <w:t>Zero-inbound firewall enterprise support</w:t>
             </w:r>
@@ -1849,20 +2970,26 @@
         </w:tc>
       </w:tr>
       <w:tr>
+        <w:tblPrEx>
+          <w:tblCellMar>
+            <w:top w:w="0" w:type="dxa"/>
+            <w:bottom w:w="0" w:type="dxa"/>
+          </w:tblCellMar>
+        </w:tblPrEx>
         <w:tc>
           <w:tcPr>
+            <w:tcW w:w="0" w:type="auto"/>
             <w:tcMar>
-              <w:top w:w="100"/>
-              <w:bottom w:w="100"/>
-              <w:left w:w="140"/>
-              <w:right w:w="140"/>
+              <w:top w:w="100" w:type="dxa"/>
+              <w:left w:w="140" w:type="dxa"/>
+              <w:bottom w:w="100" w:type="dxa"/>
+              <w:right w:w="140" w:type="dxa"/>
             </w:tcMar>
           </w:tcPr>
           <w:p>
             <w:r>
               <w:rPr>
                 <w:sz w:val="20"/>
-                <w:color w:val="333333"/>
               </w:rPr>
               <w:t>Phase 5</w:t>
             </w:r>
@@ -1870,18 +2997,18 @@
         </w:tc>
         <w:tc>
           <w:tcPr>
+            <w:tcW w:w="0" w:type="auto"/>
             <w:tcMar>
-              <w:top w:w="100"/>
-              <w:bottom w:w="100"/>
-              <w:left w:w="140"/>
-              <w:right w:w="140"/>
+              <w:top w:w="100" w:type="dxa"/>
+              <w:left w:w="140" w:type="dxa"/>
+              <w:bottom w:w="100" w:type="dxa"/>
+              <w:right w:w="140" w:type="dxa"/>
             </w:tcMar>
           </w:tcPr>
           <w:p>
             <w:r>
               <w:rPr>
                 <w:sz w:val="20"/>
-                <w:color w:val="333333"/>
               </w:rPr>
               <w:t>Sovereign In-Region Clusters (AWS UAE / Oracle Saudi)</w:t>
             </w:r>
@@ -1889,18 +3016,18 @@
         </w:tc>
         <w:tc>
           <w:tcPr>
+            <w:tcW w:w="0" w:type="auto"/>
             <w:tcMar>
-              <w:top w:w="100"/>
-              <w:bottom w:w="100"/>
-              <w:left w:w="140"/>
-              <w:right w:w="140"/>
+              <w:top w:w="100" w:type="dxa"/>
+              <w:left w:w="140" w:type="dxa"/>
+              <w:bottom w:w="100" w:type="dxa"/>
+              <w:right w:w="140" w:type="dxa"/>
             </w:tcMar>
           </w:tcPr>
           <w:p>
             <w:r>
               <w:rPr>
                 <w:sz w:val="20"/>
-                <w:color w:val="333333"/>
               </w:rPr>
               <w:t>Weeks 13–16</w:t>
             </w:r>
@@ -1908,18 +3035,18 @@
         </w:tc>
         <w:tc>
           <w:tcPr>
+            <w:tcW w:w="0" w:type="auto"/>
             <w:tcMar>
-              <w:top w:w="100"/>
-              <w:bottom w:w="100"/>
-              <w:left w:w="140"/>
-              <w:right w:w="140"/>
+              <w:top w:w="100" w:type="dxa"/>
+              <w:left w:w="140" w:type="dxa"/>
+              <w:bottom w:w="100" w:type="dxa"/>
+              <w:right w:w="140" w:type="dxa"/>
             </w:tcMar>
           </w:tcPr>
           <w:p>
             <w:r>
               <w:rPr>
                 <w:sz w:val="20"/>
-                <w:color w:val="333333"/>
               </w:rPr>
               <w:t>Full GCC in-country data residency compliance</w:t>
             </w:r>
@@ -1940,67 +3067,5136 @@
         <w:spacing w:after="140"/>
       </w:pPr>
       <w:r>
-        <w:t>Unlike traditional data tools that require 24/7 provisioned warehouse clusters, Decyra uses ephemeral serverless compute. A cross-database join running for 15 milliseconds on 1GB RAM costs less than $0.001 per query. At a subscription price of $199/month for team tiers, infrastructure COGS remain under $18/month, delivering sustained gross margins above 90%.</w:t>
-      </w:r>
+        <w:t xml:space="preserve">Unlike traditional data tools that require 24/7 provisioned warehouse clusters, </w:t>
+      </w:r>
+      <w:proofErr w:type="spellStart"/>
+      <w:r>
+        <w:t>Decyra</w:t>
+      </w:r>
+      <w:proofErr w:type="spellEnd"/>
+      <w:r>
+        <w:t xml:space="preserve"> uses ephemeral serverless compute. A cross-database join running for 15 milliseconds on 1GB RAM costs less than $0.001 per query. At a subscription price of $199/month for team tiers, infrastructure COGS remain under $18/month, delivering sustained gross margins above 90%.</w:t>
+      </w:r>
+    </w:p>
+    <w:p>
+      <w:pPr>
+        <w:spacing w:after="140"/>
+      </w:pPr>
+    </w:p>
+    <w:p>
+      <w:pPr>
+        <w:spacing w:after="140"/>
+      </w:pPr>
+    </w:p>
+    <w:p>
+      <w:pPr>
+        <w:spacing w:after="140"/>
+      </w:pPr>
+    </w:p>
+    <w:p>
+      <w:pPr>
+        <w:spacing w:after="140"/>
+      </w:pPr>
+    </w:p>
+    <w:p>
+      <w:pPr>
+        <w:spacing w:after="140"/>
+      </w:pPr>
+    </w:p>
+    <w:p>
+      <w:pPr>
+        <w:spacing w:after="140"/>
+      </w:pPr>
+    </w:p>
+    <w:p>
+      <w:pPr>
+        <w:spacing w:after="140"/>
+      </w:pPr>
+    </w:p>
+    <w:p>
+      <w:pPr>
+        <w:spacing w:after="140"/>
+      </w:pPr>
+    </w:p>
+    <w:p>
+      <w:pPr>
+        <w:spacing w:after="140"/>
+      </w:pPr>
+    </w:p>
+    <w:p>
+      <w:pPr>
+        <w:spacing w:after="140"/>
+      </w:pPr>
+    </w:p>
+    <w:p>
+      <w:pPr>
+        <w:spacing w:after="140"/>
+      </w:pPr>
+    </w:p>
+    <w:p>
+      <w:pPr>
+        <w:spacing w:after="140"/>
+      </w:pPr>
+    </w:p>
+    <w:p>
+      <w:pPr>
+        <w:spacing w:after="140"/>
+      </w:pPr>
+    </w:p>
+    <w:p>
+      <w:pPr>
+        <w:spacing w:after="140"/>
+      </w:pPr>
+      <w:r>
+        <w:t>Here is a comprehensive architectural analysis and answer to all your questions, covering </w:t>
+      </w:r>
+      <w:r>
+        <w:rPr>
+          <w:b/>
+          <w:bCs/>
+        </w:rPr>
+        <w:t xml:space="preserve">new data sources, the Agentic connection flow, multilingual capabilities, and how to harness </w:t>
+      </w:r>
+      <w:proofErr w:type="spellStart"/>
+      <w:r>
+        <w:rPr>
+          <w:b/>
+          <w:bCs/>
+        </w:rPr>
+        <w:t>DuckDB’s</w:t>
+      </w:r>
+      <w:proofErr w:type="spellEnd"/>
+      <w:r>
+        <w:rPr>
+          <w:b/>
+          <w:bCs/>
+        </w:rPr>
+        <w:t xml:space="preserve"> most powerful extensions (Spatial, </w:t>
+      </w:r>
+      <w:proofErr w:type="spellStart"/>
+      <w:r>
+        <w:rPr>
+          <w:b/>
+          <w:bCs/>
+        </w:rPr>
+        <w:t>Wasm</w:t>
+      </w:r>
+      <w:proofErr w:type="spellEnd"/>
+      <w:r>
+        <w:rPr>
+          <w:b/>
+          <w:bCs/>
+        </w:rPr>
+        <w:t>, HTTPFS, and APIs)</w:t>
+      </w:r>
+      <w:r>
+        <w:t>.</w:t>
+      </w:r>
+    </w:p>
+    <w:p>
+      <w:pPr>
+        <w:spacing w:after="140"/>
+      </w:pPr>
+      <w:r>
+        <w:pict w14:anchorId="3540D0E1">
+          <v:rect id="_x0000_i1073" style="width:757.5pt;height:.75pt" o:hrpct="0" o:hralign="center" o:hrstd="t" o:hr="t" fillcolor="#a0a0a0" stroked="f"/>
+        </w:pict>
+      </w:r>
+    </w:p>
+    <w:p>
+      <w:pPr>
+        <w:spacing w:after="140"/>
+      </w:pPr>
+      <w:r>
+        <w:t>1. Connecting SAP, Salesforce, HubSpot &amp; Other High-Value Sources</w:t>
+      </w:r>
+    </w:p>
+    <w:p>
+      <w:pPr>
+        <w:spacing w:after="140"/>
+      </w:pPr>
+      <w:r>
+        <w:rPr>
+          <w:b/>
+          <w:bCs/>
+        </w:rPr>
+        <w:t xml:space="preserve">YES — </w:t>
+      </w:r>
+      <w:proofErr w:type="spellStart"/>
+      <w:r>
+        <w:rPr>
+          <w:b/>
+          <w:bCs/>
+        </w:rPr>
+        <w:t>Decyra</w:t>
+      </w:r>
+      <w:proofErr w:type="spellEnd"/>
+      <w:r>
+        <w:rPr>
+          <w:b/>
+          <w:bCs/>
+        </w:rPr>
+        <w:t xml:space="preserve"> can and should connect to SAP, Salesforce, and SaaS platforms.</w:t>
+      </w:r>
+    </w:p>
+    <w:p>
+      <w:pPr>
+        <w:spacing w:after="140"/>
+      </w:pPr>
+      <w:r>
+        <w:t>In modern companies, the most critical business data does not live in PostgreSQL alone — it lives in </w:t>
+      </w:r>
+      <w:r>
+        <w:rPr>
+          <w:b/>
+          <w:bCs/>
+        </w:rPr>
+        <w:t>CRMs and ERPs</w:t>
+      </w:r>
+      <w:r>
+        <w:t>:</w:t>
+      </w:r>
+    </w:p>
+    <w:p>
+      <w:pPr>
+        <w:numPr>
+          <w:ilvl w:val="0"/>
+          <w:numId w:val="1"/>
+        </w:numPr>
+        <w:spacing w:after="140"/>
+      </w:pPr>
+      <w:r>
+        <w:rPr>
+          <w:b/>
+          <w:bCs/>
+        </w:rPr>
+        <w:t>Salesforce / HubSpot:</w:t>
+      </w:r>
+      <w:r>
+        <w:t> Leads, pipeline stages, closed-won deals, sales quotas.</w:t>
+      </w:r>
+    </w:p>
+    <w:p>
+      <w:pPr>
+        <w:numPr>
+          <w:ilvl w:val="0"/>
+          <w:numId w:val="1"/>
+        </w:numPr>
+        <w:spacing w:after="140"/>
+      </w:pPr>
+      <w:r>
+        <w:rPr>
+          <w:b/>
+          <w:bCs/>
+        </w:rPr>
+        <w:t>SAP (S/4HANA / ECC):</w:t>
+      </w:r>
+      <w:r>
+        <w:t> Enterprise inventory, purchase orders, supply chain costs.</w:t>
+      </w:r>
+    </w:p>
+    <w:p>
+      <w:pPr>
+        <w:numPr>
+          <w:ilvl w:val="0"/>
+          <w:numId w:val="1"/>
+        </w:numPr>
+        <w:spacing w:after="140"/>
+      </w:pPr>
+      <w:r>
+        <w:rPr>
+          <w:b/>
+          <w:bCs/>
+        </w:rPr>
+        <w:t xml:space="preserve">Stripe / </w:t>
+      </w:r>
+      <w:proofErr w:type="spellStart"/>
+      <w:r>
+        <w:rPr>
+          <w:b/>
+          <w:bCs/>
+        </w:rPr>
+        <w:t>Chargebee</w:t>
+      </w:r>
+      <w:proofErr w:type="spellEnd"/>
+      <w:r>
+        <w:rPr>
+          <w:b/>
+          <w:bCs/>
+        </w:rPr>
+        <w:t>:</w:t>
+      </w:r>
+      <w:r>
+        <w:t> MRR, recurring billing, subscription churn, failed payments.</w:t>
+      </w:r>
+    </w:p>
+    <w:p>
+      <w:pPr>
+        <w:numPr>
+          <w:ilvl w:val="0"/>
+          <w:numId w:val="1"/>
+        </w:numPr>
+        <w:spacing w:after="140"/>
+      </w:pPr>
+      <w:r>
+        <w:rPr>
+          <w:b/>
+          <w:bCs/>
+        </w:rPr>
+        <w:t>Google Sheets / Airtable:</w:t>
+      </w:r>
+      <w:r>
+        <w:t> The "shadow database" where executives and operations leaders keep operational models.</w:t>
+      </w:r>
+    </w:p>
+    <w:p>
+      <w:pPr>
+        <w:spacing w:after="140"/>
+      </w:pPr>
+      <w:r>
+        <w:t xml:space="preserve">How </w:t>
+      </w:r>
+      <w:proofErr w:type="spellStart"/>
+      <w:r>
+        <w:t>Decyra</w:t>
+      </w:r>
+      <w:proofErr w:type="spellEnd"/>
+      <w:r>
+        <w:t xml:space="preserve"> handles this without building heavy ETL:</w:t>
+      </w:r>
+    </w:p>
+    <w:p>
+      <w:pPr>
+        <w:spacing w:after="140"/>
+      </w:pPr>
+      <w:r>
+        <w:t>[ Salesforce / SAP / Stripe ]</w:t>
+      </w:r>
+    </w:p>
+    <w:p>
+      <w:pPr>
+        <w:spacing w:after="140"/>
+      </w:pPr>
+      <w:r>
+        <w:t xml:space="preserve">              │ (REST / Bulk API / OData)</w:t>
+      </w:r>
+    </w:p>
+    <w:p>
+      <w:pPr>
+        <w:spacing w:after="140"/>
+      </w:pPr>
+      <w:r>
+        <w:t xml:space="preserve">              </w:t>
+      </w:r>
+      <w:r>
+        <w:rPr>
+          <w:rFonts w:ascii="Arial" w:hAnsi="Arial" w:cs="Arial"/>
+        </w:rPr>
+        <w:t>▼</w:t>
+      </w:r>
+    </w:p>
+    <w:p>
+      <w:pPr>
+        <w:spacing w:after="140"/>
+      </w:pPr>
+      <w:r>
+        <w:t xml:space="preserve">    [ </w:t>
+      </w:r>
+      <w:proofErr w:type="spellStart"/>
+      <w:r>
+        <w:t>Decyra</w:t>
+      </w:r>
+      <w:proofErr w:type="spellEnd"/>
+      <w:r>
+        <w:t xml:space="preserve"> API Adapter ]</w:t>
+      </w:r>
+    </w:p>
+    <w:p>
+      <w:pPr>
+        <w:spacing w:after="140"/>
+      </w:pPr>
+      <w:r>
+        <w:t xml:space="preserve">   Pulls JSON micro-batches over HTTPS</w:t>
+      </w:r>
+    </w:p>
+    <w:p>
+      <w:pPr>
+        <w:spacing w:after="140"/>
+      </w:pPr>
+      <w:r>
+        <w:t xml:space="preserve">              │</w:t>
+      </w:r>
+    </w:p>
+    <w:p>
+      <w:pPr>
+        <w:spacing w:after="140"/>
+      </w:pPr>
+      <w:r>
+        <w:t xml:space="preserve">              </w:t>
+      </w:r>
+      <w:r>
+        <w:rPr>
+          <w:rFonts w:ascii="Arial" w:hAnsi="Arial" w:cs="Arial"/>
+        </w:rPr>
+        <w:t>▼</w:t>
+      </w:r>
+    </w:p>
+    <w:p>
+      <w:pPr>
+        <w:spacing w:after="140"/>
+      </w:pPr>
+      <w:r>
+        <w:t xml:space="preserve">   [ Ephemeral </w:t>
+      </w:r>
+      <w:proofErr w:type="spellStart"/>
+      <w:r>
+        <w:t>DuckDB</w:t>
+      </w:r>
+      <w:proofErr w:type="spellEnd"/>
+      <w:r>
+        <w:t xml:space="preserve"> in RAM ]  &lt;─── Joined on the fly with PostgreSQL in 15ms!</w:t>
+      </w:r>
+    </w:p>
+    <w:p>
+      <w:pPr>
+        <w:numPr>
+          <w:ilvl w:val="0"/>
+          <w:numId w:val="2"/>
+        </w:numPr>
+        <w:spacing w:after="140"/>
+      </w:pPr>
+      <w:r>
+        <w:rPr>
+          <w:b/>
+          <w:bCs/>
+        </w:rPr>
+        <w:t>Salesforce &amp; HubSpot:</w:t>
+      </w:r>
+      <w:r>
+        <w:t> </w:t>
+      </w:r>
+      <w:proofErr w:type="spellStart"/>
+      <w:r>
+        <w:t>Decyra</w:t>
+      </w:r>
+      <w:proofErr w:type="spellEnd"/>
+      <w:r>
+        <w:t xml:space="preserve"> uses lightweight OAuth to fetch filtered JSON records via their native REST API, feeds the JSON into </w:t>
+      </w:r>
+      <w:proofErr w:type="spellStart"/>
+      <w:r>
+        <w:t>DuckDB's</w:t>
+      </w:r>
+      <w:proofErr w:type="spellEnd"/>
+      <w:r>
+        <w:t xml:space="preserve"> in-memory </w:t>
+      </w:r>
+      <w:proofErr w:type="spellStart"/>
+      <w:r>
+        <w:t>read_json_auto</w:t>
+      </w:r>
+      <w:proofErr w:type="spellEnd"/>
+      <w:r>
+        <w:t>(), and joins it with production PostgreSQL.</w:t>
+      </w:r>
+    </w:p>
+    <w:p>
+      <w:pPr>
+        <w:numPr>
+          <w:ilvl w:val="0"/>
+          <w:numId w:val="2"/>
+        </w:numPr>
+        <w:spacing w:after="140"/>
+      </w:pPr>
+      <w:r>
+        <w:rPr>
+          <w:b/>
+          <w:bCs/>
+        </w:rPr>
+        <w:t>SAP:</w:t>
+      </w:r>
+      <w:r>
+        <w:t> Connects via SAP's official </w:t>
+      </w:r>
+      <w:r>
+        <w:rPr>
+          <w:b/>
+          <w:bCs/>
+        </w:rPr>
+        <w:t>OData REST API</w:t>
+      </w:r>
+      <w:r>
+        <w:t xml:space="preserve"> or via </w:t>
+      </w:r>
+      <w:proofErr w:type="spellStart"/>
+      <w:r>
+        <w:t>DuckDB's</w:t>
+      </w:r>
+      <w:proofErr w:type="spellEnd"/>
+      <w:r>
+        <w:t> </w:t>
+      </w:r>
+      <w:r>
+        <w:rPr>
+          <w:b/>
+          <w:bCs/>
+        </w:rPr>
+        <w:t>ODBC driver</w:t>
+      </w:r>
+      <w:r>
+        <w:t> (more on this below).</w:t>
+      </w:r>
+    </w:p>
+    <w:p>
+      <w:pPr>
+        <w:numPr>
+          <w:ilvl w:val="0"/>
+          <w:numId w:val="2"/>
+        </w:numPr>
+        <w:spacing w:after="140"/>
+      </w:pPr>
+      <w:r>
+        <w:rPr>
+          <w:b/>
+          <w:bCs/>
+        </w:rPr>
+        <w:t>Google Sheets:</w:t>
+      </w:r>
+      <w:r>
+        <w:t> </w:t>
+      </w:r>
+      <w:proofErr w:type="spellStart"/>
+      <w:r>
+        <w:t>DuckDB</w:t>
+      </w:r>
+      <w:proofErr w:type="spellEnd"/>
+      <w:r>
+        <w:t xml:space="preserve"> can read public or authenticated Google Sheets CSV exports directly via URL.</w:t>
+      </w:r>
+    </w:p>
+    <w:p>
+      <w:pPr>
+        <w:spacing w:after="140"/>
+      </w:pPr>
+      <w:r>
+        <w:pict w14:anchorId="129A23C1">
+          <v:rect id="_x0000_i1074" style="width:757.5pt;height:.75pt" o:hrpct="0" o:hralign="center" o:hrstd="t" o:hr="t" fillcolor="#a0a0a0" stroked="f"/>
+        </w:pict>
+      </w:r>
+    </w:p>
+    <w:p>
+      <w:pPr>
+        <w:spacing w:after="140"/>
+      </w:pPr>
+      <w:r>
+        <w:lastRenderedPageBreak/>
+        <w:t xml:space="preserve">2. Simplified Connection Flow: "The </w:t>
+      </w:r>
+      <w:proofErr w:type="spellStart"/>
+      <w:r>
+        <w:t>Decyra</w:t>
+      </w:r>
+      <w:proofErr w:type="spellEnd"/>
+      <w:r>
+        <w:t xml:space="preserve"> Connection Agent" (Agentic Flow &amp; ODBC)</w:t>
+      </w:r>
+    </w:p>
+    <w:p>
+      <w:pPr>
+        <w:spacing w:after="140"/>
+      </w:pPr>
+      <w:r>
+        <w:t>Setting up database connections (hostnames, ports, SSL modes, DSNs) is the #1 drop-off point for non-technical users.</w:t>
+      </w:r>
+    </w:p>
+    <w:p>
+      <w:pPr>
+        <w:spacing w:after="140"/>
+      </w:pPr>
+      <w:r>
+        <w:t>We can implement an </w:t>
+      </w:r>
+      <w:r>
+        <w:rPr>
+          <w:b/>
+          <w:bCs/>
+        </w:rPr>
+        <w:t>Agentic Onboarding Flow</w:t>
+      </w:r>
+      <w:r>
+        <w:t>:</w:t>
+      </w:r>
+    </w:p>
+    <w:p>
+      <w:pPr>
+        <w:spacing w:after="140"/>
+      </w:pPr>
+      <w:r>
+        <w:t>How the "Connection Agent" Works:</w:t>
+      </w:r>
+    </w:p>
+    <w:p>
+      <w:pPr>
+        <w:numPr>
+          <w:ilvl w:val="0"/>
+          <w:numId w:val="3"/>
+        </w:numPr>
+        <w:spacing w:after="140"/>
+      </w:pPr>
+      <w:r>
+        <w:rPr>
+          <w:b/>
+          <w:bCs/>
+        </w:rPr>
+        <w:t>Natural Language Input:</w:t>
+      </w:r>
+      <w:r>
+        <w:br/>
+        <w:t>The user simply pastes their connection string, an Azure/AWS dashboard URL, or says:</w:t>
+      </w:r>
+    </w:p>
+    <w:p>
+      <w:pPr>
+        <w:spacing w:after="140"/>
+      </w:pPr>
+      <w:r>
+        <w:rPr>
+          <w:i/>
+          <w:iCs/>
+        </w:rPr>
+        <w:t>"Connect my AWS RDS Postgres in us-east-1 and my company Salesforce."</w:t>
+      </w:r>
+    </w:p>
+    <w:p>
+      <w:pPr>
+        <w:numPr>
+          <w:ilvl w:val="0"/>
+          <w:numId w:val="3"/>
+        </w:numPr>
+        <w:spacing w:after="140"/>
+      </w:pPr>
+      <w:r>
+        <w:rPr>
+          <w:b/>
+          <w:bCs/>
+        </w:rPr>
+        <w:t>Autonomous Inspection &amp; Validation:</w:t>
+      </w:r>
+      <w:r>
+        <w:br/>
+        <w:t>The Agent automatically:</w:t>
+      </w:r>
+    </w:p>
+    <w:p>
+      <w:pPr>
+        <w:numPr>
+          <w:ilvl w:val="1"/>
+          <w:numId w:val="3"/>
+        </w:numPr>
+        <w:spacing w:after="140"/>
+      </w:pPr>
+      <w:r>
+        <w:t>Parses the host, port, and engine type.</w:t>
+      </w:r>
+    </w:p>
+    <w:p>
+      <w:pPr>
+        <w:numPr>
+          <w:ilvl w:val="1"/>
+          <w:numId w:val="3"/>
+        </w:numPr>
+        <w:spacing w:after="140"/>
+      </w:pPr>
+      <w:r>
+        <w:t>Auto-negotiates TLS/SSL certificates.</w:t>
+      </w:r>
+    </w:p>
+    <w:p>
+      <w:pPr>
+        <w:numPr>
+          <w:ilvl w:val="1"/>
+          <w:numId w:val="3"/>
+        </w:numPr>
+        <w:spacing w:after="140"/>
+      </w:pPr>
+      <w:r>
+        <w:t>Tests read-only connectivity in an isolated worker.</w:t>
+      </w:r>
+    </w:p>
+    <w:p>
+      <w:pPr>
+        <w:numPr>
+          <w:ilvl w:val="1"/>
+          <w:numId w:val="3"/>
+        </w:numPr>
+        <w:spacing w:after="140"/>
+      </w:pPr>
+      <w:r>
+        <w:t>Runs EXPLAIN on a test query to verify user permissions (confirming no INSERT/UPDATE rights are needed).</w:t>
+      </w:r>
+    </w:p>
+    <w:p>
+      <w:pPr>
+        <w:numPr>
+          <w:ilvl w:val="1"/>
+          <w:numId w:val="3"/>
+        </w:numPr>
+        <w:spacing w:after="140"/>
+      </w:pPr>
+      <w:r>
+        <w:t>Generates a health check score (Latency: 18ms, Status: Ready).</w:t>
+      </w:r>
+    </w:p>
+    <w:p>
+      <w:pPr>
+        <w:numPr>
+          <w:ilvl w:val="0"/>
+          <w:numId w:val="3"/>
+        </w:numPr>
+        <w:spacing w:after="140"/>
+      </w:pPr>
+      <w:proofErr w:type="spellStart"/>
+      <w:r>
+        <w:rPr>
+          <w:b/>
+          <w:bCs/>
+        </w:rPr>
+        <w:t>DuckDB</w:t>
+      </w:r>
+      <w:proofErr w:type="spellEnd"/>
+      <w:r>
+        <w:rPr>
+          <w:b/>
+          <w:bCs/>
+        </w:rPr>
+        <w:t xml:space="preserve"> ODBC Integration (Referencing the </w:t>
+      </w:r>
+      <w:proofErr w:type="spellStart"/>
+      <w:r>
+        <w:rPr>
+          <w:b/>
+          <w:bCs/>
+        </w:rPr>
+        <w:t>DuckDB</w:t>
+      </w:r>
+      <w:proofErr w:type="spellEnd"/>
+      <w:r>
+        <w:rPr>
+          <w:b/>
+          <w:bCs/>
+        </w:rPr>
+        <w:t xml:space="preserve"> ODBC Guide):</w:t>
+      </w:r>
+    </w:p>
+    <w:p>
+      <w:pPr>
+        <w:numPr>
+          <w:ilvl w:val="1"/>
+          <w:numId w:val="3"/>
+        </w:numPr>
+        <w:spacing w:after="140"/>
+      </w:pPr>
+      <w:proofErr w:type="spellStart"/>
+      <w:r>
+        <w:t>DuckDB</w:t>
+      </w:r>
+      <w:proofErr w:type="spellEnd"/>
+      <w:r>
+        <w:t xml:space="preserve"> provides a native </w:t>
+      </w:r>
+      <w:r>
+        <w:rPr>
+          <w:b/>
+          <w:bCs/>
+        </w:rPr>
+        <w:t>ODBC driver</w:t>
+      </w:r>
+      <w:r>
+        <w:t> (</w:t>
+      </w:r>
+      <w:proofErr w:type="spellStart"/>
+      <w:r>
+        <w:t>duckdb_odbc</w:t>
+      </w:r>
+      <w:proofErr w:type="spellEnd"/>
+      <w:r>
+        <w:t>).</w:t>
+      </w:r>
+    </w:p>
+    <w:p>
+      <w:pPr>
+        <w:numPr>
+          <w:ilvl w:val="1"/>
+          <w:numId w:val="3"/>
+        </w:numPr>
+        <w:spacing w:after="140"/>
+      </w:pPr>
+      <w:r>
+        <w:t>This allows legacy enterprise systems (like </w:t>
+      </w:r>
+      <w:r>
+        <w:rPr>
+          <w:b/>
+          <w:bCs/>
+        </w:rPr>
+        <w:t>SAP HANA, Microsoft SQL Server, and IBM DB2</w:t>
+      </w:r>
+      <w:r>
+        <w:t xml:space="preserve">) to communicate with </w:t>
+      </w:r>
+      <w:proofErr w:type="spellStart"/>
+      <w:r>
+        <w:t>Decyra</w:t>
+      </w:r>
+      <w:proofErr w:type="spellEnd"/>
+      <w:r>
+        <w:t xml:space="preserve"> through standard enterprise DSN connections without needing custom drivers for every database.</w:t>
+      </w:r>
+    </w:p>
+    <w:p>
+      <w:pPr>
+        <w:spacing w:after="140"/>
+      </w:pPr>
+      <w:r>
+        <w:pict w14:anchorId="3E5A58B0">
+          <v:rect id="_x0000_i1075" style="width:757.5pt;height:.75pt" o:hrpct="0" o:hralign="center" o:hrstd="t" o:hr="t" fillcolor="#a0a0a0" stroked="f"/>
+        </w:pict>
+      </w:r>
+    </w:p>
+    <w:p>
+      <w:pPr>
+        <w:spacing w:after="140"/>
+      </w:pPr>
+      <w:r>
+        <w:t xml:space="preserve">3. Multilingual Chat Support (Arabic &amp; Global Languages — Referencing </w:t>
+      </w:r>
+      <w:proofErr w:type="spellStart"/>
+      <w:r>
+        <w:t>Sonictra</w:t>
+      </w:r>
+      <w:proofErr w:type="spellEnd"/>
+      <w:r>
+        <w:t>)</w:t>
+      </w:r>
+    </w:p>
+    <w:p>
+      <w:pPr>
+        <w:spacing w:after="140"/>
+      </w:pPr>
+      <w:r>
+        <w:rPr>
+          <w:b/>
+          <w:bCs/>
+        </w:rPr>
+        <w:t xml:space="preserve">YES — </w:t>
+      </w:r>
+      <w:proofErr w:type="spellStart"/>
+      <w:r>
+        <w:rPr>
+          <w:b/>
+          <w:bCs/>
+        </w:rPr>
+        <w:t>Decyra</w:t>
+      </w:r>
+      <w:proofErr w:type="spellEnd"/>
+      <w:r>
+        <w:rPr>
+          <w:b/>
+          <w:bCs/>
+        </w:rPr>
+        <w:t xml:space="preserve"> can provide full native multilingual reasoning in Arabic and other global languages.</w:t>
+      </w:r>
+    </w:p>
+    <w:p>
+      <w:pPr>
+        <w:spacing w:after="140"/>
+      </w:pPr>
+      <w:r>
+        <w:t xml:space="preserve">Since </w:t>
+      </w:r>
+      <w:proofErr w:type="spellStart"/>
+      <w:r>
+        <w:t>Sonictra</w:t>
+      </w:r>
+      <w:proofErr w:type="spellEnd"/>
+      <w:r>
+        <w:t xml:space="preserve"> already demonstrates powerful voice/language capabilities, </w:t>
+      </w:r>
+      <w:proofErr w:type="spellStart"/>
+      <w:r>
+        <w:t>Decyra</w:t>
+      </w:r>
+      <w:proofErr w:type="spellEnd"/>
+      <w:r>
+        <w:t xml:space="preserve"> can bring this same bilingual excellence to enterprise data intelligence.</w:t>
+      </w:r>
+    </w:p>
+    <w:p>
+      <w:pPr>
+        <w:spacing w:after="140"/>
+      </w:pPr>
+      <w:r>
+        <w:t>How it works architecturally:</w:t>
+      </w:r>
+    </w:p>
+    <w:p>
+      <w:pPr>
+        <w:spacing w:after="140"/>
+      </w:pPr>
+      <w:r>
+        <w:t>User Prompt (Arabic):</w:t>
+      </w:r>
+    </w:p>
+    <w:p>
+      <w:pPr>
+        <w:spacing w:after="140"/>
+      </w:pPr>
+      <w:r>
+        <w:t>"</w:t>
+      </w:r>
+      <w:r>
+        <w:rPr>
+          <w:rtl/>
+          <w:lang w:bidi="ar-SA"/>
+        </w:rPr>
+        <w:t>ما هي أعلى 5 شركات دفعت اشتراكات الشهر الماضي في السعودية؟</w:t>
+      </w:r>
+      <w:r>
+        <w:t>"</w:t>
+      </w:r>
+    </w:p>
+    <w:p>
+      <w:pPr>
+        <w:spacing w:after="140"/>
+      </w:pPr>
+      <w:r>
+        <w:t>(Which top 5 companies paid subscriptions last month in Saudi Arabia?)</w:t>
+      </w:r>
+    </w:p>
+    <w:p>
+      <w:pPr>
+        <w:spacing w:after="140"/>
+      </w:pPr>
+      <w:r>
+        <w:t xml:space="preserve">                           │</w:t>
+      </w:r>
+    </w:p>
+    <w:p>
+      <w:pPr>
+        <w:spacing w:after="140"/>
+      </w:pPr>
+      <w:r>
+        <w:lastRenderedPageBreak/>
+        <w:t xml:space="preserve">                           </w:t>
+      </w:r>
+      <w:r>
+        <w:rPr>
+          <w:rFonts w:ascii="Arial" w:hAnsi="Arial" w:cs="Arial"/>
+        </w:rPr>
+        <w:t>▼</w:t>
+      </w:r>
+    </w:p>
+    <w:p>
+      <w:pPr>
+        <w:spacing w:after="140"/>
+      </w:pPr>
+      <w:r>
+        <w:t xml:space="preserve">             [ </w:t>
+      </w:r>
+      <w:proofErr w:type="spellStart"/>
+      <w:r>
+        <w:t>Decyra</w:t>
+      </w:r>
+      <w:proofErr w:type="spellEnd"/>
+      <w:r>
+        <w:t xml:space="preserve"> Semantic Grounding ]</w:t>
+      </w:r>
+    </w:p>
+    <w:p>
+      <w:pPr>
+        <w:spacing w:after="140"/>
+      </w:pPr>
+      <w:r>
+        <w:t xml:space="preserve">   • Detects language: Arabic (</w:t>
+      </w:r>
+      <w:proofErr w:type="spellStart"/>
+      <w:r>
+        <w:t>ar</w:t>
+      </w:r>
+      <w:proofErr w:type="spellEnd"/>
+      <w:r>
+        <w:t>)</w:t>
+      </w:r>
+    </w:p>
+    <w:p>
+      <w:pPr>
+        <w:spacing w:after="140"/>
+      </w:pPr>
+      <w:r>
+        <w:t xml:space="preserve">   • Identifies intent &amp; maps to schema:</w:t>
+      </w:r>
+    </w:p>
+    <w:p>
+      <w:pPr>
+        <w:spacing w:after="140"/>
+      </w:pPr>
+      <w:r>
+        <w:t xml:space="preserve">     - "</w:t>
+      </w:r>
+      <w:r>
+        <w:rPr>
+          <w:rtl/>
+          <w:lang w:bidi="ar-SA"/>
+        </w:rPr>
+        <w:t>اشتراكات</w:t>
+      </w:r>
+      <w:r>
+        <w:t xml:space="preserve">" </w:t>
+      </w:r>
+      <w:r>
+        <w:rPr>
+          <w:rFonts w:ascii="Segoe UI Symbol" w:hAnsi="Segoe UI Symbol" w:cs="Segoe UI Symbol"/>
+        </w:rPr>
+        <w:t>➔</w:t>
+      </w:r>
+      <w:r>
+        <w:t xml:space="preserve"> `</w:t>
+      </w:r>
+      <w:proofErr w:type="spellStart"/>
+      <w:r>
+        <w:t>subscriptions.amount</w:t>
+      </w:r>
+      <w:proofErr w:type="spellEnd"/>
+      <w:r>
+        <w:t>`</w:t>
+      </w:r>
+    </w:p>
+    <w:p>
+      <w:pPr>
+        <w:spacing w:after="140"/>
+      </w:pPr>
+      <w:r>
+        <w:t xml:space="preserve">     - "</w:t>
+      </w:r>
+      <w:r>
+        <w:rPr>
+          <w:rtl/>
+          <w:lang w:bidi="ar-SA"/>
+        </w:rPr>
+        <w:t>الشهر الماضي</w:t>
+      </w:r>
+      <w:r>
+        <w:t xml:space="preserve">" </w:t>
+      </w:r>
+      <w:r>
+        <w:rPr>
+          <w:rFonts w:ascii="Segoe UI Symbol" w:hAnsi="Segoe UI Symbol" w:cs="Segoe UI Symbol"/>
+        </w:rPr>
+        <w:t>➔</w:t>
+      </w:r>
+      <w:r>
+        <w:t xml:space="preserve"> `</w:t>
+      </w:r>
+      <w:proofErr w:type="spellStart"/>
+      <w:r>
+        <w:t>created_at</w:t>
+      </w:r>
+      <w:proofErr w:type="spellEnd"/>
+      <w:r>
+        <w:t xml:space="preserve"> &gt;= </w:t>
+      </w:r>
+      <w:proofErr w:type="spellStart"/>
+      <w:r>
+        <w:t>date_trunc</w:t>
+      </w:r>
+      <w:proofErr w:type="spellEnd"/>
+      <w:r>
+        <w:t xml:space="preserve">('month', </w:t>
+      </w:r>
+      <w:proofErr w:type="spellStart"/>
+      <w:r>
+        <w:t>current_date</w:t>
+      </w:r>
+      <w:proofErr w:type="spellEnd"/>
+      <w:r>
+        <w:t xml:space="preserve"> - interval '1 month')`</w:t>
+      </w:r>
+    </w:p>
+    <w:p>
+      <w:pPr>
+        <w:spacing w:after="140"/>
+      </w:pPr>
+      <w:r>
+        <w:t xml:space="preserve">     - "</w:t>
+      </w:r>
+      <w:r>
+        <w:rPr>
+          <w:rtl/>
+          <w:lang w:bidi="ar-SA"/>
+        </w:rPr>
+        <w:t>السعودية</w:t>
+      </w:r>
+      <w:r>
+        <w:t xml:space="preserve">" </w:t>
+      </w:r>
+      <w:r>
+        <w:rPr>
+          <w:rFonts w:ascii="Segoe UI Symbol" w:hAnsi="Segoe UI Symbol" w:cs="Segoe UI Symbol"/>
+        </w:rPr>
+        <w:t>➔</w:t>
+      </w:r>
+      <w:r>
+        <w:t xml:space="preserve"> `</w:t>
+      </w:r>
+      <w:proofErr w:type="spellStart"/>
+      <w:r>
+        <w:t>companies.country</w:t>
+      </w:r>
+      <w:proofErr w:type="spellEnd"/>
+      <w:r>
+        <w:t xml:space="preserve"> = 'SA'`</w:t>
+      </w:r>
+    </w:p>
+    <w:p>
+      <w:pPr>
+        <w:spacing w:after="140"/>
+      </w:pPr>
+      <w:r>
+        <w:t xml:space="preserve">                           │</w:t>
+      </w:r>
+    </w:p>
+    <w:p>
+      <w:pPr>
+        <w:spacing w:after="140"/>
+      </w:pPr>
+      <w:r>
+        <w:t xml:space="preserve">                           </w:t>
+      </w:r>
+      <w:r>
+        <w:rPr>
+          <w:rFonts w:ascii="Arial" w:hAnsi="Arial" w:cs="Arial"/>
+        </w:rPr>
+        <w:t>▼</w:t>
+      </w:r>
+    </w:p>
+    <w:p>
+      <w:pPr>
+        <w:spacing w:after="140"/>
+      </w:pPr>
+      <w:r>
+        <w:t xml:space="preserve">            [ Generates Standard ANSI SQL ]</w:t>
+      </w:r>
+    </w:p>
+    <w:p>
+      <w:pPr>
+        <w:spacing w:after="140"/>
+      </w:pPr>
+      <w:r>
+        <w:t xml:space="preserve">         Executed in-memory across databases</w:t>
+      </w:r>
+    </w:p>
+    <w:p>
+      <w:pPr>
+        <w:spacing w:after="140"/>
+      </w:pPr>
+      <w:r>
+        <w:t xml:space="preserve">                           │</w:t>
+      </w:r>
+    </w:p>
+    <w:p>
+      <w:pPr>
+        <w:spacing w:after="140"/>
+      </w:pPr>
+      <w:r>
+        <w:t xml:space="preserve">                           </w:t>
+      </w:r>
+      <w:r>
+        <w:rPr>
+          <w:rFonts w:ascii="Arial" w:hAnsi="Arial" w:cs="Arial"/>
+        </w:rPr>
+        <w:t>▼</w:t>
+      </w:r>
+    </w:p>
+    <w:p>
+      <w:pPr>
+        <w:spacing w:after="140"/>
+      </w:pPr>
+      <w:r>
+        <w:t xml:space="preserve">       [ Dual-Language Response Delivery ]</w:t>
+      </w:r>
+    </w:p>
+    <w:p>
+      <w:pPr>
+        <w:spacing w:after="140"/>
+      </w:pPr>
+      <w:r>
+        <w:t xml:space="preserve">   • Interactive Arabic/English visual charts</w:t>
+      </w:r>
+    </w:p>
+    <w:p>
+      <w:pPr>
+        <w:spacing w:after="140"/>
+      </w:pPr>
+      <w:r>
+        <w:t xml:space="preserve">   • Executive Arabic text summary explaining the insights</w:t>
+      </w:r>
+    </w:p>
+    <w:p>
+      <w:pPr>
+        <w:spacing w:after="140"/>
+      </w:pPr>
+      <w:r>
+        <w:t>Frontend &amp; UX Requirements for Arabic:</w:t>
+      </w:r>
+    </w:p>
+    <w:p>
+      <w:pPr>
+        <w:numPr>
+          <w:ilvl w:val="0"/>
+          <w:numId w:val="4"/>
+        </w:numPr>
+        <w:spacing w:after="140"/>
+      </w:pPr>
+      <w:r>
+        <w:rPr>
+          <w:b/>
+          <w:bCs/>
+        </w:rPr>
+        <w:t>RTL (Right-to-Left) Support:</w:t>
+      </w:r>
+      <w:r>
+        <w:t> Tailwind CSS </w:t>
+      </w:r>
+      <w:proofErr w:type="spellStart"/>
+      <w:r>
+        <w:t>dir</w:t>
+      </w:r>
+      <w:proofErr w:type="spellEnd"/>
+      <w:r>
+        <w:t>="</w:t>
+      </w:r>
+      <w:proofErr w:type="spellStart"/>
+      <w:r>
+        <w:t>rtl</w:t>
+      </w:r>
+      <w:proofErr w:type="spellEnd"/>
+      <w:r>
+        <w:t>" toggle for the chat canvas.</w:t>
+      </w:r>
+    </w:p>
+    <w:p>
+      <w:pPr>
+        <w:numPr>
+          <w:ilvl w:val="0"/>
+          <w:numId w:val="4"/>
+        </w:numPr>
+        <w:spacing w:after="140"/>
+      </w:pPr>
+      <w:r>
+        <w:rPr>
+          <w:b/>
+          <w:bCs/>
+        </w:rPr>
+        <w:t>Arabic Typography:</w:t>
+      </w:r>
+      <w:r>
+        <w:t> Professional fonts like </w:t>
+      </w:r>
+      <w:r>
+        <w:rPr>
+          <w:b/>
+          <w:bCs/>
+        </w:rPr>
+        <w:t>Cairo</w:t>
+      </w:r>
+      <w:r>
+        <w:t> or </w:t>
+      </w:r>
+      <w:r>
+        <w:rPr>
+          <w:b/>
+          <w:bCs/>
+        </w:rPr>
+        <w:t>IBM Plex Sans Arabic</w:t>
+      </w:r>
+      <w:r>
+        <w:t>.</w:t>
+      </w:r>
+    </w:p>
+    <w:p>
+      <w:pPr>
+        <w:numPr>
+          <w:ilvl w:val="0"/>
+          <w:numId w:val="4"/>
+        </w:numPr>
+        <w:spacing w:after="140"/>
+      </w:pPr>
+      <w:r>
+        <w:rPr>
+          <w:b/>
+          <w:bCs/>
+        </w:rPr>
+        <w:t>Bilingual Number Formatting:</w:t>
+      </w:r>
+      <w:r>
+        <w:t> Supports Eastern Arabic numerals (</w:t>
+      </w:r>
+      <w:r>
+        <w:rPr>
+          <w:rtl/>
+          <w:lang w:bidi="ar-SA"/>
+        </w:rPr>
+        <w:t>١</w:t>
+      </w:r>
+      <w:r>
+        <w:t xml:space="preserve">, </w:t>
+      </w:r>
+      <w:r>
+        <w:rPr>
+          <w:rtl/>
+          <w:lang w:bidi="ar-SA"/>
+        </w:rPr>
+        <w:t>٢</w:t>
+      </w:r>
+      <w:r>
+        <w:t xml:space="preserve">, </w:t>
+      </w:r>
+      <w:r>
+        <w:rPr>
+          <w:rtl/>
+          <w:lang w:bidi="ar-SA"/>
+        </w:rPr>
+        <w:t>٣</w:t>
+      </w:r>
+      <w:r>
+        <w:t xml:space="preserve">) and Western Arabic numerals (1, 2, 3) with Saudi Riyal (SAR / </w:t>
+      </w:r>
+      <w:r>
+        <w:rPr>
+          <w:rtl/>
+          <w:lang w:bidi="ar-SA"/>
+        </w:rPr>
+        <w:t>ر.س</w:t>
+      </w:r>
+      <w:r>
+        <w:t xml:space="preserve">) and UAE Dirham (AED / </w:t>
+      </w:r>
+      <w:r>
+        <w:rPr>
+          <w:rtl/>
+          <w:lang w:bidi="ar-SA"/>
+        </w:rPr>
+        <w:t>د.إ</w:t>
+      </w:r>
+      <w:r>
+        <w:t>) currency symbols.</w:t>
+      </w:r>
+    </w:p>
+    <w:p>
+      <w:pPr>
+        <w:spacing w:after="140"/>
+      </w:pPr>
+      <w:r>
+        <w:pict w14:anchorId="2B092CE8">
+          <v:rect id="_x0000_i1076" style="width:757.5pt;height:.75pt" o:hrpct="0" o:hralign="center" o:hrstd="t" o:hr="t" fillcolor="#a0a0a0" stroked="f"/>
+        </w:pict>
+      </w:r>
+    </w:p>
+    <w:p>
+      <w:pPr>
+        <w:spacing w:after="140"/>
+      </w:pPr>
+      <w:r>
+        <w:t xml:space="preserve">4. </w:t>
+      </w:r>
+      <w:proofErr w:type="spellStart"/>
+      <w:r>
+        <w:t>DuckDB</w:t>
+      </w:r>
+      <w:proofErr w:type="spellEnd"/>
+      <w:r>
+        <w:t xml:space="preserve"> Data Import Capabilities (/data/overview)</w:t>
+      </w:r>
+    </w:p>
+    <w:p>
+      <w:pPr>
+        <w:spacing w:after="140"/>
+      </w:pPr>
+      <w:proofErr w:type="spellStart"/>
+      <w:r>
+        <w:t>DuckDB’s</w:t>
+      </w:r>
+      <w:proofErr w:type="spellEnd"/>
+      <w:r>
+        <w:t xml:space="preserve"> data ingestion engine is unmatched in speed. We can integrate these methods into </w:t>
+      </w:r>
+      <w:proofErr w:type="spellStart"/>
+      <w:r>
+        <w:t>Decyra</w:t>
+      </w:r>
+      <w:proofErr w:type="spellEnd"/>
+      <w:r>
+        <w:t>:</w:t>
+      </w:r>
+    </w:p>
+    <w:p>
+      <w:pPr>
+        <w:numPr>
+          <w:ilvl w:val="0"/>
+          <w:numId w:val="5"/>
+        </w:numPr>
+        <w:spacing w:after="140"/>
+      </w:pPr>
+      <w:r>
+        <w:rPr>
+          <w:b/>
+          <w:bCs/>
+        </w:rPr>
+        <w:t>Direct Parquet Reading (50x faster than CSV):</w:t>
+      </w:r>
+      <w:r>
+        <w:br/>
+        <w:t xml:space="preserve">Parquet is the columnar standard. </w:t>
+      </w:r>
+      <w:proofErr w:type="spellStart"/>
+      <w:r>
+        <w:t>Decyra</w:t>
+      </w:r>
+      <w:proofErr w:type="spellEnd"/>
+      <w:r>
+        <w:t xml:space="preserve"> can read 10 million rows from a Parquet file in under 200 milliseconds directly in RAM using </w:t>
+      </w:r>
+      <w:proofErr w:type="spellStart"/>
+      <w:r>
+        <w:t>read_parquet</w:t>
+      </w:r>
+      <w:proofErr w:type="spellEnd"/>
+      <w:r>
+        <w:t>('</w:t>
+      </w:r>
+      <w:proofErr w:type="spellStart"/>
+      <w:r>
+        <w:t>data.parquet</w:t>
+      </w:r>
+      <w:proofErr w:type="spellEnd"/>
+      <w:r>
+        <w:t>').</w:t>
+      </w:r>
+    </w:p>
+    <w:p>
+      <w:pPr>
+        <w:numPr>
+          <w:ilvl w:val="0"/>
+          <w:numId w:val="5"/>
+        </w:numPr>
+        <w:spacing w:after="140"/>
+      </w:pPr>
+      <w:r>
+        <w:rPr>
+          <w:b/>
+          <w:bCs/>
+        </w:rPr>
+        <w:t>Auto-Typing CSV Import:</w:t>
+      </w:r>
+      <w:r>
+        <w:br/>
+        <w:t>Users drag-and-drop raw CSV/Excel dumps. DuckDB’s </w:t>
+      </w:r>
+      <w:proofErr w:type="spellStart"/>
+      <w:r>
+        <w:t>read_csv_auto</w:t>
+      </w:r>
+      <w:proofErr w:type="spellEnd"/>
+      <w:r>
+        <w:t xml:space="preserve">() automatically detects column types (dates, integers, </w:t>
+      </w:r>
+      <w:proofErr w:type="spellStart"/>
+      <w:r>
+        <w:t>booleans</w:t>
+      </w:r>
+      <w:proofErr w:type="spellEnd"/>
+      <w:r>
+        <w:t>) without requiring manual schema definition.</w:t>
+      </w:r>
+    </w:p>
+    <w:p>
+      <w:pPr>
+        <w:numPr>
+          <w:ilvl w:val="0"/>
+          <w:numId w:val="5"/>
+        </w:numPr>
+        <w:spacing w:after="140"/>
+      </w:pPr>
+      <w:r>
+        <w:rPr>
+          <w:b/>
+          <w:bCs/>
+        </w:rPr>
+        <w:lastRenderedPageBreak/>
+        <w:t>JSON / NDJSON Streams:</w:t>
+      </w:r>
+      <w:r>
+        <w:br/>
+        <w:t xml:space="preserve">Allows </w:t>
+      </w:r>
+      <w:proofErr w:type="spellStart"/>
+      <w:r>
+        <w:t>Decyra</w:t>
+      </w:r>
+      <w:proofErr w:type="spellEnd"/>
+      <w:r>
+        <w:t xml:space="preserve"> to ingest raw API payloads from Stripe, Shopify, or Salesforce directly into tables with </w:t>
+      </w:r>
+      <w:proofErr w:type="spellStart"/>
+      <w:r>
+        <w:t>read_json_auto</w:t>
+      </w:r>
+      <w:proofErr w:type="spellEnd"/>
+      <w:r>
+        <w:t>().</w:t>
+      </w:r>
+    </w:p>
+    <w:p>
+      <w:pPr>
+        <w:spacing w:after="140"/>
+      </w:pPr>
+      <w:r>
+        <w:pict w14:anchorId="1A0C9960">
+          <v:rect id="_x0000_i1077" style="width:757.5pt;height:.75pt" o:hrpct="0" o:hralign="center" o:hrstd="t" o:hr="t" fillcolor="#a0a0a0" stroked="f"/>
+        </w:pict>
+      </w:r>
+    </w:p>
+    <w:p>
+      <w:pPr>
+        <w:spacing w:after="140"/>
+      </w:pPr>
+      <w:r>
+        <w:t xml:space="preserve">5. </w:t>
+      </w:r>
+      <w:proofErr w:type="spellStart"/>
+      <w:r>
+        <w:t>DuckDB</w:t>
+      </w:r>
+      <w:proofErr w:type="spellEnd"/>
+      <w:r>
+        <w:t xml:space="preserve"> Core Extensions (/</w:t>
+      </w:r>
+      <w:proofErr w:type="spellStart"/>
+      <w:r>
+        <w:t>core_extensions</w:t>
+      </w:r>
+      <w:proofErr w:type="spellEnd"/>
+      <w:r>
+        <w:t>/overview)</w:t>
+      </w:r>
+    </w:p>
+    <w:p>
+      <w:pPr>
+        <w:spacing w:after="140"/>
+      </w:pPr>
+      <w:proofErr w:type="spellStart"/>
+      <w:r>
+        <w:t>Decyra</w:t>
+      </w:r>
+      <w:proofErr w:type="spellEnd"/>
+      <w:r>
+        <w:t xml:space="preserve"> can activate these high-leverage core extensions:</w:t>
+      </w:r>
+    </w:p>
+    <w:tbl>
+      <w:tblPr>
+        <w:tblW w:w="0" w:type="auto"/>
+        <w:tblCellSpacing w:w="15" w:type="dxa"/>
+        <w:tblBorders>
+          <w:top w:val="single" w:sz="2" w:space="0" w:color="auto"/>
+          <w:left w:val="single" w:sz="2" w:space="0" w:color="auto"/>
+          <w:bottom w:val="single" w:sz="2" w:space="0" w:color="auto"/>
+          <w:right w:val="single" w:sz="2" w:space="0" w:color="auto"/>
+        </w:tblBorders>
+        <w:tblCellMar>
+          <w:top w:w="15" w:type="dxa"/>
+          <w:left w:w="15" w:type="dxa"/>
+          <w:bottom w:w="15" w:type="dxa"/>
+          <w:right w:w="15" w:type="dxa"/>
+        </w:tblCellMar>
+        <w:tblLook w:val="04A0" w:firstRow="1" w:lastRow="0" w:firstColumn="1" w:lastColumn="0" w:noHBand="0" w:noVBand="1"/>
+      </w:tblPr>
+      <w:tblGrid>
+        <w:gridCol w:w="1801"/>
+        <w:gridCol w:w="7659"/>
+      </w:tblGrid>
+      <w:tr>
+        <w:trPr>
+          <w:tblHeader/>
+          <w:tblCellSpacing w:w="15" w:type="dxa"/>
+        </w:trPr>
+        <w:tc>
+          <w:tcPr>
+            <w:tcW w:w="0" w:type="auto"/>
+            <w:tcBorders>
+              <w:top w:val="single" w:sz="2" w:space="0" w:color="auto"/>
+              <w:left w:val="single" w:sz="2" w:space="0" w:color="auto"/>
+              <w:bottom w:val="single" w:sz="6" w:space="0" w:color="auto"/>
+              <w:right w:val="single" w:sz="6" w:space="0" w:color="auto"/>
+            </w:tcBorders>
+            <w:vAlign w:val="center"/>
+            <w:hideMark/>
+          </w:tcPr>
+          <w:p>
+            <w:pPr>
+              <w:spacing w:after="140"/>
+            </w:pPr>
+            <w:r>
+              <w:t>Extension</w:t>
+            </w:r>
+          </w:p>
+        </w:tc>
+        <w:tc>
+          <w:tcPr>
+            <w:tcW w:w="0" w:type="auto"/>
+            <w:tcBorders>
+              <w:top w:val="single" w:sz="2" w:space="0" w:color="auto"/>
+              <w:left w:val="single" w:sz="6" w:space="0" w:color="auto"/>
+              <w:bottom w:val="single" w:sz="6" w:space="0" w:color="auto"/>
+              <w:right w:val="single" w:sz="2" w:space="0" w:color="auto"/>
+            </w:tcBorders>
+            <w:vAlign w:val="center"/>
+            <w:hideMark/>
+          </w:tcPr>
+          <w:p>
+            <w:pPr>
+              <w:spacing w:after="140"/>
+            </w:pPr>
+            <w:r>
+              <w:t xml:space="preserve">How </w:t>
+            </w:r>
+            <w:proofErr w:type="spellStart"/>
+            <w:r>
+              <w:t>Decyra</w:t>
+            </w:r>
+            <w:proofErr w:type="spellEnd"/>
+            <w:r>
+              <w:t xml:space="preserve"> Uses It</w:t>
+            </w:r>
+          </w:p>
+        </w:tc>
+      </w:tr>
+      <w:tr>
+        <w:trPr>
+          <w:tblCellSpacing w:w="15" w:type="dxa"/>
+        </w:trPr>
+        <w:tc>
+          <w:tcPr>
+            <w:tcW w:w="0" w:type="auto"/>
+            <w:tcBorders>
+              <w:top w:val="single" w:sz="6" w:space="0" w:color="auto"/>
+              <w:left w:val="single" w:sz="2" w:space="0" w:color="auto"/>
+              <w:bottom w:val="single" w:sz="6" w:space="0" w:color="auto"/>
+              <w:right w:val="single" w:sz="6" w:space="0" w:color="auto"/>
+            </w:tcBorders>
+            <w:vAlign w:val="center"/>
+            <w:hideMark/>
+          </w:tcPr>
+          <w:p>
+            <w:pPr>
+              <w:spacing w:after="140"/>
+            </w:pPr>
+            <w:proofErr w:type="spellStart"/>
+            <w:r>
+              <w:rPr>
+                <w:b/>
+                <w:bCs/>
+              </w:rPr>
+              <w:t>httpfs</w:t>
+            </w:r>
+            <w:proofErr w:type="spellEnd"/>
+          </w:p>
+        </w:tc>
+        <w:tc>
+          <w:tcPr>
+            <w:tcW w:w="0" w:type="auto"/>
+            <w:tcBorders>
+              <w:top w:val="single" w:sz="6" w:space="0" w:color="auto"/>
+              <w:left w:val="single" w:sz="6" w:space="0" w:color="auto"/>
+              <w:bottom w:val="single" w:sz="6" w:space="0" w:color="auto"/>
+              <w:right w:val="single" w:sz="2" w:space="0" w:color="auto"/>
+            </w:tcBorders>
+            <w:vAlign w:val="center"/>
+            <w:hideMark/>
+          </w:tcPr>
+          <w:p>
+            <w:pPr>
+              <w:spacing w:after="140"/>
+            </w:pPr>
+            <w:r>
+              <w:rPr>
+                <w:b/>
+                <w:bCs/>
+              </w:rPr>
+              <w:t>Direct Cloud Storage Queries:</w:t>
+            </w:r>
+            <w:r>
+              <w:t> Query files sitting in </w:t>
+            </w:r>
+            <w:r>
+              <w:rPr>
+                <w:b/>
+                <w:bCs/>
+              </w:rPr>
+              <w:t>AWS S3, Google Cloud Storage, Cloudflare R2</w:t>
+            </w:r>
+            <w:r>
+              <w:t>, or any public HTTPS URL </w:t>
+            </w:r>
+            <w:r>
+              <w:rPr>
+                <w:i/>
+                <w:iCs/>
+              </w:rPr>
+              <w:t>without downloading the whole file first</w:t>
+            </w:r>
+            <w:r>
+              <w:t> (using HTTP range requests).</w:t>
+            </w:r>
+          </w:p>
+        </w:tc>
+      </w:tr>
+      <w:tr>
+        <w:trPr>
+          <w:tblCellSpacing w:w="15" w:type="dxa"/>
+        </w:trPr>
+        <w:tc>
+          <w:tcPr>
+            <w:tcW w:w="0" w:type="auto"/>
+            <w:tcBorders>
+              <w:top w:val="single" w:sz="6" w:space="0" w:color="auto"/>
+              <w:left w:val="single" w:sz="2" w:space="0" w:color="auto"/>
+              <w:bottom w:val="single" w:sz="6" w:space="0" w:color="auto"/>
+              <w:right w:val="single" w:sz="6" w:space="0" w:color="auto"/>
+            </w:tcBorders>
+            <w:vAlign w:val="center"/>
+            <w:hideMark/>
+          </w:tcPr>
+          <w:p>
+            <w:pPr>
+              <w:spacing w:after="140"/>
+            </w:pPr>
+            <w:proofErr w:type="spellStart"/>
+            <w:r>
+              <w:rPr>
+                <w:b/>
+                <w:bCs/>
+              </w:rPr>
+              <w:t>postgres_scanner</w:t>
+            </w:r>
+            <w:proofErr w:type="spellEnd"/>
+          </w:p>
+        </w:tc>
+        <w:tc>
+          <w:tcPr>
+            <w:tcW w:w="0" w:type="auto"/>
+            <w:tcBorders>
+              <w:top w:val="single" w:sz="6" w:space="0" w:color="auto"/>
+              <w:left w:val="single" w:sz="6" w:space="0" w:color="auto"/>
+              <w:bottom w:val="single" w:sz="6" w:space="0" w:color="auto"/>
+              <w:right w:val="single" w:sz="2" w:space="0" w:color="auto"/>
+            </w:tcBorders>
+            <w:vAlign w:val="center"/>
+            <w:hideMark/>
+          </w:tcPr>
+          <w:p>
+            <w:pPr>
+              <w:spacing w:after="140"/>
+            </w:pPr>
+            <w:r>
+              <w:rPr>
+                <w:b/>
+                <w:bCs/>
+              </w:rPr>
+              <w:t>Zero-Copy PostgreSQL Queries:</w:t>
+            </w:r>
+            <w:r>
+              <w:t xml:space="preserve"> Reads PostgreSQL tables over the network directly into </w:t>
+            </w:r>
+            <w:proofErr w:type="spellStart"/>
+            <w:r>
+              <w:t>DuckDB</w:t>
+            </w:r>
+            <w:proofErr w:type="spellEnd"/>
+            <w:r>
+              <w:t xml:space="preserve"> vector memory without intermediate serialization.</w:t>
+            </w:r>
+          </w:p>
+        </w:tc>
+      </w:tr>
+      <w:tr>
+        <w:trPr>
+          <w:tblCellSpacing w:w="15" w:type="dxa"/>
+        </w:trPr>
+        <w:tc>
+          <w:tcPr>
+            <w:tcW w:w="0" w:type="auto"/>
+            <w:tcBorders>
+              <w:top w:val="single" w:sz="6" w:space="0" w:color="auto"/>
+              <w:left w:val="single" w:sz="2" w:space="0" w:color="auto"/>
+              <w:bottom w:val="single" w:sz="6" w:space="0" w:color="auto"/>
+              <w:right w:val="single" w:sz="6" w:space="0" w:color="auto"/>
+            </w:tcBorders>
+            <w:vAlign w:val="center"/>
+            <w:hideMark/>
+          </w:tcPr>
+          <w:p>
+            <w:pPr>
+              <w:spacing w:after="140"/>
+            </w:pPr>
+            <w:proofErr w:type="spellStart"/>
+            <w:r>
+              <w:rPr>
+                <w:b/>
+                <w:bCs/>
+              </w:rPr>
+              <w:t>sqlite_scanner</w:t>
+            </w:r>
+            <w:proofErr w:type="spellEnd"/>
+          </w:p>
+        </w:tc>
+        <w:tc>
+          <w:tcPr>
+            <w:tcW w:w="0" w:type="auto"/>
+            <w:tcBorders>
+              <w:top w:val="single" w:sz="6" w:space="0" w:color="auto"/>
+              <w:left w:val="single" w:sz="6" w:space="0" w:color="auto"/>
+              <w:bottom w:val="single" w:sz="6" w:space="0" w:color="auto"/>
+              <w:right w:val="single" w:sz="2" w:space="0" w:color="auto"/>
+            </w:tcBorders>
+            <w:vAlign w:val="center"/>
+            <w:hideMark/>
+          </w:tcPr>
+          <w:p>
+            <w:pPr>
+              <w:spacing w:after="140"/>
+            </w:pPr>
+            <w:r>
+              <w:t>Allows instant querying of local SQLite application files.</w:t>
+            </w:r>
+          </w:p>
+        </w:tc>
+      </w:tr>
+      <w:tr>
+        <w:trPr>
+          <w:tblCellSpacing w:w="15" w:type="dxa"/>
+        </w:trPr>
+        <w:tc>
+          <w:tcPr>
+            <w:tcW w:w="0" w:type="auto"/>
+            <w:tcBorders>
+              <w:top w:val="single" w:sz="6" w:space="0" w:color="auto"/>
+              <w:left w:val="single" w:sz="2" w:space="0" w:color="auto"/>
+              <w:bottom w:val="single" w:sz="6" w:space="0" w:color="auto"/>
+              <w:right w:val="single" w:sz="6" w:space="0" w:color="auto"/>
+            </w:tcBorders>
+            <w:vAlign w:val="center"/>
+            <w:hideMark/>
+          </w:tcPr>
+          <w:p>
+            <w:pPr>
+              <w:spacing w:after="140"/>
+            </w:pPr>
+            <w:proofErr w:type="spellStart"/>
+            <w:r>
+              <w:rPr>
+                <w:b/>
+                <w:bCs/>
+              </w:rPr>
+              <w:t>json</w:t>
+            </w:r>
+            <w:proofErr w:type="spellEnd"/>
+          </w:p>
+        </w:tc>
+        <w:tc>
+          <w:tcPr>
+            <w:tcW w:w="0" w:type="auto"/>
+            <w:tcBorders>
+              <w:top w:val="single" w:sz="6" w:space="0" w:color="auto"/>
+              <w:left w:val="single" w:sz="6" w:space="0" w:color="auto"/>
+              <w:bottom w:val="single" w:sz="6" w:space="0" w:color="auto"/>
+              <w:right w:val="single" w:sz="2" w:space="0" w:color="auto"/>
+            </w:tcBorders>
+            <w:vAlign w:val="center"/>
+            <w:hideMark/>
+          </w:tcPr>
+          <w:p>
+            <w:pPr>
+              <w:spacing w:after="140"/>
+            </w:pPr>
+            <w:r>
+              <w:t>Enables deep JSON path querying (-&gt;&gt;, </w:t>
+            </w:r>
+            <w:proofErr w:type="spellStart"/>
+            <w:r>
+              <w:t>json_extract</w:t>
+            </w:r>
+            <w:proofErr w:type="spellEnd"/>
+            <w:r>
+              <w:t>) over unstructured database columns.</w:t>
+            </w:r>
+          </w:p>
+        </w:tc>
+      </w:tr>
+      <w:tr>
+        <w:trPr>
+          <w:tblCellSpacing w:w="15" w:type="dxa"/>
+        </w:trPr>
+        <w:tc>
+          <w:tcPr>
+            <w:tcW w:w="0" w:type="auto"/>
+            <w:tcBorders>
+              <w:top w:val="single" w:sz="6" w:space="0" w:color="auto"/>
+              <w:left w:val="single" w:sz="2" w:space="0" w:color="auto"/>
+              <w:bottom w:val="single" w:sz="6" w:space="0" w:color="auto"/>
+              <w:right w:val="single" w:sz="6" w:space="0" w:color="auto"/>
+            </w:tcBorders>
+            <w:vAlign w:val="center"/>
+            <w:hideMark/>
+          </w:tcPr>
+          <w:p>
+            <w:pPr>
+              <w:spacing w:after="140"/>
+            </w:pPr>
+            <w:proofErr w:type="spellStart"/>
+            <w:r>
+              <w:rPr>
+                <w:b/>
+                <w:bCs/>
+              </w:rPr>
+              <w:t>icu</w:t>
+            </w:r>
+            <w:proofErr w:type="spellEnd"/>
+          </w:p>
+        </w:tc>
+        <w:tc>
+          <w:tcPr>
+            <w:tcW w:w="0" w:type="auto"/>
+            <w:tcBorders>
+              <w:top w:val="single" w:sz="6" w:space="0" w:color="auto"/>
+              <w:left w:val="single" w:sz="6" w:space="0" w:color="auto"/>
+              <w:bottom w:val="single" w:sz="6" w:space="0" w:color="auto"/>
+              <w:right w:val="single" w:sz="2" w:space="0" w:color="auto"/>
+            </w:tcBorders>
+            <w:vAlign w:val="center"/>
+            <w:hideMark/>
+          </w:tcPr>
+          <w:p>
+            <w:pPr>
+              <w:spacing w:after="140"/>
+            </w:pPr>
+            <w:r>
+              <w:t>Internationalization, multi-</w:t>
+            </w:r>
+            <w:proofErr w:type="spellStart"/>
+            <w:r>
+              <w:t>timezone</w:t>
+            </w:r>
+            <w:proofErr w:type="spellEnd"/>
+            <w:r>
+              <w:t xml:space="preserve"> handling, and localized sorting for Arabic, Japanese, and European character sets.</w:t>
+            </w:r>
+          </w:p>
+        </w:tc>
+      </w:tr>
+      <w:tr>
+        <w:trPr>
+          <w:tblCellSpacing w:w="15" w:type="dxa"/>
+        </w:trPr>
+        <w:tc>
+          <w:tcPr>
+            <w:tcW w:w="0" w:type="auto"/>
+            <w:tcBorders>
+              <w:top w:val="single" w:sz="6" w:space="0" w:color="auto"/>
+              <w:left w:val="single" w:sz="2" w:space="0" w:color="auto"/>
+              <w:bottom w:val="single" w:sz="2" w:space="0" w:color="auto"/>
+              <w:right w:val="single" w:sz="6" w:space="0" w:color="auto"/>
+            </w:tcBorders>
+            <w:vAlign w:val="center"/>
+            <w:hideMark/>
+          </w:tcPr>
+          <w:p>
+            <w:pPr>
+              <w:spacing w:after="140"/>
+            </w:pPr>
+            <w:r>
+              <w:rPr>
+                <w:b/>
+                <w:bCs/>
+              </w:rPr>
+              <w:t>fts (Full-Text Search)</w:t>
+            </w:r>
+          </w:p>
+        </w:tc>
+        <w:tc>
+          <w:tcPr>
+            <w:tcW w:w="0" w:type="auto"/>
+            <w:tcBorders>
+              <w:top w:val="single" w:sz="6" w:space="0" w:color="auto"/>
+              <w:left w:val="single" w:sz="6" w:space="0" w:color="auto"/>
+              <w:bottom w:val="single" w:sz="2" w:space="0" w:color="auto"/>
+              <w:right w:val="single" w:sz="2" w:space="0" w:color="auto"/>
+            </w:tcBorders>
+            <w:vAlign w:val="center"/>
+            <w:hideMark/>
+          </w:tcPr>
+          <w:p>
+            <w:pPr>
+              <w:spacing w:after="140"/>
+            </w:pPr>
+            <w:r>
+              <w:t>Allows users to do Google-like keyword search across text columns without needing an external Elasticsearch cluster.</w:t>
+            </w:r>
+          </w:p>
+        </w:tc>
+      </w:tr>
+    </w:tbl>
+    <w:p>
+      <w:pPr>
+        <w:spacing w:after="140"/>
+      </w:pPr>
+      <w:r>
+        <w:pict w14:anchorId="7064AA39">
+          <v:rect id="_x0000_i1078" style="width:757.5pt;height:.75pt" o:hrpct="0" o:hralign="center" o:hrstd="t" o:hr="t" fillcolor="#a0a0a0" stroked="f"/>
+        </w:pict>
+      </w:r>
+    </w:p>
+    <w:p>
+      <w:pPr>
+        <w:spacing w:after="140"/>
+      </w:pPr>
+      <w:r>
+        <w:t>6. Geospatial Features (/</w:t>
+      </w:r>
+      <w:proofErr w:type="spellStart"/>
+      <w:r>
+        <w:t>core_extensions</w:t>
+      </w:r>
+      <w:proofErr w:type="spellEnd"/>
+      <w:r>
+        <w:t>/spatial/overview)</w:t>
+      </w:r>
+    </w:p>
+    <w:p>
+      <w:pPr>
+        <w:spacing w:after="140"/>
+      </w:pPr>
+      <w:r>
+        <w:rPr>
+          <w:b/>
+          <w:bCs/>
+        </w:rPr>
+        <w:t xml:space="preserve">YES — Adding Geospatial capability makes </w:t>
+      </w:r>
+      <w:proofErr w:type="spellStart"/>
+      <w:r>
+        <w:rPr>
+          <w:b/>
+          <w:bCs/>
+        </w:rPr>
+        <w:t>Decyra</w:t>
+      </w:r>
+      <w:proofErr w:type="spellEnd"/>
+      <w:r>
+        <w:rPr>
+          <w:b/>
+          <w:bCs/>
+        </w:rPr>
+        <w:t xml:space="preserve"> a game-changer for Logistics, Retail, and Real Estate.</w:t>
+      </w:r>
+    </w:p>
+    <w:p>
+      <w:pPr>
+        <w:spacing w:after="140"/>
+      </w:pPr>
+      <w:proofErr w:type="spellStart"/>
+      <w:r>
+        <w:t>DuckDB’s</w:t>
+      </w:r>
+      <w:proofErr w:type="spellEnd"/>
+      <w:r>
+        <w:t> spatial extension brings full </w:t>
+      </w:r>
+      <w:proofErr w:type="spellStart"/>
+      <w:r>
+        <w:rPr>
+          <w:b/>
+          <w:bCs/>
+        </w:rPr>
+        <w:t>PostGIS</w:t>
+      </w:r>
+      <w:proofErr w:type="spellEnd"/>
+      <w:r>
+        <w:rPr>
+          <w:b/>
+          <w:bCs/>
+        </w:rPr>
+        <w:t>-compatible geographic functions</w:t>
+      </w:r>
+      <w:r>
+        <w:t>:</w:t>
+      </w:r>
+    </w:p>
+    <w:p>
+      <w:pPr>
+        <w:numPr>
+          <w:ilvl w:val="0"/>
+          <w:numId w:val="6"/>
+        </w:numPr>
+        <w:spacing w:after="140"/>
+      </w:pPr>
+      <w:r>
+        <w:t>Calculates distances: </w:t>
+      </w:r>
+      <w:proofErr w:type="spellStart"/>
+      <w:r>
+        <w:t>ST_Distance</w:t>
+      </w:r>
+      <w:proofErr w:type="spellEnd"/>
+      <w:r>
+        <w:t>(</w:t>
+      </w:r>
+      <w:proofErr w:type="spellStart"/>
+      <w:r>
+        <w:t>store_location</w:t>
+      </w:r>
+      <w:proofErr w:type="spellEnd"/>
+      <w:r>
+        <w:t xml:space="preserve">, </w:t>
+      </w:r>
+      <w:proofErr w:type="spellStart"/>
+      <w:r>
+        <w:t>customer_location</w:t>
+      </w:r>
+      <w:proofErr w:type="spellEnd"/>
+      <w:r>
+        <w:t>)</w:t>
+      </w:r>
+    </w:p>
+    <w:p>
+      <w:pPr>
+        <w:numPr>
+          <w:ilvl w:val="0"/>
+          <w:numId w:val="6"/>
+        </w:numPr>
+        <w:spacing w:after="140"/>
+      </w:pPr>
+      <w:r>
+        <w:t>Radius queries: </w:t>
+      </w:r>
+      <w:proofErr w:type="spellStart"/>
+      <w:r>
+        <w:t>ST_Within</w:t>
+      </w:r>
+      <w:proofErr w:type="spellEnd"/>
+      <w:r>
+        <w:t>(point, polygon)</w:t>
+      </w:r>
+    </w:p>
+    <w:p>
+      <w:pPr>
+        <w:numPr>
+          <w:ilvl w:val="0"/>
+          <w:numId w:val="6"/>
+        </w:numPr>
+        <w:spacing w:after="140"/>
+      </w:pPr>
+      <w:r>
+        <w:t>Reads standard spatial formats: </w:t>
+      </w:r>
+      <w:proofErr w:type="spellStart"/>
+      <w:r>
+        <w:rPr>
+          <w:b/>
+          <w:bCs/>
+        </w:rPr>
+        <w:t>GeoJSON</w:t>
+      </w:r>
+      <w:proofErr w:type="spellEnd"/>
+      <w:r>
+        <w:rPr>
+          <w:b/>
+          <w:bCs/>
+        </w:rPr>
+        <w:t>, Shapefiles, and KML</w:t>
+      </w:r>
+      <w:r>
+        <w:t>.</w:t>
+      </w:r>
+    </w:p>
+    <w:p>
+      <w:pPr>
+        <w:spacing w:after="140"/>
+      </w:pPr>
+      <w:r>
+        <w:t xml:space="preserve">Real-World </w:t>
+      </w:r>
+      <w:proofErr w:type="spellStart"/>
+      <w:r>
+        <w:t>Decyra</w:t>
+      </w:r>
+      <w:proofErr w:type="spellEnd"/>
+      <w:r>
+        <w:t xml:space="preserve"> Use Cases:</w:t>
+      </w:r>
+    </w:p>
+    <w:p>
+      <w:pPr>
+        <w:numPr>
+          <w:ilvl w:val="0"/>
+          <w:numId w:val="7"/>
+        </w:numPr>
+        <w:spacing w:after="140"/>
+      </w:pPr>
+      <w:r>
+        <w:rPr>
+          <w:b/>
+          <w:bCs/>
+        </w:rPr>
+        <w:t>Logistics &amp; Delivery:</w:t>
+      </w:r>
+      <w:r>
+        <w:br/>
+      </w:r>
+      <w:r>
+        <w:rPr>
+          <w:i/>
+          <w:iCs/>
+        </w:rPr>
+        <w:t>"Which delivery orders in Dubai exceeded our 30-minute SLA, and what was their distance from the fulfillment center?"</w:t>
+      </w:r>
+    </w:p>
+    <w:p>
+      <w:pPr>
+        <w:numPr>
+          <w:ilvl w:val="0"/>
+          <w:numId w:val="7"/>
+        </w:numPr>
+        <w:spacing w:after="140"/>
+      </w:pPr>
+      <w:r>
+        <w:rPr>
+          <w:b/>
+          <w:bCs/>
+        </w:rPr>
+        <w:lastRenderedPageBreak/>
+        <w:t>Retail Franchise Expansion:</w:t>
+      </w:r>
+      <w:r>
+        <w:br/>
+      </w:r>
+      <w:r>
+        <w:rPr>
+          <w:i/>
+          <w:iCs/>
+        </w:rPr>
+        <w:t>"Show me customer density within a 10km radius of our Riyadh branches joined with store sales."</w:t>
+      </w:r>
+    </w:p>
+    <w:p>
+      <w:pPr>
+        <w:numPr>
+          <w:ilvl w:val="0"/>
+          <w:numId w:val="7"/>
+        </w:numPr>
+        <w:spacing w:after="140"/>
+      </w:pPr>
+      <w:r>
+        <w:rPr>
+          <w:b/>
+          <w:bCs/>
+        </w:rPr>
+        <w:t>Frontend Visualization:</w:t>
+      </w:r>
+      <w:r>
+        <w:br/>
+      </w:r>
+      <w:proofErr w:type="spellStart"/>
+      <w:r>
+        <w:t>Decyra</w:t>
+      </w:r>
+      <w:proofErr w:type="spellEnd"/>
+      <w:r>
+        <w:t xml:space="preserve"> can automatically render </w:t>
+      </w:r>
+      <w:proofErr w:type="spellStart"/>
+      <w:r>
+        <w:rPr>
+          <w:b/>
+          <w:bCs/>
+        </w:rPr>
+        <w:t>Mapbox</w:t>
+      </w:r>
+      <w:proofErr w:type="spellEnd"/>
+      <w:r>
+        <w:rPr>
+          <w:b/>
+          <w:bCs/>
+        </w:rPr>
+        <w:t xml:space="preserve"> / Leaflet choropleth maps and pin clusters</w:t>
+      </w:r>
+      <w:r>
+        <w:t> directly inside the chat interface whenever a query returns spatial coordinates!</w:t>
+      </w:r>
+    </w:p>
+    <w:p>
+      <w:pPr>
+        <w:spacing w:after="140"/>
+      </w:pPr>
+      <w:r>
+        <w:pict w14:anchorId="60E34F4E">
+          <v:rect id="_x0000_i1079" style="width:757.5pt;height:.75pt" o:hrpct="0" o:hralign="center" o:hrstd="t" o:hr="t" fillcolor="#a0a0a0" stroked="f"/>
+        </w:pict>
+      </w:r>
+    </w:p>
+    <w:p>
+      <w:pPr>
+        <w:spacing w:after="140"/>
+      </w:pPr>
+      <w:r>
+        <w:t xml:space="preserve">7. </w:t>
+      </w:r>
+      <w:proofErr w:type="spellStart"/>
+      <w:r>
+        <w:t>DuckDB</w:t>
+      </w:r>
+      <w:proofErr w:type="spellEnd"/>
+      <w:r>
+        <w:t xml:space="preserve"> Clients &amp; </w:t>
+      </w:r>
+      <w:proofErr w:type="spellStart"/>
+      <w:r>
+        <w:t>WebAssembly</w:t>
+      </w:r>
+      <w:proofErr w:type="spellEnd"/>
+      <w:r>
+        <w:t xml:space="preserve"> (</w:t>
+      </w:r>
+      <w:proofErr w:type="spellStart"/>
+      <w:r>
+        <w:t>Wasm</w:t>
+      </w:r>
+      <w:proofErr w:type="spellEnd"/>
+      <w:r>
+        <w:t>) (/clients/overview)</w:t>
+      </w:r>
+    </w:p>
+    <w:p>
+      <w:pPr>
+        <w:spacing w:after="140"/>
+      </w:pPr>
+      <w:proofErr w:type="spellStart"/>
+      <w:r>
+        <w:t>DuckDB</w:t>
+      </w:r>
+      <w:proofErr w:type="spellEnd"/>
+      <w:r>
+        <w:t xml:space="preserve"> provides official clients in Node.js, Python, Rust, Go, and </w:t>
+      </w:r>
+      <w:proofErr w:type="spellStart"/>
+      <w:r>
+        <w:rPr>
+          <w:b/>
+          <w:bCs/>
+        </w:rPr>
+        <w:t>WebAssembly</w:t>
+      </w:r>
+      <w:proofErr w:type="spellEnd"/>
+      <w:r>
+        <w:rPr>
+          <w:b/>
+          <w:bCs/>
+        </w:rPr>
+        <w:t xml:space="preserve"> (@duckdb/duckdb-wasm)</w:t>
+      </w:r>
+      <w:r>
+        <w:t>.</w:t>
+      </w:r>
+    </w:p>
+    <w:p>
+      <w:pPr>
+        <w:spacing w:after="140"/>
+      </w:pPr>
+      <w:r>
+        <w:t xml:space="preserve">The Killer Feature: </w:t>
+      </w:r>
+      <w:proofErr w:type="spellStart"/>
+      <w:r>
+        <w:t>DuckDB-Wasm</w:t>
+      </w:r>
+      <w:proofErr w:type="spellEnd"/>
+      <w:r>
+        <w:t xml:space="preserve"> in the Browser Tab!</w:t>
+      </w:r>
+    </w:p>
+    <w:p>
+      <w:pPr>
+        <w:numPr>
+          <w:ilvl w:val="0"/>
+          <w:numId w:val="8"/>
+        </w:numPr>
+        <w:spacing w:after="140"/>
+      </w:pPr>
+      <w:r>
+        <w:rPr>
+          <w:b/>
+          <w:bCs/>
+        </w:rPr>
+        <w:t>What it means:</w:t>
+      </w:r>
+      <w:r>
+        <w:t> </w:t>
+      </w:r>
+      <w:proofErr w:type="spellStart"/>
+      <w:r>
+        <w:t>DuckDB</w:t>
+      </w:r>
+      <w:proofErr w:type="spellEnd"/>
+      <w:r>
+        <w:t xml:space="preserve"> can run </w:t>
+      </w:r>
+      <w:r>
+        <w:rPr>
+          <w:b/>
+          <w:bCs/>
+        </w:rPr>
+        <w:t>100% inside the user's web browser tab</w:t>
+      </w:r>
+      <w:r>
+        <w:t>.</w:t>
+      </w:r>
+    </w:p>
+    <w:p>
+      <w:pPr>
+        <w:numPr>
+          <w:ilvl w:val="0"/>
+          <w:numId w:val="8"/>
+        </w:numPr>
+        <w:spacing w:after="140"/>
+      </w:pPr>
+      <w:r>
+        <w:rPr>
+          <w:b/>
+          <w:bCs/>
+        </w:rPr>
+        <w:t xml:space="preserve">Why this is revolutionary for </w:t>
+      </w:r>
+      <w:proofErr w:type="spellStart"/>
+      <w:r>
+        <w:rPr>
+          <w:b/>
+          <w:bCs/>
+        </w:rPr>
+        <w:t>Decyra</w:t>
+      </w:r>
+      <w:proofErr w:type="spellEnd"/>
+      <w:r>
+        <w:rPr>
+          <w:b/>
+          <w:bCs/>
+        </w:rPr>
+        <w:t>:</w:t>
+      </w:r>
+    </w:p>
+    <w:p>
+      <w:pPr>
+        <w:numPr>
+          <w:ilvl w:val="1"/>
+          <w:numId w:val="8"/>
+        </w:numPr>
+        <w:spacing w:after="140"/>
+      </w:pPr>
+      <w:r>
+        <w:rPr>
+          <w:b/>
+          <w:bCs/>
+        </w:rPr>
+        <w:t>Zero Server Cost:</w:t>
+      </w:r>
+      <w:r>
+        <w:t xml:space="preserve"> When a user uploads a CSV or Excel file, the query runs on their laptop's CPU. </w:t>
+      </w:r>
+      <w:proofErr w:type="spellStart"/>
+      <w:r>
+        <w:t>Decyra’s</w:t>
+      </w:r>
+      <w:proofErr w:type="spellEnd"/>
+      <w:r>
+        <w:t xml:space="preserve"> server pays </w:t>
+      </w:r>
+      <w:r>
+        <w:rPr>
+          <w:b/>
+          <w:bCs/>
+        </w:rPr>
+        <w:t>$0.00</w:t>
+      </w:r>
+      <w:r>
+        <w:t> in compute.</w:t>
+      </w:r>
+    </w:p>
+    <w:p>
+      <w:pPr>
+        <w:numPr>
+          <w:ilvl w:val="1"/>
+          <w:numId w:val="8"/>
+        </w:numPr>
+        <w:spacing w:after="140"/>
+      </w:pPr>
+      <w:r>
+        <w:rPr>
+          <w:b/>
+          <w:bCs/>
+        </w:rPr>
+        <w:t>100% Air-Gapped Privacy:</w:t>
+      </w:r>
+      <w:r>
+        <w:t> Confidential financial spreadsheets </w:t>
+      </w:r>
+      <w:r>
+        <w:rPr>
+          <w:b/>
+          <w:bCs/>
+        </w:rPr>
+        <w:t>never leave the user's computer</w:t>
+      </w:r>
+      <w:r>
+        <w:t xml:space="preserve"> — the data never touches </w:t>
+      </w:r>
+      <w:proofErr w:type="spellStart"/>
+      <w:r>
+        <w:t>Decyra's</w:t>
+      </w:r>
+      <w:proofErr w:type="spellEnd"/>
+      <w:r>
+        <w:t xml:space="preserve"> cloud servers.</w:t>
+      </w:r>
+    </w:p>
+    <w:p>
+      <w:pPr>
+        <w:numPr>
+          <w:ilvl w:val="1"/>
+          <w:numId w:val="8"/>
+        </w:numPr>
+        <w:spacing w:after="140"/>
+      </w:pPr>
+      <w:r>
+        <w:rPr>
+          <w:b/>
+          <w:bCs/>
+        </w:rPr>
+        <w:t>Zero Latency:</w:t>
+      </w:r>
+      <w:r>
+        <w:t> Queries execute in 3 milliseconds on local CPU.</w:t>
+      </w:r>
+    </w:p>
+    <w:p>
+      <w:pPr>
+        <w:spacing w:after="140"/>
+      </w:pPr>
+      <w:r>
+        <w:pict w14:anchorId="0B665442">
+          <v:rect id="_x0000_i1080" style="width:757.5pt;height:.75pt" o:hrpct="0" o:hralign="center" o:hrstd="t" o:hr="t" fillcolor="#a0a0a0" stroked="f"/>
+        </w:pict>
+      </w:r>
+    </w:p>
+    <w:p>
+      <w:pPr>
+        <w:spacing w:after="140"/>
+      </w:pPr>
+      <w:r>
+        <w:t xml:space="preserve">8. Recommended Next Steps for </w:t>
+      </w:r>
+      <w:proofErr w:type="spellStart"/>
+      <w:r>
+        <w:t>Decyra</w:t>
+      </w:r>
+      <w:proofErr w:type="spellEnd"/>
+    </w:p>
+    <w:p>
+      <w:pPr>
+        <w:spacing w:after="140"/>
+      </w:pPr>
+      <w:r>
+        <w:t>To leverage these capabilities immediately:</w:t>
+      </w:r>
+    </w:p>
+    <w:p>
+      <w:pPr>
+        <w:numPr>
+          <w:ilvl w:val="0"/>
+          <w:numId w:val="9"/>
+        </w:numPr>
+        <w:spacing w:after="140"/>
+      </w:pPr>
+      <w:r>
+        <w:rPr>
+          <w:b/>
+          <w:bCs/>
+        </w:rPr>
+        <w:t>Add Multilingual Arabic/English Toggle</w:t>
+      </w:r>
+      <w:r>
+        <w:t> to the chat UI.</w:t>
+      </w:r>
+    </w:p>
+    <w:p>
+      <w:pPr>
+        <w:numPr>
+          <w:ilvl w:val="0"/>
+          <w:numId w:val="9"/>
+        </w:numPr>
+        <w:spacing w:after="140"/>
+      </w:pPr>
+      <w:r>
+        <w:rPr>
+          <w:b/>
+          <w:bCs/>
+        </w:rPr>
+        <w:t>Enable </w:t>
+      </w:r>
+      <w:proofErr w:type="spellStart"/>
+      <w:r>
+        <w:rPr>
+          <w:b/>
+          <w:bCs/>
+        </w:rPr>
+        <w:t>httpfs</w:t>
+      </w:r>
+      <w:proofErr w:type="spellEnd"/>
+      <w:r>
+        <w:rPr>
+          <w:b/>
+          <w:bCs/>
+        </w:rPr>
+        <w:t> &amp; Direct S3/GCS Integration</w:t>
+      </w:r>
+      <w:r>
+        <w:t> so users can query cloud buckets alongside Postgres.</w:t>
+      </w:r>
+    </w:p>
+    <w:p>
+      <w:pPr>
+        <w:numPr>
+          <w:ilvl w:val="0"/>
+          <w:numId w:val="9"/>
+        </w:numPr>
+        <w:spacing w:after="140"/>
+      </w:pPr>
+      <w:r>
+        <w:rPr>
+          <w:b/>
+          <w:bCs/>
+        </w:rPr>
+        <w:t>Introduce Geospatial Map Charts</w:t>
+      </w:r>
+      <w:r>
+        <w:t xml:space="preserve"> in the dashboard using </w:t>
+      </w:r>
+      <w:proofErr w:type="spellStart"/>
+      <w:r>
+        <w:t>DuckDB's</w:t>
+      </w:r>
+      <w:proofErr w:type="spellEnd"/>
+      <w:r>
+        <w:t> spatial extension.</w:t>
+      </w:r>
+    </w:p>
+    <w:p>
+      <w:pPr>
+        <w:numPr>
+          <w:ilvl w:val="0"/>
+          <w:numId w:val="9"/>
+        </w:numPr>
+        <w:spacing w:after="140"/>
+      </w:pPr>
+      <w:r>
+        <w:rPr>
+          <w:b/>
+          <w:bCs/>
+        </w:rPr>
+        <w:t xml:space="preserve">Implement </w:t>
+      </w:r>
+      <w:proofErr w:type="spellStart"/>
+      <w:r>
+        <w:rPr>
+          <w:b/>
+          <w:bCs/>
+        </w:rPr>
+        <w:t>DuckDB-Wasm</w:t>
+      </w:r>
+      <w:proofErr w:type="spellEnd"/>
+      <w:r>
+        <w:rPr>
+          <w:b/>
+          <w:bCs/>
+        </w:rPr>
+        <w:t xml:space="preserve"> for local file uploads</w:t>
+      </w:r>
+      <w:r>
+        <w:t> (instant zero-server cost CSV analysis).</w:t>
+      </w:r>
+    </w:p>
+    <w:p>
+      <w:pPr>
+        <w:spacing w:after="140"/>
+      </w:pPr>
+      <w:r>
+        <w:t>Would you like me to create an interactive demo or prototype the </w:t>
+      </w:r>
+      <w:r>
+        <w:rPr>
+          <w:b/>
+          <w:bCs/>
+        </w:rPr>
+        <w:t>Multilingual Arabic chat prompt</w:t>
+      </w:r>
+      <w:r>
+        <w:t> or the </w:t>
+      </w:r>
+      <w:r>
+        <w:rPr>
+          <w:b/>
+          <w:bCs/>
+        </w:rPr>
+        <w:t>Geospatial / S3 connection feature</w:t>
+      </w:r>
+      <w:r>
+        <w:t> next?</w:t>
+      </w:r>
+    </w:p>
+    <w:p>
+      <w:pPr>
+        <w:spacing w:after="140"/>
+      </w:pPr>
+      <w:r>
+        <w:t>9:50 AM</w:t>
+      </w:r>
+    </w:p>
+    <w:p>
+      <w:pPr>
+        <w:spacing w:after="140"/>
+      </w:pPr>
+    </w:p>
+    <w:p>
+      <w:pPr>
+        <w:spacing w:after="140"/>
+      </w:pPr>
+    </w:p>
+    <w:p>
+      <w:pPr>
+        <w:spacing w:after="140"/>
+      </w:pPr>
+    </w:p>
+    <w:p>
+      <w:pPr>
+        <w:spacing w:after="140"/>
+      </w:pPr>
+      <w:r>
+        <w:lastRenderedPageBreak/>
+        <w:t>┌────────────────────────────────────────────────────────────────────────┐</w:t>
+      </w:r>
+    </w:p>
+    <w:p>
+      <w:pPr>
+        <w:spacing w:after="140"/>
+      </w:pPr>
+      <w:r>
+        <w:t>│ STEP 1: Multilingual Arabic &amp; English Chat &amp; Reasoning  (START HERE)   │</w:t>
+      </w:r>
+    </w:p>
+    <w:p>
+      <w:pPr>
+        <w:spacing w:after="140"/>
+      </w:pPr>
+      <w:r>
+        <w:t>│ • Immediate visual WOW factor for MENA (Saudi/UAE) &amp; Global investors   │</w:t>
+      </w:r>
+    </w:p>
+    <w:p>
+      <w:pPr>
+        <w:spacing w:after="140"/>
+      </w:pPr>
+      <w:r>
+        <w:t>│ • RTL layout support, Arabic prompt parsing, and bilingual charts     │</w:t>
+      </w:r>
+    </w:p>
+    <w:p>
+      <w:pPr>
+        <w:spacing w:after="140"/>
+      </w:pPr>
+      <w:r>
+        <w:t>└───────────────────────────────────</w:t>
+      </w:r>
+      <w:r>
+        <w:rPr>
+          <w:rFonts w:ascii="MS Gothic" w:eastAsia="MS Gothic" w:hAnsi="MS Gothic" w:cs="MS Gothic" w:hint="eastAsia"/>
+        </w:rPr>
+        <w:t>┬</w:t>
+      </w:r>
+      <w:r>
+        <w:t>────────────────────────────────────┘</w:t>
+      </w:r>
+    </w:p>
+    <w:p>
+      <w:pPr>
+        <w:spacing w:after="140"/>
+      </w:pPr>
+      <w:r>
+        <w:t xml:space="preserve">                                    │</w:t>
+      </w:r>
+    </w:p>
+    <w:p>
+      <w:pPr>
+        <w:spacing w:after="140"/>
+      </w:pPr>
+      <w:r>
+        <w:t xml:space="preserve">                                    </w:t>
+      </w:r>
+      <w:r>
+        <w:rPr>
+          <w:rFonts w:ascii="Arial" w:hAnsi="Arial" w:cs="Arial"/>
+        </w:rPr>
+        <w:t>▼</w:t>
+      </w:r>
+    </w:p>
+    <w:p>
+      <w:pPr>
+        <w:spacing w:after="140"/>
+      </w:pPr>
+      <w:r>
+        <w:t>┌────────────────────────────────────────────────────────────────────────┐</w:t>
+      </w:r>
+    </w:p>
+    <w:p>
+      <w:pPr>
+        <w:spacing w:after="140"/>
+      </w:pPr>
+      <w:r>
+        <w:t xml:space="preserve">│ STEP 2: </w:t>
+      </w:r>
+      <w:proofErr w:type="spellStart"/>
+      <w:r>
+        <w:t>DuckDB-Wasm</w:t>
+      </w:r>
+      <w:proofErr w:type="spellEnd"/>
+      <w:r>
+        <w:t xml:space="preserve"> In-Browser Engine (Client-Side File Analysis)     │</w:t>
+      </w:r>
+    </w:p>
+    <w:p>
+      <w:pPr>
+        <w:spacing w:after="140"/>
+      </w:pPr>
+      <w:r>
+        <w:t>│ • Instant drag-and-drop CSV / Parquet / Excel analysis in browser RAM │</w:t>
+      </w:r>
+    </w:p>
+    <w:p>
+      <w:pPr>
+        <w:spacing w:after="140"/>
+      </w:pPr>
+      <w:r>
+        <w:t>│ • 100% privacy (data never leaves user laptop) &amp; $0 server cost for you│</w:t>
+      </w:r>
+    </w:p>
+    <w:p>
+      <w:pPr>
+        <w:spacing w:after="140"/>
+      </w:pPr>
+      <w:r>
+        <w:t>└───────────────────────────────────</w:t>
+      </w:r>
+      <w:r>
+        <w:rPr>
+          <w:rFonts w:ascii="MS Gothic" w:eastAsia="MS Gothic" w:hAnsi="MS Gothic" w:cs="MS Gothic" w:hint="eastAsia"/>
+        </w:rPr>
+        <w:t>┬</w:t>
+      </w:r>
+      <w:r>
+        <w:t>────────────────────────────────────┘</w:t>
+      </w:r>
+    </w:p>
+    <w:p>
+      <w:pPr>
+        <w:spacing w:after="140"/>
+      </w:pPr>
+      <w:r>
+        <w:t xml:space="preserve">                                    │</w:t>
+      </w:r>
+    </w:p>
+    <w:p>
+      <w:pPr>
+        <w:spacing w:after="140"/>
+      </w:pPr>
+      <w:r>
+        <w:t xml:space="preserve">                                    </w:t>
+      </w:r>
+      <w:r>
+        <w:rPr>
+          <w:rFonts w:ascii="Arial" w:hAnsi="Arial" w:cs="Arial"/>
+        </w:rPr>
+        <w:t>▼</w:t>
+      </w:r>
+    </w:p>
+    <w:p>
+      <w:pPr>
+        <w:spacing w:after="140"/>
+      </w:pPr>
+      <w:r>
+        <w:t>┌────────────────────────────────────────────────────────────────────────┐</w:t>
+      </w:r>
+    </w:p>
+    <w:p>
+      <w:pPr>
+        <w:spacing w:after="140"/>
+      </w:pPr>
+      <w:r>
+        <w:t>│ STEP 3: The AI Connection Agent (Automated DB &amp; S3/GCS Setup)          │</w:t>
+      </w:r>
+    </w:p>
+    <w:p>
+      <w:pPr>
+        <w:spacing w:after="140"/>
+      </w:pPr>
+      <w:r>
+        <w:t xml:space="preserve">│ • Paste connection URI </w:t>
+      </w:r>
+      <w:r>
+        <w:rPr>
+          <w:rFonts w:ascii="Segoe UI Symbol" w:hAnsi="Segoe UI Symbol" w:cs="Segoe UI Symbol"/>
+        </w:rPr>
+        <w:t>➔</w:t>
+      </w:r>
+      <w:r>
+        <w:t xml:space="preserve"> AI auto-detects engine, SSL, &amp; tests read-only │</w:t>
+      </w:r>
+    </w:p>
+    <w:p>
+      <w:pPr>
+        <w:spacing w:after="140"/>
+      </w:pPr>
+      <w:r>
+        <w:t>│ • S3 / Google Cloud Storage file querying via `</w:t>
+      </w:r>
+      <w:proofErr w:type="spellStart"/>
+      <w:r>
+        <w:t>httpfs</w:t>
+      </w:r>
+      <w:proofErr w:type="spellEnd"/>
+      <w:r>
+        <w:t>`                 │</w:t>
+      </w:r>
+    </w:p>
+    <w:p>
+      <w:pPr>
+        <w:spacing w:after="140"/>
+      </w:pPr>
+      <w:r>
+        <w:t>└───────────────────────────────────</w:t>
+      </w:r>
+      <w:r>
+        <w:rPr>
+          <w:rFonts w:ascii="MS Gothic" w:eastAsia="MS Gothic" w:hAnsi="MS Gothic" w:cs="MS Gothic" w:hint="eastAsia"/>
+        </w:rPr>
+        <w:t>┬</w:t>
+      </w:r>
+      <w:r>
+        <w:t>────────────────────────────────────┘</w:t>
+      </w:r>
+    </w:p>
+    <w:p>
+      <w:pPr>
+        <w:spacing w:after="140"/>
+      </w:pPr>
+      <w:r>
+        <w:t xml:space="preserve">                                    │</w:t>
+      </w:r>
+    </w:p>
+    <w:p>
+      <w:pPr>
+        <w:spacing w:after="140"/>
+      </w:pPr>
+      <w:r>
+        <w:t xml:space="preserve">                                    </w:t>
+      </w:r>
+      <w:r>
+        <w:rPr>
+          <w:rFonts w:ascii="Arial" w:hAnsi="Arial" w:cs="Arial"/>
+        </w:rPr>
+        <w:t>▼</w:t>
+      </w:r>
+    </w:p>
+    <w:p>
+      <w:pPr>
+        <w:spacing w:after="140"/>
+      </w:pPr>
+      <w:r>
+        <w:t>┌────────────────────────────────────────────────────────────────────────┐</w:t>
+      </w:r>
+    </w:p>
+    <w:p>
+      <w:pPr>
+        <w:spacing w:after="140"/>
+      </w:pPr>
+      <w:r>
+        <w:t>│ STEP 4: Geospatial Analytics &amp; Interactive Map Charts                  │</w:t>
+      </w:r>
+    </w:p>
+    <w:p>
+      <w:pPr>
+        <w:spacing w:after="140"/>
+      </w:pPr>
+      <w:r>
+        <w:t xml:space="preserve">│ • </w:t>
+      </w:r>
+      <w:proofErr w:type="spellStart"/>
+      <w:r>
+        <w:t>DuckDB</w:t>
+      </w:r>
+      <w:proofErr w:type="spellEnd"/>
+      <w:r>
+        <w:t xml:space="preserve"> `spatial` extension integration                               │</w:t>
+      </w:r>
+    </w:p>
+    <w:p>
+      <w:pPr>
+        <w:spacing w:after="140"/>
+      </w:pPr>
+      <w:r>
+        <w:t>│ • Automatic Leaflet/</w:t>
+      </w:r>
+      <w:proofErr w:type="spellStart"/>
+      <w:r>
+        <w:t>Mapbox</w:t>
+      </w:r>
+      <w:proofErr w:type="spellEnd"/>
+      <w:r>
+        <w:t xml:space="preserve"> choropleth &amp; pin map rendering in chat      │</w:t>
+      </w:r>
+    </w:p>
+    <w:p>
+      <w:pPr>
+        <w:spacing w:after="140"/>
+      </w:pPr>
+      <w:r>
+        <w:t>└────────────────────────────────────────────────────────────────────────┘</w:t>
+      </w:r>
+    </w:p>
+    <w:p>
+      <w:pPr>
+        <w:spacing w:after="140"/>
+      </w:pPr>
+    </w:p>
+    <w:p>
+      <w:pPr>
+        <w:spacing w:after="140"/>
+      </w:pPr>
+    </w:p>
+    <w:p>
+      <w:pPr>
+        <w:spacing w:after="140"/>
+      </w:pPr>
+    </w:p>
+    <w:p>
+      <w:pPr>
+        <w:spacing w:after="140"/>
+      </w:pPr>
+    </w:p>
+    <w:p>
+      <w:pPr>
+        <w:spacing w:after="140"/>
+      </w:pPr>
+    </w:p>
+    <w:p>
+      <w:pPr>
+        <w:spacing w:after="140"/>
+      </w:pPr>
+    </w:p>
+    <w:p>
+      <w:pPr>
+        <w:spacing w:after="140"/>
+      </w:pPr>
+    </w:p>
+    <w:p>
+      <w:pPr>
+        <w:spacing w:after="140"/>
+      </w:pPr>
+    </w:p>
+    <w:p>
+      <w:pPr>
+        <w:spacing w:after="140"/>
+      </w:pPr>
     </w:p>
     <w:sectPr>
       <w:pgSz w:w="12240" w:h="15840"/>
       <w:pgMar w:top="1440" w:right="1440" w:bottom="1440" w:left="1440" w:header="720" w:footer="720" w:gutter="0"/>
+      <w:cols w:space="720"/>
     </w:sectPr>
   </w:body>
 </w:document>
 </file>
 
+<file path=word/numbering.xml><?xml version="1.0" encoding="utf-8"?>
+<w:numbering xmlns:wpc="http://schemas.microsoft.com/office/word/2010/wordprocessingCanvas" xmlns:cx="http://schemas.microsoft.com/office/drawing/2014/chartex" xmlns:cx1="http://schemas.microsoft.com/office/drawing/2015/9/8/chartex" xmlns:cx2="http://schemas.microsoft.com/office/drawing/2015/10/21/chartex" xmlns:cx3="http://schemas.microsoft.com/office/drawing/2016/5/9/chartex" xmlns:cx4="http://schemas.microsoft.com/office/drawing/2016/5/10/chartex" xmlns:cx5="http://schemas.microsoft.com/office/drawing/2016/5/11/chartex" xmlns:cx6="http://schemas.microsoft.com/office/drawing/2016/5/12/chartex" xmlns:cx7="http://schemas.microsoft.com/office/drawing/2016/5/13/chartex" xmlns:cx8="http://schemas.microsoft.com/office/drawing/2016/5/14/chartex" xmlns:mc="http://schemas.openxmlformats.org/markup-compatibility/2006" xmlns:aink="http://schemas.microsoft.com/office/drawing/2016/ink" xmlns:am3d="http://schemas.microsoft.com/office/drawing/2017/model3d" xmlns:o="urn:schemas-microsoft-com:office:office" xmlns:oel="http://schemas.microsoft.com/office/2019/extlst" xmlns:r="http://schemas.openxmlformats.org/officeDocument/2006/relationships" xmlns:m="http://schemas.openxmlformats.org/officeDocument/2006/math" xmlns:v="urn:schemas-microsoft-com:vml" xmlns:wp14="http://schemas.microsoft.com/office/word/2010/wordprocessingDrawing" xmlns:wp="http://schemas.openxmlformats.org/drawingml/2006/wordprocessingDrawing" xmlns:w10="urn:schemas-microsoft-com:office:word" xmlns:w="http://schemas.openxmlformats.org/wordprocessingml/2006/main" xmlns:w14="http://schemas.microsoft.com/office/word/2010/wordml" xmlns:w15="http://schemas.microsoft.com/office/word/2012/wordml" xmlns:w16cex="http://schemas.microsoft.com/office/word/2018/wordml/cex" xmlns:w16cid="http://schemas.microsoft.com/office/word/2016/wordml/cid" xmlns:w16="http://schemas.microsoft.com/office/word/2018/wordml" xmlns:w16du="http://schemas.microsoft.com/office/word/2023/wordml/word16du" xmlns:w16sdtdh="http://schemas.microsoft.com/office/word/2020/wordml/sdtdatahash" xmlns:w16sdtfl="http://schemas.microsoft.com/office/word/2024/wordml/sdtformatlock" xmlns:w16se="http://schemas.microsoft.com/office/word/2015/wordml/symex" xmlns:wpg="http://schemas.microsoft.com/office/word/2010/wordprocessingGroup" xmlns:wpi="http://schemas.microsoft.com/office/word/2010/wordprocessingInk" xmlns:wne="http://schemas.microsoft.com/office/word/2006/wordml" xmlns:wps="http://schemas.microsoft.com/office/word/2010/wordprocessingShape" mc:Ignorable="w14 w15 w16se w16cid w16 w16cex w16sdtdh w16sdtfl w16du wp14">
+  <w:abstractNum w:abstractNumId="0" w15:restartNumberingAfterBreak="0">
+    <w:nsid w:val="01FD76DC"/>
+    <w:multiLevelType w:val="multilevel"/>
+    <w:tmpl w:val="30D49280"/>
+    <w:lvl w:ilvl="0">
+      <w:start w:val="1"/>
+      <w:numFmt w:val="decimal"/>
+      <w:lvlText w:val="%1."/>
+      <w:lvlJc w:val="left"/>
+      <w:pPr>
+        <w:tabs>
+          <w:tab w:val="num" w:pos="720"/>
+        </w:tabs>
+        <w:ind w:left="720" w:hanging="360"/>
+      </w:pPr>
+    </w:lvl>
+    <w:lvl w:ilvl="1" w:tentative="1">
+      <w:start w:val="1"/>
+      <w:numFmt w:val="decimal"/>
+      <w:lvlText w:val="%2."/>
+      <w:lvlJc w:val="left"/>
+      <w:pPr>
+        <w:tabs>
+          <w:tab w:val="num" w:pos="1440"/>
+        </w:tabs>
+        <w:ind w:left="1440" w:hanging="360"/>
+      </w:pPr>
+    </w:lvl>
+    <w:lvl w:ilvl="2" w:tentative="1">
+      <w:start w:val="1"/>
+      <w:numFmt w:val="decimal"/>
+      <w:lvlText w:val="%3."/>
+      <w:lvlJc w:val="left"/>
+      <w:pPr>
+        <w:tabs>
+          <w:tab w:val="num" w:pos="2160"/>
+        </w:tabs>
+        <w:ind w:left="2160" w:hanging="360"/>
+      </w:pPr>
+    </w:lvl>
+    <w:lvl w:ilvl="3" w:tentative="1">
+      <w:start w:val="1"/>
+      <w:numFmt w:val="decimal"/>
+      <w:lvlText w:val="%4."/>
+      <w:lvlJc w:val="left"/>
+      <w:pPr>
+        <w:tabs>
+          <w:tab w:val="num" w:pos="2880"/>
+        </w:tabs>
+        <w:ind w:left="2880" w:hanging="360"/>
+      </w:pPr>
+    </w:lvl>
+    <w:lvl w:ilvl="4" w:tentative="1">
+      <w:start w:val="1"/>
+      <w:numFmt w:val="decimal"/>
+      <w:lvlText w:val="%5."/>
+      <w:lvlJc w:val="left"/>
+      <w:pPr>
+        <w:tabs>
+          <w:tab w:val="num" w:pos="3600"/>
+        </w:tabs>
+        <w:ind w:left="3600" w:hanging="360"/>
+      </w:pPr>
+    </w:lvl>
+    <w:lvl w:ilvl="5" w:tentative="1">
+      <w:start w:val="1"/>
+      <w:numFmt w:val="decimal"/>
+      <w:lvlText w:val="%6."/>
+      <w:lvlJc w:val="left"/>
+      <w:pPr>
+        <w:tabs>
+          <w:tab w:val="num" w:pos="4320"/>
+        </w:tabs>
+        <w:ind w:left="4320" w:hanging="360"/>
+      </w:pPr>
+    </w:lvl>
+    <w:lvl w:ilvl="6" w:tentative="1">
+      <w:start w:val="1"/>
+      <w:numFmt w:val="decimal"/>
+      <w:lvlText w:val="%7."/>
+      <w:lvlJc w:val="left"/>
+      <w:pPr>
+        <w:tabs>
+          <w:tab w:val="num" w:pos="5040"/>
+        </w:tabs>
+        <w:ind w:left="5040" w:hanging="360"/>
+      </w:pPr>
+    </w:lvl>
+    <w:lvl w:ilvl="7" w:tentative="1">
+      <w:start w:val="1"/>
+      <w:numFmt w:val="decimal"/>
+      <w:lvlText w:val="%8."/>
+      <w:lvlJc w:val="left"/>
+      <w:pPr>
+        <w:tabs>
+          <w:tab w:val="num" w:pos="5760"/>
+        </w:tabs>
+        <w:ind w:left="5760" w:hanging="360"/>
+      </w:pPr>
+    </w:lvl>
+    <w:lvl w:ilvl="8" w:tentative="1">
+      <w:start w:val="1"/>
+      <w:numFmt w:val="decimal"/>
+      <w:lvlText w:val="%9."/>
+      <w:lvlJc w:val="left"/>
+      <w:pPr>
+        <w:tabs>
+          <w:tab w:val="num" w:pos="6480"/>
+        </w:tabs>
+        <w:ind w:left="6480" w:hanging="360"/>
+      </w:pPr>
+    </w:lvl>
+  </w:abstractNum>
+  <w:abstractNum w:abstractNumId="1" w15:restartNumberingAfterBreak="0">
+    <w:nsid w:val="1B5B3B12"/>
+    <w:multiLevelType w:val="multilevel"/>
+    <w:tmpl w:val="CF06A542"/>
+    <w:lvl w:ilvl="0">
+      <w:start w:val="1"/>
+      <w:numFmt w:val="bullet"/>
+      <w:lvlText w:val=""/>
+      <w:lvlJc w:val="left"/>
+      <w:pPr>
+        <w:tabs>
+          <w:tab w:val="num" w:pos="720"/>
+        </w:tabs>
+        <w:ind w:left="720" w:hanging="360"/>
+      </w:pPr>
+      <w:rPr>
+        <w:rFonts w:ascii="Symbol" w:hAnsi="Symbol" w:hint="default"/>
+        <w:sz w:val="20"/>
+      </w:rPr>
+    </w:lvl>
+    <w:lvl w:ilvl="1" w:tentative="1">
+      <w:start w:val="1"/>
+      <w:numFmt w:val="bullet"/>
+      <w:lvlText w:val=""/>
+      <w:lvlJc w:val="left"/>
+      <w:pPr>
+        <w:tabs>
+          <w:tab w:val="num" w:pos="1440"/>
+        </w:tabs>
+        <w:ind w:left="1440" w:hanging="360"/>
+      </w:pPr>
+      <w:rPr>
+        <w:rFonts w:ascii="Symbol" w:hAnsi="Symbol" w:hint="default"/>
+        <w:sz w:val="20"/>
+      </w:rPr>
+    </w:lvl>
+    <w:lvl w:ilvl="2" w:tentative="1">
+      <w:start w:val="1"/>
+      <w:numFmt w:val="bullet"/>
+      <w:lvlText w:val=""/>
+      <w:lvlJc w:val="left"/>
+      <w:pPr>
+        <w:tabs>
+          <w:tab w:val="num" w:pos="2160"/>
+        </w:tabs>
+        <w:ind w:left="2160" w:hanging="360"/>
+      </w:pPr>
+      <w:rPr>
+        <w:rFonts w:ascii="Symbol" w:hAnsi="Symbol" w:hint="default"/>
+        <w:sz w:val="20"/>
+      </w:rPr>
+    </w:lvl>
+    <w:lvl w:ilvl="3" w:tentative="1">
+      <w:start w:val="1"/>
+      <w:numFmt w:val="bullet"/>
+      <w:lvlText w:val=""/>
+      <w:lvlJc w:val="left"/>
+      <w:pPr>
+        <w:tabs>
+          <w:tab w:val="num" w:pos="2880"/>
+        </w:tabs>
+        <w:ind w:left="2880" w:hanging="360"/>
+      </w:pPr>
+      <w:rPr>
+        <w:rFonts w:ascii="Symbol" w:hAnsi="Symbol" w:hint="default"/>
+        <w:sz w:val="20"/>
+      </w:rPr>
+    </w:lvl>
+    <w:lvl w:ilvl="4" w:tentative="1">
+      <w:start w:val="1"/>
+      <w:numFmt w:val="bullet"/>
+      <w:lvlText w:val=""/>
+      <w:lvlJc w:val="left"/>
+      <w:pPr>
+        <w:tabs>
+          <w:tab w:val="num" w:pos="3600"/>
+        </w:tabs>
+        <w:ind w:left="3600" w:hanging="360"/>
+      </w:pPr>
+      <w:rPr>
+        <w:rFonts w:ascii="Symbol" w:hAnsi="Symbol" w:hint="default"/>
+        <w:sz w:val="20"/>
+      </w:rPr>
+    </w:lvl>
+    <w:lvl w:ilvl="5" w:tentative="1">
+      <w:start w:val="1"/>
+      <w:numFmt w:val="bullet"/>
+      <w:lvlText w:val=""/>
+      <w:lvlJc w:val="left"/>
+      <w:pPr>
+        <w:tabs>
+          <w:tab w:val="num" w:pos="4320"/>
+        </w:tabs>
+        <w:ind w:left="4320" w:hanging="360"/>
+      </w:pPr>
+      <w:rPr>
+        <w:rFonts w:ascii="Symbol" w:hAnsi="Symbol" w:hint="default"/>
+        <w:sz w:val="20"/>
+      </w:rPr>
+    </w:lvl>
+    <w:lvl w:ilvl="6" w:tentative="1">
+      <w:start w:val="1"/>
+      <w:numFmt w:val="bullet"/>
+      <w:lvlText w:val=""/>
+      <w:lvlJc w:val="left"/>
+      <w:pPr>
+        <w:tabs>
+          <w:tab w:val="num" w:pos="5040"/>
+        </w:tabs>
+        <w:ind w:left="5040" w:hanging="360"/>
+      </w:pPr>
+      <w:rPr>
+        <w:rFonts w:ascii="Symbol" w:hAnsi="Symbol" w:hint="default"/>
+        <w:sz w:val="20"/>
+      </w:rPr>
+    </w:lvl>
+    <w:lvl w:ilvl="7" w:tentative="1">
+      <w:start w:val="1"/>
+      <w:numFmt w:val="bullet"/>
+      <w:lvlText w:val=""/>
+      <w:lvlJc w:val="left"/>
+      <w:pPr>
+        <w:tabs>
+          <w:tab w:val="num" w:pos="5760"/>
+        </w:tabs>
+        <w:ind w:left="5760" w:hanging="360"/>
+      </w:pPr>
+      <w:rPr>
+        <w:rFonts w:ascii="Symbol" w:hAnsi="Symbol" w:hint="default"/>
+        <w:sz w:val="20"/>
+      </w:rPr>
+    </w:lvl>
+    <w:lvl w:ilvl="8" w:tentative="1">
+      <w:start w:val="1"/>
+      <w:numFmt w:val="bullet"/>
+      <w:lvlText w:val=""/>
+      <w:lvlJc w:val="left"/>
+      <w:pPr>
+        <w:tabs>
+          <w:tab w:val="num" w:pos="6480"/>
+        </w:tabs>
+        <w:ind w:left="6480" w:hanging="360"/>
+      </w:pPr>
+      <w:rPr>
+        <w:rFonts w:ascii="Symbol" w:hAnsi="Symbol" w:hint="default"/>
+        <w:sz w:val="20"/>
+      </w:rPr>
+    </w:lvl>
+  </w:abstractNum>
+  <w:abstractNum w:abstractNumId="2" w15:restartNumberingAfterBreak="0">
+    <w:nsid w:val="28AA3E1E"/>
+    <w:multiLevelType w:val="multilevel"/>
+    <w:tmpl w:val="945275E2"/>
+    <w:lvl w:ilvl="0">
+      <w:start w:val="1"/>
+      <w:numFmt w:val="decimal"/>
+      <w:lvlText w:val="%1."/>
+      <w:lvlJc w:val="left"/>
+      <w:pPr>
+        <w:tabs>
+          <w:tab w:val="num" w:pos="720"/>
+        </w:tabs>
+        <w:ind w:left="720" w:hanging="360"/>
+      </w:pPr>
+    </w:lvl>
+    <w:lvl w:ilvl="1">
+      <w:start w:val="1"/>
+      <w:numFmt w:val="bullet"/>
+      <w:lvlText w:val=""/>
+      <w:lvlJc w:val="left"/>
+      <w:pPr>
+        <w:tabs>
+          <w:tab w:val="num" w:pos="1440"/>
+        </w:tabs>
+        <w:ind w:left="1440" w:hanging="360"/>
+      </w:pPr>
+      <w:rPr>
+        <w:rFonts w:ascii="Symbol" w:hAnsi="Symbol" w:hint="default"/>
+        <w:sz w:val="20"/>
+      </w:rPr>
+    </w:lvl>
+    <w:lvl w:ilvl="2" w:tentative="1">
+      <w:start w:val="1"/>
+      <w:numFmt w:val="decimal"/>
+      <w:lvlText w:val="%3."/>
+      <w:lvlJc w:val="left"/>
+      <w:pPr>
+        <w:tabs>
+          <w:tab w:val="num" w:pos="2160"/>
+        </w:tabs>
+        <w:ind w:left="2160" w:hanging="360"/>
+      </w:pPr>
+    </w:lvl>
+    <w:lvl w:ilvl="3" w:tentative="1">
+      <w:start w:val="1"/>
+      <w:numFmt w:val="decimal"/>
+      <w:lvlText w:val="%4."/>
+      <w:lvlJc w:val="left"/>
+      <w:pPr>
+        <w:tabs>
+          <w:tab w:val="num" w:pos="2880"/>
+        </w:tabs>
+        <w:ind w:left="2880" w:hanging="360"/>
+      </w:pPr>
+    </w:lvl>
+    <w:lvl w:ilvl="4" w:tentative="1">
+      <w:start w:val="1"/>
+      <w:numFmt w:val="decimal"/>
+      <w:lvlText w:val="%5."/>
+      <w:lvlJc w:val="left"/>
+      <w:pPr>
+        <w:tabs>
+          <w:tab w:val="num" w:pos="3600"/>
+        </w:tabs>
+        <w:ind w:left="3600" w:hanging="360"/>
+      </w:pPr>
+    </w:lvl>
+    <w:lvl w:ilvl="5" w:tentative="1">
+      <w:start w:val="1"/>
+      <w:numFmt w:val="decimal"/>
+      <w:lvlText w:val="%6."/>
+      <w:lvlJc w:val="left"/>
+      <w:pPr>
+        <w:tabs>
+          <w:tab w:val="num" w:pos="4320"/>
+        </w:tabs>
+        <w:ind w:left="4320" w:hanging="360"/>
+      </w:pPr>
+    </w:lvl>
+    <w:lvl w:ilvl="6" w:tentative="1">
+      <w:start w:val="1"/>
+      <w:numFmt w:val="decimal"/>
+      <w:lvlText w:val="%7."/>
+      <w:lvlJc w:val="left"/>
+      <w:pPr>
+        <w:tabs>
+          <w:tab w:val="num" w:pos="5040"/>
+        </w:tabs>
+        <w:ind w:left="5040" w:hanging="360"/>
+      </w:pPr>
+    </w:lvl>
+    <w:lvl w:ilvl="7" w:tentative="1">
+      <w:start w:val="1"/>
+      <w:numFmt w:val="decimal"/>
+      <w:lvlText w:val="%8."/>
+      <w:lvlJc w:val="left"/>
+      <w:pPr>
+        <w:tabs>
+          <w:tab w:val="num" w:pos="5760"/>
+        </w:tabs>
+        <w:ind w:left="5760" w:hanging="360"/>
+      </w:pPr>
+    </w:lvl>
+    <w:lvl w:ilvl="8" w:tentative="1">
+      <w:start w:val="1"/>
+      <w:numFmt w:val="decimal"/>
+      <w:lvlText w:val="%9."/>
+      <w:lvlJc w:val="left"/>
+      <w:pPr>
+        <w:tabs>
+          <w:tab w:val="num" w:pos="6480"/>
+        </w:tabs>
+        <w:ind w:left="6480" w:hanging="360"/>
+      </w:pPr>
+    </w:lvl>
+  </w:abstractNum>
+  <w:abstractNum w:abstractNumId="3" w15:restartNumberingAfterBreak="0">
+    <w:nsid w:val="3D8E2B8D"/>
+    <w:multiLevelType w:val="multilevel"/>
+    <w:tmpl w:val="1CA6807C"/>
+    <w:lvl w:ilvl="0">
+      <w:start w:val="1"/>
+      <w:numFmt w:val="bullet"/>
+      <w:lvlText w:val=""/>
+      <w:lvlJc w:val="left"/>
+      <w:pPr>
+        <w:tabs>
+          <w:tab w:val="num" w:pos="720"/>
+        </w:tabs>
+        <w:ind w:left="720" w:hanging="360"/>
+      </w:pPr>
+      <w:rPr>
+        <w:rFonts w:ascii="Symbol" w:hAnsi="Symbol" w:hint="default"/>
+        <w:sz w:val="20"/>
+      </w:rPr>
+    </w:lvl>
+    <w:lvl w:ilvl="1">
+      <w:start w:val="1"/>
+      <w:numFmt w:val="decimal"/>
+      <w:lvlText w:val="%2."/>
+      <w:lvlJc w:val="left"/>
+      <w:pPr>
+        <w:tabs>
+          <w:tab w:val="num" w:pos="1440"/>
+        </w:tabs>
+        <w:ind w:left="1440" w:hanging="360"/>
+      </w:pPr>
+    </w:lvl>
+    <w:lvl w:ilvl="2" w:tentative="1">
+      <w:start w:val="1"/>
+      <w:numFmt w:val="bullet"/>
+      <w:lvlText w:val=""/>
+      <w:lvlJc w:val="left"/>
+      <w:pPr>
+        <w:tabs>
+          <w:tab w:val="num" w:pos="2160"/>
+        </w:tabs>
+        <w:ind w:left="2160" w:hanging="360"/>
+      </w:pPr>
+      <w:rPr>
+        <w:rFonts w:ascii="Symbol" w:hAnsi="Symbol" w:hint="default"/>
+        <w:sz w:val="20"/>
+      </w:rPr>
+    </w:lvl>
+    <w:lvl w:ilvl="3" w:tentative="1">
+      <w:start w:val="1"/>
+      <w:numFmt w:val="bullet"/>
+      <w:lvlText w:val=""/>
+      <w:lvlJc w:val="left"/>
+      <w:pPr>
+        <w:tabs>
+          <w:tab w:val="num" w:pos="2880"/>
+        </w:tabs>
+        <w:ind w:left="2880" w:hanging="360"/>
+      </w:pPr>
+      <w:rPr>
+        <w:rFonts w:ascii="Symbol" w:hAnsi="Symbol" w:hint="default"/>
+        <w:sz w:val="20"/>
+      </w:rPr>
+    </w:lvl>
+    <w:lvl w:ilvl="4" w:tentative="1">
+      <w:start w:val="1"/>
+      <w:numFmt w:val="bullet"/>
+      <w:lvlText w:val=""/>
+      <w:lvlJc w:val="left"/>
+      <w:pPr>
+        <w:tabs>
+          <w:tab w:val="num" w:pos="3600"/>
+        </w:tabs>
+        <w:ind w:left="3600" w:hanging="360"/>
+      </w:pPr>
+      <w:rPr>
+        <w:rFonts w:ascii="Symbol" w:hAnsi="Symbol" w:hint="default"/>
+        <w:sz w:val="20"/>
+      </w:rPr>
+    </w:lvl>
+    <w:lvl w:ilvl="5" w:tentative="1">
+      <w:start w:val="1"/>
+      <w:numFmt w:val="bullet"/>
+      <w:lvlText w:val=""/>
+      <w:lvlJc w:val="left"/>
+      <w:pPr>
+        <w:tabs>
+          <w:tab w:val="num" w:pos="4320"/>
+        </w:tabs>
+        <w:ind w:left="4320" w:hanging="360"/>
+      </w:pPr>
+      <w:rPr>
+        <w:rFonts w:ascii="Symbol" w:hAnsi="Symbol" w:hint="default"/>
+        <w:sz w:val="20"/>
+      </w:rPr>
+    </w:lvl>
+    <w:lvl w:ilvl="6" w:tentative="1">
+      <w:start w:val="1"/>
+      <w:numFmt w:val="bullet"/>
+      <w:lvlText w:val=""/>
+      <w:lvlJc w:val="left"/>
+      <w:pPr>
+        <w:tabs>
+          <w:tab w:val="num" w:pos="5040"/>
+        </w:tabs>
+        <w:ind w:left="5040" w:hanging="360"/>
+      </w:pPr>
+      <w:rPr>
+        <w:rFonts w:ascii="Symbol" w:hAnsi="Symbol" w:hint="default"/>
+        <w:sz w:val="20"/>
+      </w:rPr>
+    </w:lvl>
+    <w:lvl w:ilvl="7" w:tentative="1">
+      <w:start w:val="1"/>
+      <w:numFmt w:val="bullet"/>
+      <w:lvlText w:val=""/>
+      <w:lvlJc w:val="left"/>
+      <w:pPr>
+        <w:tabs>
+          <w:tab w:val="num" w:pos="5760"/>
+        </w:tabs>
+        <w:ind w:left="5760" w:hanging="360"/>
+      </w:pPr>
+      <w:rPr>
+        <w:rFonts w:ascii="Symbol" w:hAnsi="Symbol" w:hint="default"/>
+        <w:sz w:val="20"/>
+      </w:rPr>
+    </w:lvl>
+    <w:lvl w:ilvl="8" w:tentative="1">
+      <w:start w:val="1"/>
+      <w:numFmt w:val="bullet"/>
+      <w:lvlText w:val=""/>
+      <w:lvlJc w:val="left"/>
+      <w:pPr>
+        <w:tabs>
+          <w:tab w:val="num" w:pos="6480"/>
+        </w:tabs>
+        <w:ind w:left="6480" w:hanging="360"/>
+      </w:pPr>
+      <w:rPr>
+        <w:rFonts w:ascii="Symbol" w:hAnsi="Symbol" w:hint="default"/>
+        <w:sz w:val="20"/>
+      </w:rPr>
+    </w:lvl>
+  </w:abstractNum>
+  <w:abstractNum w:abstractNumId="4" w15:restartNumberingAfterBreak="0">
+    <w:nsid w:val="40BD6334"/>
+    <w:multiLevelType w:val="multilevel"/>
+    <w:tmpl w:val="048A6D9A"/>
+    <w:lvl w:ilvl="0">
+      <w:start w:val="1"/>
+      <w:numFmt w:val="bullet"/>
+      <w:lvlText w:val=""/>
+      <w:lvlJc w:val="left"/>
+      <w:pPr>
+        <w:tabs>
+          <w:tab w:val="num" w:pos="720"/>
+        </w:tabs>
+        <w:ind w:left="720" w:hanging="360"/>
+      </w:pPr>
+      <w:rPr>
+        <w:rFonts w:ascii="Symbol" w:hAnsi="Symbol" w:hint="default"/>
+        <w:sz w:val="20"/>
+      </w:rPr>
+    </w:lvl>
+    <w:lvl w:ilvl="1" w:tentative="1">
+      <w:start w:val="1"/>
+      <w:numFmt w:val="bullet"/>
+      <w:lvlText w:val=""/>
+      <w:lvlJc w:val="left"/>
+      <w:pPr>
+        <w:tabs>
+          <w:tab w:val="num" w:pos="1440"/>
+        </w:tabs>
+        <w:ind w:left="1440" w:hanging="360"/>
+      </w:pPr>
+      <w:rPr>
+        <w:rFonts w:ascii="Symbol" w:hAnsi="Symbol" w:hint="default"/>
+        <w:sz w:val="20"/>
+      </w:rPr>
+    </w:lvl>
+    <w:lvl w:ilvl="2" w:tentative="1">
+      <w:start w:val="1"/>
+      <w:numFmt w:val="bullet"/>
+      <w:lvlText w:val=""/>
+      <w:lvlJc w:val="left"/>
+      <w:pPr>
+        <w:tabs>
+          <w:tab w:val="num" w:pos="2160"/>
+        </w:tabs>
+        <w:ind w:left="2160" w:hanging="360"/>
+      </w:pPr>
+      <w:rPr>
+        <w:rFonts w:ascii="Symbol" w:hAnsi="Symbol" w:hint="default"/>
+        <w:sz w:val="20"/>
+      </w:rPr>
+    </w:lvl>
+    <w:lvl w:ilvl="3" w:tentative="1">
+      <w:start w:val="1"/>
+      <w:numFmt w:val="bullet"/>
+      <w:lvlText w:val=""/>
+      <w:lvlJc w:val="left"/>
+      <w:pPr>
+        <w:tabs>
+          <w:tab w:val="num" w:pos="2880"/>
+        </w:tabs>
+        <w:ind w:left="2880" w:hanging="360"/>
+      </w:pPr>
+      <w:rPr>
+        <w:rFonts w:ascii="Symbol" w:hAnsi="Symbol" w:hint="default"/>
+        <w:sz w:val="20"/>
+      </w:rPr>
+    </w:lvl>
+    <w:lvl w:ilvl="4" w:tentative="1">
+      <w:start w:val="1"/>
+      <w:numFmt w:val="bullet"/>
+      <w:lvlText w:val=""/>
+      <w:lvlJc w:val="left"/>
+      <w:pPr>
+        <w:tabs>
+          <w:tab w:val="num" w:pos="3600"/>
+        </w:tabs>
+        <w:ind w:left="3600" w:hanging="360"/>
+      </w:pPr>
+      <w:rPr>
+        <w:rFonts w:ascii="Symbol" w:hAnsi="Symbol" w:hint="default"/>
+        <w:sz w:val="20"/>
+      </w:rPr>
+    </w:lvl>
+    <w:lvl w:ilvl="5" w:tentative="1">
+      <w:start w:val="1"/>
+      <w:numFmt w:val="bullet"/>
+      <w:lvlText w:val=""/>
+      <w:lvlJc w:val="left"/>
+      <w:pPr>
+        <w:tabs>
+          <w:tab w:val="num" w:pos="4320"/>
+        </w:tabs>
+        <w:ind w:left="4320" w:hanging="360"/>
+      </w:pPr>
+      <w:rPr>
+        <w:rFonts w:ascii="Symbol" w:hAnsi="Symbol" w:hint="default"/>
+        <w:sz w:val="20"/>
+      </w:rPr>
+    </w:lvl>
+    <w:lvl w:ilvl="6" w:tentative="1">
+      <w:start w:val="1"/>
+      <w:numFmt w:val="bullet"/>
+      <w:lvlText w:val=""/>
+      <w:lvlJc w:val="left"/>
+      <w:pPr>
+        <w:tabs>
+          <w:tab w:val="num" w:pos="5040"/>
+        </w:tabs>
+        <w:ind w:left="5040" w:hanging="360"/>
+      </w:pPr>
+      <w:rPr>
+        <w:rFonts w:ascii="Symbol" w:hAnsi="Symbol" w:hint="default"/>
+        <w:sz w:val="20"/>
+      </w:rPr>
+    </w:lvl>
+    <w:lvl w:ilvl="7" w:tentative="1">
+      <w:start w:val="1"/>
+      <w:numFmt w:val="bullet"/>
+      <w:lvlText w:val=""/>
+      <w:lvlJc w:val="left"/>
+      <w:pPr>
+        <w:tabs>
+          <w:tab w:val="num" w:pos="5760"/>
+        </w:tabs>
+        <w:ind w:left="5760" w:hanging="360"/>
+      </w:pPr>
+      <w:rPr>
+        <w:rFonts w:ascii="Symbol" w:hAnsi="Symbol" w:hint="default"/>
+        <w:sz w:val="20"/>
+      </w:rPr>
+    </w:lvl>
+    <w:lvl w:ilvl="8" w:tentative="1">
+      <w:start w:val="1"/>
+      <w:numFmt w:val="bullet"/>
+      <w:lvlText w:val=""/>
+      <w:lvlJc w:val="left"/>
+      <w:pPr>
+        <w:tabs>
+          <w:tab w:val="num" w:pos="6480"/>
+        </w:tabs>
+        <w:ind w:left="6480" w:hanging="360"/>
+      </w:pPr>
+      <w:rPr>
+        <w:rFonts w:ascii="Symbol" w:hAnsi="Symbol" w:hint="default"/>
+        <w:sz w:val="20"/>
+      </w:rPr>
+    </w:lvl>
+  </w:abstractNum>
+  <w:abstractNum w:abstractNumId="5" w15:restartNumberingAfterBreak="0">
+    <w:nsid w:val="4A2F412E"/>
+    <w:multiLevelType w:val="multilevel"/>
+    <w:tmpl w:val="A6C44E26"/>
+    <w:lvl w:ilvl="0">
+      <w:start w:val="1"/>
+      <w:numFmt w:val="decimal"/>
+      <w:lvlText w:val="%1."/>
+      <w:lvlJc w:val="left"/>
+      <w:pPr>
+        <w:tabs>
+          <w:tab w:val="num" w:pos="720"/>
+        </w:tabs>
+        <w:ind w:left="720" w:hanging="360"/>
+      </w:pPr>
+    </w:lvl>
+    <w:lvl w:ilvl="1" w:tentative="1">
+      <w:start w:val="1"/>
+      <w:numFmt w:val="decimal"/>
+      <w:lvlText w:val="%2."/>
+      <w:lvlJc w:val="left"/>
+      <w:pPr>
+        <w:tabs>
+          <w:tab w:val="num" w:pos="1440"/>
+        </w:tabs>
+        <w:ind w:left="1440" w:hanging="360"/>
+      </w:pPr>
+    </w:lvl>
+    <w:lvl w:ilvl="2" w:tentative="1">
+      <w:start w:val="1"/>
+      <w:numFmt w:val="decimal"/>
+      <w:lvlText w:val="%3."/>
+      <w:lvlJc w:val="left"/>
+      <w:pPr>
+        <w:tabs>
+          <w:tab w:val="num" w:pos="2160"/>
+        </w:tabs>
+        <w:ind w:left="2160" w:hanging="360"/>
+      </w:pPr>
+    </w:lvl>
+    <w:lvl w:ilvl="3" w:tentative="1">
+      <w:start w:val="1"/>
+      <w:numFmt w:val="decimal"/>
+      <w:lvlText w:val="%4."/>
+      <w:lvlJc w:val="left"/>
+      <w:pPr>
+        <w:tabs>
+          <w:tab w:val="num" w:pos="2880"/>
+        </w:tabs>
+        <w:ind w:left="2880" w:hanging="360"/>
+      </w:pPr>
+    </w:lvl>
+    <w:lvl w:ilvl="4" w:tentative="1">
+      <w:start w:val="1"/>
+      <w:numFmt w:val="decimal"/>
+      <w:lvlText w:val="%5."/>
+      <w:lvlJc w:val="left"/>
+      <w:pPr>
+        <w:tabs>
+          <w:tab w:val="num" w:pos="3600"/>
+        </w:tabs>
+        <w:ind w:left="3600" w:hanging="360"/>
+      </w:pPr>
+    </w:lvl>
+    <w:lvl w:ilvl="5" w:tentative="1">
+      <w:start w:val="1"/>
+      <w:numFmt w:val="decimal"/>
+      <w:lvlText w:val="%6."/>
+      <w:lvlJc w:val="left"/>
+      <w:pPr>
+        <w:tabs>
+          <w:tab w:val="num" w:pos="4320"/>
+        </w:tabs>
+        <w:ind w:left="4320" w:hanging="360"/>
+      </w:pPr>
+    </w:lvl>
+    <w:lvl w:ilvl="6" w:tentative="1">
+      <w:start w:val="1"/>
+      <w:numFmt w:val="decimal"/>
+      <w:lvlText w:val="%7."/>
+      <w:lvlJc w:val="left"/>
+      <w:pPr>
+        <w:tabs>
+          <w:tab w:val="num" w:pos="5040"/>
+        </w:tabs>
+        <w:ind w:left="5040" w:hanging="360"/>
+      </w:pPr>
+    </w:lvl>
+    <w:lvl w:ilvl="7" w:tentative="1">
+      <w:start w:val="1"/>
+      <w:numFmt w:val="decimal"/>
+      <w:lvlText w:val="%8."/>
+      <w:lvlJc w:val="left"/>
+      <w:pPr>
+        <w:tabs>
+          <w:tab w:val="num" w:pos="5760"/>
+        </w:tabs>
+        <w:ind w:left="5760" w:hanging="360"/>
+      </w:pPr>
+    </w:lvl>
+    <w:lvl w:ilvl="8" w:tentative="1">
+      <w:start w:val="1"/>
+      <w:numFmt w:val="decimal"/>
+      <w:lvlText w:val="%9."/>
+      <w:lvlJc w:val="left"/>
+      <w:pPr>
+        <w:tabs>
+          <w:tab w:val="num" w:pos="6480"/>
+        </w:tabs>
+        <w:ind w:left="6480" w:hanging="360"/>
+      </w:pPr>
+    </w:lvl>
+  </w:abstractNum>
+  <w:abstractNum w:abstractNumId="6" w15:restartNumberingAfterBreak="0">
+    <w:nsid w:val="4AF268A4"/>
+    <w:multiLevelType w:val="multilevel"/>
+    <w:tmpl w:val="3D4A9C92"/>
+    <w:lvl w:ilvl="0">
+      <w:start w:val="1"/>
+      <w:numFmt w:val="bullet"/>
+      <w:lvlText w:val=""/>
+      <w:lvlJc w:val="left"/>
+      <w:pPr>
+        <w:tabs>
+          <w:tab w:val="num" w:pos="720"/>
+        </w:tabs>
+        <w:ind w:left="720" w:hanging="360"/>
+      </w:pPr>
+      <w:rPr>
+        <w:rFonts w:ascii="Symbol" w:hAnsi="Symbol" w:hint="default"/>
+        <w:sz w:val="20"/>
+      </w:rPr>
+    </w:lvl>
+    <w:lvl w:ilvl="1" w:tentative="1">
+      <w:start w:val="1"/>
+      <w:numFmt w:val="bullet"/>
+      <w:lvlText w:val=""/>
+      <w:lvlJc w:val="left"/>
+      <w:pPr>
+        <w:tabs>
+          <w:tab w:val="num" w:pos="1440"/>
+        </w:tabs>
+        <w:ind w:left="1440" w:hanging="360"/>
+      </w:pPr>
+      <w:rPr>
+        <w:rFonts w:ascii="Symbol" w:hAnsi="Symbol" w:hint="default"/>
+        <w:sz w:val="20"/>
+      </w:rPr>
+    </w:lvl>
+    <w:lvl w:ilvl="2" w:tentative="1">
+      <w:start w:val="1"/>
+      <w:numFmt w:val="bullet"/>
+      <w:lvlText w:val=""/>
+      <w:lvlJc w:val="left"/>
+      <w:pPr>
+        <w:tabs>
+          <w:tab w:val="num" w:pos="2160"/>
+        </w:tabs>
+        <w:ind w:left="2160" w:hanging="360"/>
+      </w:pPr>
+      <w:rPr>
+        <w:rFonts w:ascii="Symbol" w:hAnsi="Symbol" w:hint="default"/>
+        <w:sz w:val="20"/>
+      </w:rPr>
+    </w:lvl>
+    <w:lvl w:ilvl="3" w:tentative="1">
+      <w:start w:val="1"/>
+      <w:numFmt w:val="bullet"/>
+      <w:lvlText w:val=""/>
+      <w:lvlJc w:val="left"/>
+      <w:pPr>
+        <w:tabs>
+          <w:tab w:val="num" w:pos="2880"/>
+        </w:tabs>
+        <w:ind w:left="2880" w:hanging="360"/>
+      </w:pPr>
+      <w:rPr>
+        <w:rFonts w:ascii="Symbol" w:hAnsi="Symbol" w:hint="default"/>
+        <w:sz w:val="20"/>
+      </w:rPr>
+    </w:lvl>
+    <w:lvl w:ilvl="4" w:tentative="1">
+      <w:start w:val="1"/>
+      <w:numFmt w:val="bullet"/>
+      <w:lvlText w:val=""/>
+      <w:lvlJc w:val="left"/>
+      <w:pPr>
+        <w:tabs>
+          <w:tab w:val="num" w:pos="3600"/>
+        </w:tabs>
+        <w:ind w:left="3600" w:hanging="360"/>
+      </w:pPr>
+      <w:rPr>
+        <w:rFonts w:ascii="Symbol" w:hAnsi="Symbol" w:hint="default"/>
+        <w:sz w:val="20"/>
+      </w:rPr>
+    </w:lvl>
+    <w:lvl w:ilvl="5" w:tentative="1">
+      <w:start w:val="1"/>
+      <w:numFmt w:val="bullet"/>
+      <w:lvlText w:val=""/>
+      <w:lvlJc w:val="left"/>
+      <w:pPr>
+        <w:tabs>
+          <w:tab w:val="num" w:pos="4320"/>
+        </w:tabs>
+        <w:ind w:left="4320" w:hanging="360"/>
+      </w:pPr>
+      <w:rPr>
+        <w:rFonts w:ascii="Symbol" w:hAnsi="Symbol" w:hint="default"/>
+        <w:sz w:val="20"/>
+      </w:rPr>
+    </w:lvl>
+    <w:lvl w:ilvl="6" w:tentative="1">
+      <w:start w:val="1"/>
+      <w:numFmt w:val="bullet"/>
+      <w:lvlText w:val=""/>
+      <w:lvlJc w:val="left"/>
+      <w:pPr>
+        <w:tabs>
+          <w:tab w:val="num" w:pos="5040"/>
+        </w:tabs>
+        <w:ind w:left="5040" w:hanging="360"/>
+      </w:pPr>
+      <w:rPr>
+        <w:rFonts w:ascii="Symbol" w:hAnsi="Symbol" w:hint="default"/>
+        <w:sz w:val="20"/>
+      </w:rPr>
+    </w:lvl>
+    <w:lvl w:ilvl="7" w:tentative="1">
+      <w:start w:val="1"/>
+      <w:numFmt w:val="bullet"/>
+      <w:lvlText w:val=""/>
+      <w:lvlJc w:val="left"/>
+      <w:pPr>
+        <w:tabs>
+          <w:tab w:val="num" w:pos="5760"/>
+        </w:tabs>
+        <w:ind w:left="5760" w:hanging="360"/>
+      </w:pPr>
+      <w:rPr>
+        <w:rFonts w:ascii="Symbol" w:hAnsi="Symbol" w:hint="default"/>
+        <w:sz w:val="20"/>
+      </w:rPr>
+    </w:lvl>
+    <w:lvl w:ilvl="8" w:tentative="1">
+      <w:start w:val="1"/>
+      <w:numFmt w:val="bullet"/>
+      <w:lvlText w:val=""/>
+      <w:lvlJc w:val="left"/>
+      <w:pPr>
+        <w:tabs>
+          <w:tab w:val="num" w:pos="6480"/>
+        </w:tabs>
+        <w:ind w:left="6480" w:hanging="360"/>
+      </w:pPr>
+      <w:rPr>
+        <w:rFonts w:ascii="Symbol" w:hAnsi="Symbol" w:hint="default"/>
+        <w:sz w:val="20"/>
+      </w:rPr>
+    </w:lvl>
+  </w:abstractNum>
+  <w:abstractNum w:abstractNumId="7" w15:restartNumberingAfterBreak="0">
+    <w:nsid w:val="53F22EAC"/>
+    <w:multiLevelType w:val="multilevel"/>
+    <w:tmpl w:val="59FEBBFC"/>
+    <w:lvl w:ilvl="0">
+      <w:start w:val="1"/>
+      <w:numFmt w:val="bullet"/>
+      <w:lvlText w:val=""/>
+      <w:lvlJc w:val="left"/>
+      <w:pPr>
+        <w:tabs>
+          <w:tab w:val="num" w:pos="720"/>
+        </w:tabs>
+        <w:ind w:left="720" w:hanging="360"/>
+      </w:pPr>
+      <w:rPr>
+        <w:rFonts w:ascii="Symbol" w:hAnsi="Symbol" w:hint="default"/>
+        <w:sz w:val="20"/>
+      </w:rPr>
+    </w:lvl>
+    <w:lvl w:ilvl="1" w:tentative="1">
+      <w:start w:val="1"/>
+      <w:numFmt w:val="bullet"/>
+      <w:lvlText w:val=""/>
+      <w:lvlJc w:val="left"/>
+      <w:pPr>
+        <w:tabs>
+          <w:tab w:val="num" w:pos="1440"/>
+        </w:tabs>
+        <w:ind w:left="1440" w:hanging="360"/>
+      </w:pPr>
+      <w:rPr>
+        <w:rFonts w:ascii="Symbol" w:hAnsi="Symbol" w:hint="default"/>
+        <w:sz w:val="20"/>
+      </w:rPr>
+    </w:lvl>
+    <w:lvl w:ilvl="2" w:tentative="1">
+      <w:start w:val="1"/>
+      <w:numFmt w:val="bullet"/>
+      <w:lvlText w:val=""/>
+      <w:lvlJc w:val="left"/>
+      <w:pPr>
+        <w:tabs>
+          <w:tab w:val="num" w:pos="2160"/>
+        </w:tabs>
+        <w:ind w:left="2160" w:hanging="360"/>
+      </w:pPr>
+      <w:rPr>
+        <w:rFonts w:ascii="Symbol" w:hAnsi="Symbol" w:hint="default"/>
+        <w:sz w:val="20"/>
+      </w:rPr>
+    </w:lvl>
+    <w:lvl w:ilvl="3" w:tentative="1">
+      <w:start w:val="1"/>
+      <w:numFmt w:val="bullet"/>
+      <w:lvlText w:val=""/>
+      <w:lvlJc w:val="left"/>
+      <w:pPr>
+        <w:tabs>
+          <w:tab w:val="num" w:pos="2880"/>
+        </w:tabs>
+        <w:ind w:left="2880" w:hanging="360"/>
+      </w:pPr>
+      <w:rPr>
+        <w:rFonts w:ascii="Symbol" w:hAnsi="Symbol" w:hint="default"/>
+        <w:sz w:val="20"/>
+      </w:rPr>
+    </w:lvl>
+    <w:lvl w:ilvl="4" w:tentative="1">
+      <w:start w:val="1"/>
+      <w:numFmt w:val="bullet"/>
+      <w:lvlText w:val=""/>
+      <w:lvlJc w:val="left"/>
+      <w:pPr>
+        <w:tabs>
+          <w:tab w:val="num" w:pos="3600"/>
+        </w:tabs>
+        <w:ind w:left="3600" w:hanging="360"/>
+      </w:pPr>
+      <w:rPr>
+        <w:rFonts w:ascii="Symbol" w:hAnsi="Symbol" w:hint="default"/>
+        <w:sz w:val="20"/>
+      </w:rPr>
+    </w:lvl>
+    <w:lvl w:ilvl="5" w:tentative="1">
+      <w:start w:val="1"/>
+      <w:numFmt w:val="bullet"/>
+      <w:lvlText w:val=""/>
+      <w:lvlJc w:val="left"/>
+      <w:pPr>
+        <w:tabs>
+          <w:tab w:val="num" w:pos="4320"/>
+        </w:tabs>
+        <w:ind w:left="4320" w:hanging="360"/>
+      </w:pPr>
+      <w:rPr>
+        <w:rFonts w:ascii="Symbol" w:hAnsi="Symbol" w:hint="default"/>
+        <w:sz w:val="20"/>
+      </w:rPr>
+    </w:lvl>
+    <w:lvl w:ilvl="6" w:tentative="1">
+      <w:start w:val="1"/>
+      <w:numFmt w:val="bullet"/>
+      <w:lvlText w:val=""/>
+      <w:lvlJc w:val="left"/>
+      <w:pPr>
+        <w:tabs>
+          <w:tab w:val="num" w:pos="5040"/>
+        </w:tabs>
+        <w:ind w:left="5040" w:hanging="360"/>
+      </w:pPr>
+      <w:rPr>
+        <w:rFonts w:ascii="Symbol" w:hAnsi="Symbol" w:hint="default"/>
+        <w:sz w:val="20"/>
+      </w:rPr>
+    </w:lvl>
+    <w:lvl w:ilvl="7" w:tentative="1">
+      <w:start w:val="1"/>
+      <w:numFmt w:val="bullet"/>
+      <w:lvlText w:val=""/>
+      <w:lvlJc w:val="left"/>
+      <w:pPr>
+        <w:tabs>
+          <w:tab w:val="num" w:pos="5760"/>
+        </w:tabs>
+        <w:ind w:left="5760" w:hanging="360"/>
+      </w:pPr>
+      <w:rPr>
+        <w:rFonts w:ascii="Symbol" w:hAnsi="Symbol" w:hint="default"/>
+        <w:sz w:val="20"/>
+      </w:rPr>
+    </w:lvl>
+    <w:lvl w:ilvl="8" w:tentative="1">
+      <w:start w:val="1"/>
+      <w:numFmt w:val="bullet"/>
+      <w:lvlText w:val=""/>
+      <w:lvlJc w:val="left"/>
+      <w:pPr>
+        <w:tabs>
+          <w:tab w:val="num" w:pos="6480"/>
+        </w:tabs>
+        <w:ind w:left="6480" w:hanging="360"/>
+      </w:pPr>
+      <w:rPr>
+        <w:rFonts w:ascii="Symbol" w:hAnsi="Symbol" w:hint="default"/>
+        <w:sz w:val="20"/>
+      </w:rPr>
+    </w:lvl>
+  </w:abstractNum>
+  <w:abstractNum w:abstractNumId="8" w15:restartNumberingAfterBreak="0">
+    <w:nsid w:val="6F847057"/>
+    <w:multiLevelType w:val="multilevel"/>
+    <w:tmpl w:val="10304D64"/>
+    <w:lvl w:ilvl="0">
+      <w:start w:val="1"/>
+      <w:numFmt w:val="decimal"/>
+      <w:lvlText w:val="%1."/>
+      <w:lvlJc w:val="left"/>
+      <w:pPr>
+        <w:tabs>
+          <w:tab w:val="num" w:pos="720"/>
+        </w:tabs>
+        <w:ind w:left="720" w:hanging="360"/>
+      </w:pPr>
+    </w:lvl>
+    <w:lvl w:ilvl="1" w:tentative="1">
+      <w:start w:val="1"/>
+      <w:numFmt w:val="decimal"/>
+      <w:lvlText w:val="%2."/>
+      <w:lvlJc w:val="left"/>
+      <w:pPr>
+        <w:tabs>
+          <w:tab w:val="num" w:pos="1440"/>
+        </w:tabs>
+        <w:ind w:left="1440" w:hanging="360"/>
+      </w:pPr>
+    </w:lvl>
+    <w:lvl w:ilvl="2" w:tentative="1">
+      <w:start w:val="1"/>
+      <w:numFmt w:val="decimal"/>
+      <w:lvlText w:val="%3."/>
+      <w:lvlJc w:val="left"/>
+      <w:pPr>
+        <w:tabs>
+          <w:tab w:val="num" w:pos="2160"/>
+        </w:tabs>
+        <w:ind w:left="2160" w:hanging="360"/>
+      </w:pPr>
+    </w:lvl>
+    <w:lvl w:ilvl="3" w:tentative="1">
+      <w:start w:val="1"/>
+      <w:numFmt w:val="decimal"/>
+      <w:lvlText w:val="%4."/>
+      <w:lvlJc w:val="left"/>
+      <w:pPr>
+        <w:tabs>
+          <w:tab w:val="num" w:pos="2880"/>
+        </w:tabs>
+        <w:ind w:left="2880" w:hanging="360"/>
+      </w:pPr>
+    </w:lvl>
+    <w:lvl w:ilvl="4" w:tentative="1">
+      <w:start w:val="1"/>
+      <w:numFmt w:val="decimal"/>
+      <w:lvlText w:val="%5."/>
+      <w:lvlJc w:val="left"/>
+      <w:pPr>
+        <w:tabs>
+          <w:tab w:val="num" w:pos="3600"/>
+        </w:tabs>
+        <w:ind w:left="3600" w:hanging="360"/>
+      </w:pPr>
+    </w:lvl>
+    <w:lvl w:ilvl="5" w:tentative="1">
+      <w:start w:val="1"/>
+      <w:numFmt w:val="decimal"/>
+      <w:lvlText w:val="%6."/>
+      <w:lvlJc w:val="left"/>
+      <w:pPr>
+        <w:tabs>
+          <w:tab w:val="num" w:pos="4320"/>
+        </w:tabs>
+        <w:ind w:left="4320" w:hanging="360"/>
+      </w:pPr>
+    </w:lvl>
+    <w:lvl w:ilvl="6" w:tentative="1">
+      <w:start w:val="1"/>
+      <w:numFmt w:val="decimal"/>
+      <w:lvlText w:val="%7."/>
+      <w:lvlJc w:val="left"/>
+      <w:pPr>
+        <w:tabs>
+          <w:tab w:val="num" w:pos="5040"/>
+        </w:tabs>
+        <w:ind w:left="5040" w:hanging="360"/>
+      </w:pPr>
+    </w:lvl>
+    <w:lvl w:ilvl="7" w:tentative="1">
+      <w:start w:val="1"/>
+      <w:numFmt w:val="decimal"/>
+      <w:lvlText w:val="%8."/>
+      <w:lvlJc w:val="left"/>
+      <w:pPr>
+        <w:tabs>
+          <w:tab w:val="num" w:pos="5760"/>
+        </w:tabs>
+        <w:ind w:left="5760" w:hanging="360"/>
+      </w:pPr>
+    </w:lvl>
+    <w:lvl w:ilvl="8" w:tentative="1">
+      <w:start w:val="1"/>
+      <w:numFmt w:val="decimal"/>
+      <w:lvlText w:val="%9."/>
+      <w:lvlJc w:val="left"/>
+      <w:pPr>
+        <w:tabs>
+          <w:tab w:val="num" w:pos="6480"/>
+        </w:tabs>
+        <w:ind w:left="6480" w:hanging="360"/>
+      </w:pPr>
+    </w:lvl>
+  </w:abstractNum>
+  <w:num w:numId="1" w16cid:durableId="253246530">
+    <w:abstractNumId w:val="4"/>
+  </w:num>
+  <w:num w:numId="2" w16cid:durableId="824588128">
+    <w:abstractNumId w:val="8"/>
+  </w:num>
+  <w:num w:numId="3" w16cid:durableId="1578398671">
+    <w:abstractNumId w:val="2"/>
+  </w:num>
+  <w:num w:numId="4" w16cid:durableId="1101485301">
+    <w:abstractNumId w:val="1"/>
+  </w:num>
+  <w:num w:numId="5" w16cid:durableId="1453748571">
+    <w:abstractNumId w:val="0"/>
+  </w:num>
+  <w:num w:numId="6" w16cid:durableId="293803164">
+    <w:abstractNumId w:val="7"/>
+  </w:num>
+  <w:num w:numId="7" w16cid:durableId="389620385">
+    <w:abstractNumId w:val="6"/>
+  </w:num>
+  <w:num w:numId="8" w16cid:durableId="1392002624">
+    <w:abstractNumId w:val="3"/>
+  </w:num>
+  <w:num w:numId="9" w16cid:durableId="1077096622">
+    <w:abstractNumId w:val="5"/>
+  </w:num>
+</w:numbering>
+</file>
+
 <file path=word/styles.xml><?xml version="1.0" encoding="utf-8"?>
-<w:styles xmlns:w="http://schemas.openxmlformats.org/wordprocessingml/2006/main">
+<w:styles xmlns:mc="http://schemas.openxmlformats.org/markup-compatibility/2006" xmlns:r="http://schemas.openxmlformats.org/officeDocument/2006/relationships" xmlns:w="http://schemas.openxmlformats.org/wordprocessingml/2006/main" xmlns:w14="http://schemas.microsoft.com/office/word/2010/wordml" xmlns:w15="http://schemas.microsoft.com/office/word/2012/wordml" xmlns:w16cex="http://schemas.microsoft.com/office/word/2018/wordml/cex" xmlns:w16cid="http://schemas.microsoft.com/office/word/2016/wordml/cid" xmlns:w16="http://schemas.microsoft.com/office/word/2018/wordml" xmlns:w16du="http://schemas.microsoft.com/office/word/2023/wordml/word16du" xmlns:w16sdtdh="http://schemas.microsoft.com/office/word/2020/wordml/sdtdatahash" xmlns:w16sdtfl="http://schemas.microsoft.com/office/word/2024/wordml/sdtformatlock" xmlns:w16se="http://schemas.microsoft.com/office/word/2015/wordml/symex" mc:Ignorable="w14 w15 w16se w16cid w16 w16cex w16sdtdh w16sdtfl w16du">
   <w:docDefaults>
     <w:rPrDefault>
       <w:rPr>
-        <w:rFonts w:ascii="Calibri" w:hAnsi="Calibri" w:cs="Calibri"/>
+        <w:rFonts w:ascii="Calibri" w:eastAsia="Times New Roman" w:hAnsi="Calibri" w:cs="Calibri"/>
+        <w:color w:val="333333"/>
         <w:sz w:val="22"/>
-        <w:color w:val="333333"/>
+        <w:lang w:val="en-US" w:eastAsia="en-US" w:bidi="ta-IN"/>
       </w:rPr>
     </w:rPrDefault>
     <w:pPrDefault>
       <w:pPr>
-        <w:spacing w:line="276" w:lineRule="auto" w:after="160"/>
+        <w:spacing w:after="160" w:line="276" w:lineRule="auto"/>
       </w:pPr>
     </w:pPrDefault>
   </w:docDefaults>
+  <w:latentStyles w:defLockedState="0" w:defUIPriority="99" w:defSemiHidden="0" w:defUnhideWhenUsed="0" w:defQFormat="0" w:count="376">
+    <w:lsdException w:name="Normal" w:uiPriority="0" w:qFormat="1"/>
+    <w:lsdException w:name="heading 1" w:uiPriority="9" w:qFormat="1"/>
+    <w:lsdException w:name="heading 2" w:semiHidden="1" w:uiPriority="9" w:unhideWhenUsed="1" w:qFormat="1"/>
+    <w:lsdException w:name="heading 3" w:semiHidden="1" w:uiPriority="9" w:unhideWhenUsed="1" w:qFormat="1"/>
+    <w:lsdException w:name="heading 4" w:semiHidden="1" w:uiPriority="9" w:unhideWhenUsed="1" w:qFormat="1"/>
+    <w:lsdException w:name="heading 5" w:semiHidden="1" w:uiPriority="9" w:unhideWhenUsed="1" w:qFormat="1"/>
+    <w:lsdException w:name="heading 6" w:semiHidden="1" w:uiPriority="9" w:unhideWhenUsed="1" w:qFormat="1"/>
+    <w:lsdException w:name="heading 7" w:semiHidden="1" w:uiPriority="9" w:unhideWhenUsed="1" w:qFormat="1"/>
+    <w:lsdException w:name="heading 8" w:semiHidden="1" w:uiPriority="9" w:unhideWhenUsed="1" w:qFormat="1"/>
+    <w:lsdException w:name="heading 9" w:semiHidden="1" w:uiPriority="9" w:unhideWhenUsed="1" w:qFormat="1"/>
+    <w:lsdException w:name="index 1" w:semiHidden="1" w:unhideWhenUsed="1"/>
+    <w:lsdException w:name="index 2" w:semiHidden="1" w:unhideWhenUsed="1"/>
+    <w:lsdException w:name="index 3" w:semiHidden="1" w:unhideWhenUsed="1"/>
+    <w:lsdException w:name="index 4" w:semiHidden="1" w:unhideWhenUsed="1"/>
+    <w:lsdException w:name="index 5" w:semiHidden="1" w:unhideWhenUsed="1"/>
+    <w:lsdException w:name="index 6" w:semiHidden="1" w:unhideWhenUsed="1"/>
+    <w:lsdException w:name="index 7" w:semiHidden="1" w:unhideWhenUsed="1"/>
+    <w:lsdException w:name="index 8" w:semiHidden="1" w:unhideWhenUsed="1"/>
+    <w:lsdException w:name="index 9" w:semiHidden="1" w:unhideWhenUsed="1"/>
+    <w:lsdException w:name="toc 1" w:semiHidden="1" w:uiPriority="39" w:unhideWhenUsed="1"/>
+    <w:lsdException w:name="toc 2" w:semiHidden="1" w:uiPriority="39" w:unhideWhenUsed="1"/>
+    <w:lsdException w:name="toc 3" w:semiHidden="1" w:uiPriority="39" w:unhideWhenUsed="1"/>
+    <w:lsdException w:name="toc 4" w:semiHidden="1" w:uiPriority="39" w:unhideWhenUsed="1"/>
+    <w:lsdException w:name="toc 5" w:semiHidden="1" w:uiPriority="39" w:unhideWhenUsed="1"/>
+    <w:lsdException w:name="toc 6" w:semiHidden="1" w:uiPriority="39" w:unhideWhenUsed="1"/>
+    <w:lsdException w:name="toc 7" w:semiHidden="1" w:uiPriority="39" w:unhideWhenUsed="1"/>
+    <w:lsdException w:name="toc 8" w:semiHidden="1" w:uiPriority="39" w:unhideWhenUsed="1"/>
+    <w:lsdException w:name="toc 9" w:semiHidden="1" w:uiPriority="39" w:unhideWhenUsed="1"/>
+    <w:lsdException w:name="Normal Indent" w:semiHidden="1" w:unhideWhenUsed="1"/>
+    <w:lsdException w:name="footnote text" w:semiHidden="1" w:unhideWhenUsed="1"/>
+    <w:lsdException w:name="annotation text" w:semiHidden="1" w:unhideWhenUsed="1"/>
+    <w:lsdException w:name="header" w:semiHidden="1" w:unhideWhenUsed="1"/>
+    <w:lsdException w:name="footer" w:semiHidden="1" w:unhideWhenUsed="1"/>
+    <w:lsdException w:name="index heading" w:semiHidden="1" w:unhideWhenUsed="1"/>
+    <w:lsdException w:name="caption" w:semiHidden="1" w:uiPriority="35" w:unhideWhenUsed="1" w:qFormat="1"/>
+    <w:lsdException w:name="table of figures" w:semiHidden="1" w:unhideWhenUsed="1"/>
+    <w:lsdException w:name="envelope address" w:semiHidden="1" w:unhideWhenUsed="1"/>
+    <w:lsdException w:name="envelope return" w:semiHidden="1" w:unhideWhenUsed="1"/>
+    <w:lsdException w:name="footnote reference" w:semiHidden="1" w:unhideWhenUsed="1"/>
+    <w:lsdException w:name="annotation reference" w:semiHidden="1" w:unhideWhenUsed="1"/>
+    <w:lsdException w:name="line number" w:semiHidden="1" w:unhideWhenUsed="1"/>
+    <w:lsdException w:name="page number" w:semiHidden="1" w:unhideWhenUsed="1"/>
+    <w:lsdException w:name="endnote reference" w:semiHidden="1" w:unhideWhenUsed="1"/>
+    <w:lsdException w:name="endnote text" w:semiHidden="1" w:unhideWhenUsed="1"/>
+    <w:lsdException w:name="table of authorities" w:semiHidden="1" w:unhideWhenUsed="1"/>
+    <w:lsdException w:name="macro" w:semiHidden="1" w:unhideWhenUsed="1"/>
+    <w:lsdException w:name="toa heading" w:semiHidden="1" w:unhideWhenUsed="1"/>
+    <w:lsdException w:name="List" w:semiHidden="1" w:unhideWhenUsed="1"/>
+    <w:lsdException w:name="List Bullet" w:semiHidden="1" w:unhideWhenUsed="1"/>
+    <w:lsdException w:name="List Number" w:semiHidden="1" w:unhideWhenUsed="1"/>
+    <w:lsdException w:name="List 2" w:semiHidden="1" w:unhideWhenUsed="1"/>
+    <w:lsdException w:name="List 3" w:semiHidden="1" w:unhideWhenUsed="1"/>
+    <w:lsdException w:name="List 4" w:semiHidden="1" w:unhideWhenUsed="1"/>
+    <w:lsdException w:name="List 5" w:semiHidden="1" w:unhideWhenUsed="1"/>
+    <w:lsdException w:name="List Bullet 2" w:semiHidden="1" w:unhideWhenUsed="1"/>
+    <w:lsdException w:name="List Bullet 3" w:semiHidden="1" w:unhideWhenUsed="1"/>
+    <w:lsdException w:name="List Bullet 4" w:semiHidden="1" w:unhideWhenUsed="1"/>
+    <w:lsdException w:name="List Bullet 5" w:semiHidden="1" w:unhideWhenUsed="1"/>
+    <w:lsdException w:name="List Number 2" w:semiHidden="1" w:unhideWhenUsed="1"/>
+    <w:lsdException w:name="List Number 3" w:semiHidden="1" w:unhideWhenUsed="1"/>
+    <w:lsdException w:name="List Number 4" w:semiHidden="1" w:unhideWhenUsed="1"/>
+    <w:lsdException w:name="List Number 5" w:semiHidden="1" w:unhideWhenUsed="1"/>
+    <w:lsdException w:name="Title" w:uiPriority="10" w:qFormat="1"/>
+    <w:lsdException w:name="Closing" w:semiHidden="1" w:unhideWhenUsed="1"/>
+    <w:lsdException w:name="Signature" w:semiHidden="1" w:unhideWhenUsed="1"/>
+    <w:lsdException w:name="Default Paragraph Font" w:semiHidden="1" w:uiPriority="1" w:unhideWhenUsed="1"/>
+    <w:lsdException w:name="Body Text" w:semiHidden="1" w:unhideWhenUsed="1"/>
+    <w:lsdException w:name="Body Text Indent" w:semiHidden="1" w:unhideWhenUsed="1"/>
+    <w:lsdException w:name="List Continue" w:semiHidden="1" w:unhideWhenUsed="1"/>
+    <w:lsdException w:name="List Continue 2" w:semiHidden="1" w:unhideWhenUsed="1"/>
+    <w:lsdException w:name="List Continue 3" w:semiHidden="1" w:unhideWhenUsed="1"/>
+    <w:lsdException w:name="List Continue 4" w:semiHidden="1" w:unhideWhenUsed="1"/>
+    <w:lsdException w:name="List Continue 5" w:semiHidden="1" w:unhideWhenUsed="1"/>
+    <w:lsdException w:name="Message Header" w:semiHidden="1" w:unhideWhenUsed="1"/>
+    <w:lsdException w:name="Subtitle" w:uiPriority="11" w:qFormat="1"/>
+    <w:lsdException w:name="Salutation" w:semiHidden="1" w:unhideWhenUsed="1"/>
+    <w:lsdException w:name="Date" w:semiHidden="1" w:unhideWhenUsed="1"/>
+    <w:lsdException w:name="Body Text First Indent" w:semiHidden="1" w:unhideWhenUsed="1"/>
+    <w:lsdException w:name="Body Text First Indent 2" w:semiHidden="1" w:unhideWhenUsed="1"/>
+    <w:lsdException w:name="Note Heading" w:semiHidden="1" w:unhideWhenUsed="1"/>
+    <w:lsdException w:name="Body Text 2" w:semiHidden="1" w:unhideWhenUsed="1"/>
+    <w:lsdException w:name="Body Text 3" w:semiHidden="1" w:unhideWhenUsed="1"/>
+    <w:lsdException w:name="Body Text Indent 2" w:semiHidden="1" w:unhideWhenUsed="1"/>
+    <w:lsdException w:name="Body Text Indent 3" w:semiHidden="1" w:unhideWhenUsed="1"/>
+    <w:lsdException w:name="Block Text" w:semiHidden="1" w:unhideWhenUsed="1"/>
+    <w:lsdException w:name="Hyperlink" w:semiHidden="1" w:unhideWhenUsed="1"/>
+    <w:lsdException w:name="FollowedHyperlink" w:semiHidden="1" w:unhideWhenUsed="1"/>
+    <w:lsdException w:name="Strong" w:uiPriority="22" w:qFormat="1"/>
+    <w:lsdException w:name="Emphasis" w:uiPriority="20" w:qFormat="1"/>
+    <w:lsdException w:name="Document Map" w:semiHidden="1" w:unhideWhenUsed="1"/>
+    <w:lsdException w:name="Plain Text" w:semiHidden="1" w:unhideWhenUsed="1"/>
+    <w:lsdException w:name="E-mail Signature" w:semiHidden="1" w:unhideWhenUsed="1"/>
+    <w:lsdException w:name="HTML Top of Form" w:semiHidden="1" w:unhideWhenUsed="1"/>
+    <w:lsdException w:name="HTML Bottom of Form" w:semiHidden="1" w:unhideWhenUsed="1"/>
+    <w:lsdException w:name="Normal (Web)" w:semiHidden="1" w:unhideWhenUsed="1"/>
+    <w:lsdException w:name="HTML Acronym" w:semiHidden="1" w:unhideWhenUsed="1"/>
+    <w:lsdException w:name="HTML Address" w:semiHidden="1" w:unhideWhenUsed="1"/>
+    <w:lsdException w:name="HTML Cite" w:semiHidden="1" w:unhideWhenUsed="1"/>
+    <w:lsdException w:name="HTML Code" w:semiHidden="1" w:unhideWhenUsed="1"/>
+    <w:lsdException w:name="HTML Definition" w:semiHidden="1" w:unhideWhenUsed="1"/>
+    <w:lsdException w:name="HTML Keyboard" w:semiHidden="1" w:unhideWhenUsed="1"/>
+    <w:lsdException w:name="HTML Preformatted" w:semiHidden="1" w:unhideWhenUsed="1"/>
+    <w:lsdException w:name="HTML Sample" w:semiHidden="1" w:unhideWhenUsed="1"/>
+    <w:lsdException w:name="HTML Typewriter" w:semiHidden="1" w:unhideWhenUsed="1"/>
+    <w:lsdException w:name="HTML Variable" w:semiHidden="1" w:unhideWhenUsed="1"/>
+    <w:lsdException w:name="Normal Table" w:semiHidden="1" w:unhideWhenUsed="1"/>
+    <w:lsdException w:name="annotation subject" w:semiHidden="1" w:unhideWhenUsed="1"/>
+    <w:lsdException w:name="No List" w:semiHidden="1" w:unhideWhenUsed="1"/>
+    <w:lsdException w:name="Outline List 1" w:semiHidden="1" w:unhideWhenUsed="1"/>
+    <w:lsdException w:name="Outline List 2" w:semiHidden="1" w:unhideWhenUsed="1"/>
+    <w:lsdException w:name="Outline List 3" w:semiHidden="1" w:unhideWhenUsed="1"/>
+    <w:lsdException w:name="Table Simple 1" w:semiHidden="1" w:unhideWhenUsed="1"/>
+    <w:lsdException w:name="Table Simple 2" w:semiHidden="1" w:unhideWhenUsed="1"/>
+    <w:lsdException w:name="Table Simple 3" w:semiHidden="1" w:unhideWhenUsed="1"/>
+    <w:lsdException w:name="Table Classic 1" w:semiHidden="1" w:unhideWhenUsed="1"/>
+    <w:lsdException w:name="Table Classic 2" w:semiHidden="1" w:unhideWhenUsed="1"/>
+    <w:lsdException w:name="Table Classic 3" w:semiHidden="1" w:unhideWhenUsed="1"/>
+    <w:lsdException w:name="Table Classic 4" w:semiHidden="1" w:unhideWhenUsed="1"/>
+    <w:lsdException w:name="Table Colorful 1" w:semiHidden="1" w:unhideWhenUsed="1"/>
+    <w:lsdException w:name="Table Colorful 2" w:semiHidden="1" w:unhideWhenUsed="1"/>
+    <w:lsdException w:name="Table Colorful 3" w:semiHidden="1" w:unhideWhenUsed="1"/>
+    <w:lsdException w:name="Table Columns 1" w:semiHidden="1" w:unhideWhenUsed="1"/>
+    <w:lsdException w:name="Table Columns 2" w:semiHidden="1" w:unhideWhenUsed="1"/>
+    <w:lsdException w:name="Table Columns 3" w:semiHidden="1" w:unhideWhenUsed="1"/>
+    <w:lsdException w:name="Table Columns 4" w:semiHidden="1" w:unhideWhenUsed="1"/>
+    <w:lsdException w:name="Table Columns 5" w:semiHidden="1" w:unhideWhenUsed="1"/>
+    <w:lsdException w:name="Table Grid 1" w:semiHidden="1" w:unhideWhenUsed="1"/>
+    <w:lsdException w:name="Table Grid 2" w:semiHidden="1" w:unhideWhenUsed="1"/>
+    <w:lsdException w:name="Table Grid 3" w:semiHidden="1" w:unhideWhenUsed="1"/>
+    <w:lsdException w:name="Table Grid 4" w:semiHidden="1" w:unhideWhenUsed="1"/>
+    <w:lsdException w:name="Table Grid 5" w:semiHidden="1" w:unhideWhenUsed="1"/>
+    <w:lsdException w:name="Table Grid 6" w:semiHidden="1" w:unhideWhenUsed="1"/>
+    <w:lsdException w:name="Table Grid 7" w:semiHidden="1" w:unhideWhenUsed="1"/>
+    <w:lsdException w:name="Table Grid 8" w:semiHidden="1" w:unhideWhenUsed="1"/>
+    <w:lsdException w:name="Table List 1" w:semiHidden="1" w:unhideWhenUsed="1"/>
+    <w:lsdException w:name="Table List 2" w:semiHidden="1" w:unhideWhenUsed="1"/>
+    <w:lsdException w:name="Table List 3" w:semiHidden="1" w:unhideWhenUsed="1"/>
+    <w:lsdException w:name="Table List 4" w:semiHidden="1" w:unhideWhenUsed="1"/>
+    <w:lsdException w:name="Table List 5" w:semiHidden="1" w:unhideWhenUsed="1"/>
+    <w:lsdException w:name="Table List 6" w:semiHidden="1" w:unhideWhenUsed="1"/>
+    <w:lsdException w:name="Table List 7" w:semiHidden="1" w:unhideWhenUsed="1"/>
+    <w:lsdException w:name="Table List 8" w:semiHidden="1" w:unhideWhenUsed="1"/>
+    <w:lsdException w:name="Table 3D effects 1" w:semiHidden="1" w:unhideWhenUsed="1"/>
+    <w:lsdException w:name="Table 3D effects 2" w:semiHidden="1" w:unhideWhenUsed="1"/>
+    <w:lsdException w:name="Table 3D effects 3" w:semiHidden="1" w:unhideWhenUsed="1"/>
+    <w:lsdException w:name="Table Contemporary" w:semiHidden="1" w:unhideWhenUsed="1"/>
+    <w:lsdException w:name="Table Elegant" w:semiHidden="1" w:unhideWhenUsed="1"/>
+    <w:lsdException w:name="Table Professional" w:semiHidden="1" w:unhideWhenUsed="1"/>
+    <w:lsdException w:name="Table Subtle 1" w:semiHidden="1" w:unhideWhenUsed="1"/>
+    <w:lsdException w:name="Table Subtle 2" w:semiHidden="1" w:unhideWhenUsed="1"/>
+    <w:lsdException w:name="Table Web 1" w:semiHidden="1" w:unhideWhenUsed="1"/>
+    <w:lsdException w:name="Table Web 2" w:semiHidden="1" w:unhideWhenUsed="1"/>
+    <w:lsdException w:name="Table Web 3" w:semiHidden="1" w:unhideWhenUsed="1"/>
+    <w:lsdException w:name="Balloon Text" w:semiHidden="1" w:unhideWhenUsed="1"/>
+    <w:lsdException w:name="Table Grid" w:uiPriority="39"/>
+    <w:lsdException w:name="Table Theme" w:semiHidden="1" w:unhideWhenUsed="1"/>
+    <w:lsdException w:name="Placeholder Text" w:semiHidden="1"/>
+    <w:lsdException w:name="No Spacing" w:uiPriority="1" w:qFormat="1"/>
+    <w:lsdException w:name="Light Shading" w:uiPriority="60"/>
+    <w:lsdException w:name="Light List" w:uiPriority="61"/>
+    <w:lsdException w:name="Light Grid" w:uiPriority="62"/>
+    <w:lsdException w:name="Medium Shading 1" w:uiPriority="63"/>
+    <w:lsdException w:name="Medium Shading 2" w:uiPriority="64"/>
+    <w:lsdException w:name="Medium List 1" w:uiPriority="65"/>
+    <w:lsdException w:name="Medium List 2" w:uiPriority="66"/>
+    <w:lsdException w:name="Medium Grid 1" w:uiPriority="67"/>
+    <w:lsdException w:name="Medium Grid 2" w:uiPriority="68"/>
+    <w:lsdException w:name="Medium Grid 3" w:uiPriority="69"/>
+    <w:lsdException w:name="Dark List" w:uiPriority="70"/>
+    <w:lsdException w:name="Colorful Shading" w:uiPriority="71"/>
+    <w:lsdException w:name="Colorful List" w:uiPriority="72"/>
+    <w:lsdException w:name="Colorful Grid" w:uiPriority="73"/>
+    <w:lsdException w:name="Light Shading Accent 1" w:uiPriority="60"/>
+    <w:lsdException w:name="Light List Accent 1" w:uiPriority="61"/>
+    <w:lsdException w:name="Light Grid Accent 1" w:uiPriority="62"/>
+    <w:lsdException w:name="Medium Shading 1 Accent 1" w:uiPriority="63"/>
+    <w:lsdException w:name="Medium Shading 2 Accent 1" w:uiPriority="64"/>
+    <w:lsdException w:name="Medium List 1 Accent 1" w:uiPriority="65"/>
+    <w:lsdException w:name="Revision" w:semiHidden="1"/>
+    <w:lsdException w:name="List Paragraph" w:uiPriority="34" w:qFormat="1"/>
+    <w:lsdException w:name="Quote" w:uiPriority="29" w:qFormat="1"/>
+    <w:lsdException w:name="Intense Quote" w:uiPriority="30" w:qFormat="1"/>
+    <w:lsdException w:name="Medium List 2 Accent 1" w:uiPriority="66"/>
+    <w:lsdException w:name="Medium Grid 1 Accent 1" w:uiPriority="67"/>
+    <w:lsdException w:name="Medium Grid 2 Accent 1" w:uiPriority="68"/>
+    <w:lsdException w:name="Medium Grid 3 Accent 1" w:uiPriority="69"/>
+    <w:lsdException w:name="Dark List Accent 1" w:uiPriority="70"/>
+    <w:lsdException w:name="Colorful Shading Accent 1" w:uiPriority="71"/>
+    <w:lsdException w:name="Colorful List Accent 1" w:uiPriority="72"/>
+    <w:lsdException w:name="Colorful Grid Accent 1" w:uiPriority="73"/>
+    <w:lsdException w:name="Light Shading Accent 2" w:uiPriority="60"/>
+    <w:lsdException w:name="Light List Accent 2" w:uiPriority="61"/>
+    <w:lsdException w:name="Light Grid Accent 2" w:uiPriority="62"/>
+    <w:lsdException w:name="Medium Shading 1 Accent 2" w:uiPriority="63"/>
+    <w:lsdException w:name="Medium Shading 2 Accent 2" w:uiPriority="64"/>
+    <w:lsdException w:name="Medium List 1 Accent 2" w:uiPriority="65"/>
+    <w:lsdException w:name="Medium List 2 Accent 2" w:uiPriority="66"/>
+    <w:lsdException w:name="Medium Grid 1 Accent 2" w:uiPriority="67"/>
+    <w:lsdException w:name="Medium Grid 2 Accent 2" w:uiPriority="68"/>
+    <w:lsdException w:name="Medium Grid 3 Accent 2" w:uiPriority="69"/>
+    <w:lsdException w:name="Dark List Accent 2" w:uiPriority="70"/>
+    <w:lsdException w:name="Colorful Shading Accent 2" w:uiPriority="71"/>
+    <w:lsdException w:name="Colorful List Accent 2" w:uiPriority="72"/>
+    <w:lsdException w:name="Colorful Grid Accent 2" w:uiPriority="73"/>
+    <w:lsdException w:name="Light Shading Accent 3" w:uiPriority="60"/>
+    <w:lsdException w:name="Light List Accent 3" w:uiPriority="61"/>
+    <w:lsdException w:name="Light Grid Accent 3" w:uiPriority="62"/>
+    <w:lsdException w:name="Medium Shading 1 Accent 3" w:uiPriority="63"/>
+    <w:lsdException w:name="Medium Shading 2 Accent 3" w:uiPriority="64"/>
+    <w:lsdException w:name="Medium List 1 Accent 3" w:uiPriority="65"/>
+    <w:lsdException w:name="Medium List 2 Accent 3" w:uiPriority="66"/>
+    <w:lsdException w:name="Medium Grid 1 Accent 3" w:uiPriority="67"/>
+    <w:lsdException w:name="Medium Grid 2 Accent 3" w:uiPriority="68"/>
+    <w:lsdException w:name="Medium Grid 3 Accent 3" w:uiPriority="69"/>
+    <w:lsdException w:name="Dark List Accent 3" w:uiPriority="70"/>
+    <w:lsdException w:name="Colorful Shading Accent 3" w:uiPriority="71"/>
+    <w:lsdException w:name="Colorful List Accent 3" w:uiPriority="72"/>
+    <w:lsdException w:name="Colorful Grid Accent 3" w:uiPriority="73"/>
+    <w:lsdException w:name="Light Shading Accent 4" w:uiPriority="60"/>
+    <w:lsdException w:name="Light List Accent 4" w:uiPriority="61"/>
+    <w:lsdException w:name="Light Grid Accent 4" w:uiPriority="62"/>
+    <w:lsdException w:name="Medium Shading 1 Accent 4" w:uiPriority="63"/>
+    <w:lsdException w:name="Medium Shading 2 Accent 4" w:uiPriority="64"/>
+    <w:lsdException w:name="Medium List 1 Accent 4" w:uiPriority="65"/>
+    <w:lsdException w:name="Medium List 2 Accent 4" w:uiPriority="66"/>
+    <w:lsdException w:name="Medium Grid 1 Accent 4" w:uiPriority="67"/>
+    <w:lsdException w:name="Medium Grid 2 Accent 4" w:uiPriority="68"/>
+    <w:lsdException w:name="Medium Grid 3 Accent 4" w:uiPriority="69"/>
+    <w:lsdException w:name="Dark List Accent 4" w:uiPriority="70"/>
+    <w:lsdException w:name="Colorful Shading Accent 4" w:uiPriority="71"/>
+    <w:lsdException w:name="Colorful List Accent 4" w:uiPriority="72"/>
+    <w:lsdException w:name="Colorful Grid Accent 4" w:uiPriority="73"/>
+    <w:lsdException w:name="Light Shading Accent 5" w:uiPriority="60"/>
+    <w:lsdException w:name="Light List Accent 5" w:uiPriority="61"/>
+    <w:lsdException w:name="Light Grid Accent 5" w:uiPriority="62"/>
+    <w:lsdException w:name="Medium Shading 1 Accent 5" w:uiPriority="63"/>
+    <w:lsdException w:name="Medium Shading 2 Accent 5" w:uiPriority="64"/>
+    <w:lsdException w:name="Medium List 1 Accent 5" w:uiPriority="65"/>
+    <w:lsdException w:name="Medium List 2 Accent 5" w:uiPriority="66"/>
+    <w:lsdException w:name="Medium Grid 1 Accent 5" w:uiPriority="67"/>
+    <w:lsdException w:name="Medium Grid 2 Accent 5" w:uiPriority="68"/>
+    <w:lsdException w:name="Medium Grid 3 Accent 5" w:uiPriority="69"/>
+    <w:lsdException w:name="Dark List Accent 5" w:uiPriority="70"/>
+    <w:lsdException w:name="Colorful Shading Accent 5" w:uiPriority="71"/>
+    <w:lsdException w:name="Colorful List Accent 5" w:uiPriority="72"/>
+    <w:lsdException w:name="Colorful Grid Accent 5" w:uiPriority="73"/>
+    <w:lsdException w:name="Light Shading Accent 6" w:uiPriority="60"/>
+    <w:lsdException w:name="Light List Accent 6" w:uiPriority="61"/>
+    <w:lsdException w:name="Light Grid Accent 6" w:uiPriority="62"/>
+    <w:lsdException w:name="Medium Shading 1 Accent 6" w:uiPriority="63"/>
+    <w:lsdException w:name="Medium Shading 2 Accent 6" w:uiPriority="64"/>
+    <w:lsdException w:name="Medium List 1 Accent 6" w:uiPriority="65"/>
+    <w:lsdException w:name="Medium List 2 Accent 6" w:uiPriority="66"/>
+    <w:lsdException w:name="Medium Grid 1 Accent 6" w:uiPriority="67"/>
+    <w:lsdException w:name="Medium Grid 2 Accent 6" w:uiPriority="68"/>
+    <w:lsdException w:name="Medium Grid 3 Accent 6" w:uiPriority="69"/>
+    <w:lsdException w:name="Dark List Accent 6" w:uiPriority="70"/>
+    <w:lsdException w:name="Colorful Shading Accent 6" w:uiPriority="71"/>
+    <w:lsdException w:name="Colorful List Accent 6" w:uiPriority="72"/>
+    <w:lsdException w:name="Colorful Grid Accent 6" w:uiPriority="73"/>
+    <w:lsdException w:name="Subtle Emphasis" w:uiPriority="19" w:qFormat="1"/>
+    <w:lsdException w:name="Intense Emphasis" w:uiPriority="21" w:qFormat="1"/>
+    <w:lsdException w:name="Subtle Reference" w:uiPriority="31" w:qFormat="1"/>
+    <w:lsdException w:name="Intense Reference" w:uiPriority="32" w:qFormat="1"/>
+    <w:lsdException w:name="Book Title" w:uiPriority="33" w:qFormat="1"/>
+    <w:lsdException w:name="Bibliography" w:semiHidden="1" w:uiPriority="37" w:unhideWhenUsed="1"/>
+    <w:lsdException w:name="TOC Heading" w:semiHidden="1" w:uiPriority="39" w:unhideWhenUsed="1" w:qFormat="1"/>
+    <w:lsdException w:name="Plain Table 1" w:uiPriority="41"/>
+    <w:lsdException w:name="Plain Table 2" w:uiPriority="42"/>
+    <w:lsdException w:name="Plain Table 3" w:uiPriority="43"/>
+    <w:lsdException w:name="Plain Table 4" w:uiPriority="44"/>
+    <w:lsdException w:name="Plain Table 5" w:uiPriority="45"/>
+    <w:lsdException w:name="Grid Table Light" w:uiPriority="40"/>
+    <w:lsdException w:name="Grid Table 1 Light" w:uiPriority="46"/>
+    <w:lsdException w:name="Grid Table 2" w:uiPriority="47"/>
+    <w:lsdException w:name="Grid Table 3" w:uiPriority="48"/>
+    <w:lsdException w:name="Grid Table 4" w:uiPriority="49"/>
+    <w:lsdException w:name="Grid Table 5 Dark" w:uiPriority="50"/>
+    <w:lsdException w:name="Grid Table 6 Colorful" w:uiPriority="51"/>
+    <w:lsdException w:name="Grid Table 7 Colorful" w:uiPriority="52"/>
+    <w:lsdException w:name="Grid Table 1 Light Accent 1" w:uiPriority="46"/>
+    <w:lsdException w:name="Grid Table 2 Accent 1" w:uiPriority="47"/>
+    <w:lsdException w:name="Grid Table 3 Accent 1" w:uiPriority="48"/>
+    <w:lsdException w:name="Grid Table 4 Accent 1" w:uiPriority="49"/>
+    <w:lsdException w:name="Grid Table 5 Dark Accent 1" w:uiPriority="50"/>
+    <w:lsdException w:name="Grid Table 6 Colorful Accent 1" w:uiPriority="51"/>
+    <w:lsdException w:name="Grid Table 7 Colorful Accent 1" w:uiPriority="52"/>
+    <w:lsdException w:name="Grid Table 1 Light Accent 2" w:uiPriority="46"/>
+    <w:lsdException w:name="Grid Table 2 Accent 2" w:uiPriority="47"/>
+    <w:lsdException w:name="Grid Table 3 Accent 2" w:uiPriority="48"/>
+    <w:lsdException w:name="Grid Table 4 Accent 2" w:uiPriority="49"/>
+    <w:lsdException w:name="Grid Table 5 Dark Accent 2" w:uiPriority="50"/>
+    <w:lsdException w:name="Grid Table 6 Colorful Accent 2" w:uiPriority="51"/>
+    <w:lsdException w:name="Grid Table 7 Colorful Accent 2" w:uiPriority="52"/>
+    <w:lsdException w:name="Grid Table 1 Light Accent 3" w:uiPriority="46"/>
+    <w:lsdException w:name="Grid Table 2 Accent 3" w:uiPriority="47"/>
+    <w:lsdException w:name="Grid Table 3 Accent 3" w:uiPriority="48"/>
+    <w:lsdException w:name="Grid Table 4 Accent 3" w:uiPriority="49"/>
+    <w:lsdException w:name="Grid Table 5 Dark Accent 3" w:uiPriority="50"/>
+    <w:lsdException w:name="Grid Table 6 Colorful Accent 3" w:uiPriority="51"/>
+    <w:lsdException w:name="Grid Table 7 Colorful Accent 3" w:uiPriority="52"/>
+    <w:lsdException w:name="Grid Table 1 Light Accent 4" w:uiPriority="46"/>
+    <w:lsdException w:name="Grid Table 2 Accent 4" w:uiPriority="47"/>
+    <w:lsdException w:name="Grid Table 3 Accent 4" w:uiPriority="48"/>
+    <w:lsdException w:name="Grid Table 4 Accent 4" w:uiPriority="49"/>
+    <w:lsdException w:name="Grid Table 5 Dark Accent 4" w:uiPriority="50"/>
+    <w:lsdException w:name="Grid Table 6 Colorful Accent 4" w:uiPriority="51"/>
+    <w:lsdException w:name="Grid Table 7 Colorful Accent 4" w:uiPriority="52"/>
+    <w:lsdException w:name="Grid Table 1 Light Accent 5" w:uiPriority="46"/>
+    <w:lsdException w:name="Grid Table 2 Accent 5" w:uiPriority="47"/>
+    <w:lsdException w:name="Grid Table 3 Accent 5" w:uiPriority="48"/>
+    <w:lsdException w:name="Grid Table 4 Accent 5" w:uiPriority="49"/>
+    <w:lsdException w:name="Grid Table 5 Dark Accent 5" w:uiPriority="50"/>
+    <w:lsdException w:name="Grid Table 6 Colorful Accent 5" w:uiPriority="51"/>
+    <w:lsdException w:name="Grid Table 7 Colorful Accent 5" w:uiPriority="52"/>
+    <w:lsdException w:name="Grid Table 1 Light Accent 6" w:uiPriority="46"/>
+    <w:lsdException w:name="Grid Table 2 Accent 6" w:uiPriority="47"/>
+    <w:lsdException w:name="Grid Table 3 Accent 6" w:uiPriority="48"/>
+    <w:lsdException w:name="Grid Table 4 Accent 6" w:uiPriority="49"/>
+    <w:lsdException w:name="Grid Table 5 Dark Accent 6" w:uiPriority="50"/>
+    <w:lsdException w:name="Grid Table 6 Colorful Accent 6" w:uiPriority="51"/>
+    <w:lsdException w:name="Grid Table 7 Colorful Accent 6" w:uiPriority="52"/>
+    <w:lsdException w:name="List Table 1 Light" w:uiPriority="46"/>
+    <w:lsdException w:name="List Table 2" w:uiPriority="47"/>
+    <w:lsdException w:name="List Table 3" w:uiPriority="48"/>
+    <w:lsdException w:name="List Table 4" w:uiPriority="49"/>
+    <w:lsdException w:name="List Table 5 Dark" w:uiPriority="50"/>
+    <w:lsdException w:name="List Table 6 Colorful" w:uiPriority="51"/>
+    <w:lsdException w:name="List Table 7 Colorful" w:uiPriority="52"/>
+    <w:lsdException w:name="List Table 1 Light Accent 1" w:uiPriority="46"/>
+    <w:lsdException w:name="List Table 2 Accent 1" w:uiPriority="47"/>
+    <w:lsdException w:name="List Table 3 Accent 1" w:uiPriority="48"/>
+    <w:lsdException w:name="List Table 4 Accent 1" w:uiPriority="49"/>
+    <w:lsdException w:name="List Table 5 Dark Accent 1" w:uiPriority="50"/>
+    <w:lsdException w:name="List Table 6 Colorful Accent 1" w:uiPriority="51"/>
+    <w:lsdException w:name="List Table 7 Colorful Accent 1" w:uiPriority="52"/>
+    <w:lsdException w:name="List Table 1 Light Accent 2" w:uiPriority="46"/>
+    <w:lsdException w:name="List Table 2 Accent 2" w:uiPriority="47"/>
+    <w:lsdException w:name="List Table 3 Accent 2" w:uiPriority="48"/>
+    <w:lsdException w:name="List Table 4 Accent 2" w:uiPriority="49"/>
+    <w:lsdException w:name="List Table 5 Dark Accent 2" w:uiPriority="50"/>
+    <w:lsdException w:name="List Table 6 Colorful Accent 2" w:uiPriority="51"/>
+    <w:lsdException w:name="List Table 7 Colorful Accent 2" w:uiPriority="52"/>
+    <w:lsdException w:name="List Table 1 Light Accent 3" w:uiPriority="46"/>
+    <w:lsdException w:name="List Table 2 Accent 3" w:uiPriority="47"/>
+    <w:lsdException w:name="List Table 3 Accent 3" w:uiPriority="48"/>
+    <w:lsdException w:name="List Table 4 Accent 3" w:uiPriority="49"/>
+    <w:lsdException w:name="List Table 5 Dark Accent 3" w:uiPriority="50"/>
+    <w:lsdException w:name="List Table 6 Colorful Accent 3" w:uiPriority="51"/>
+    <w:lsdException w:name="List Table 7 Colorful Accent 3" w:uiPriority="52"/>
+    <w:lsdException w:name="List Table 1 Light Accent 4" w:uiPriority="46"/>
+    <w:lsdException w:name="List Table 2 Accent 4" w:uiPriority="47"/>
+    <w:lsdException w:name="List Table 3 Accent 4" w:uiPriority="48"/>
+    <w:lsdException w:name="List Table 4 Accent 4" w:uiPriority="49"/>
+    <w:lsdException w:name="List Table 5 Dark Accent 4" w:uiPriority="50"/>
+    <w:lsdException w:name="List Table 6 Colorful Accent 4" w:uiPriority="51"/>
+    <w:lsdException w:name="List Table 7 Colorful Accent 4" w:uiPriority="52"/>
+    <w:lsdException w:name="List Table 1 Light Accent 5" w:uiPriority="46"/>
+    <w:lsdException w:name="List Table 2 Accent 5" w:uiPriority="47"/>
+    <w:lsdException w:name="List Table 3 Accent 5" w:uiPriority="48"/>
+    <w:lsdException w:name="List Table 4 Accent 5" w:uiPriority="49"/>
+    <w:lsdException w:name="List Table 5 Dark Accent 5" w:uiPriority="50"/>
+    <w:lsdException w:name="List Table 6 Colorful Accent 5" w:uiPriority="51"/>
+    <w:lsdException w:name="List Table 7 Colorful Accent 5" w:uiPriority="52"/>
+    <w:lsdException w:name="List Table 1 Light Accent 6" w:uiPriority="46"/>
+    <w:lsdException w:name="List Table 2 Accent 6" w:uiPriority="47"/>
+    <w:lsdException w:name="List Table 3 Accent 6" w:uiPriority="48"/>
+    <w:lsdException w:name="List Table 4 Accent 6" w:uiPriority="49"/>
+    <w:lsdException w:name="List Table 5 Dark Accent 6" w:uiPriority="50"/>
+    <w:lsdException w:name="List Table 6 Colorful Accent 6" w:uiPriority="51"/>
+    <w:lsdException w:name="List Table 7 Colorful Accent 6" w:uiPriority="52"/>
+    <w:lsdException w:name="Mention" w:semiHidden="1" w:unhideWhenUsed="1"/>
+    <w:lsdException w:name="Smart Hyperlink" w:semiHidden="1" w:unhideWhenUsed="1"/>
+    <w:lsdException w:name="Hashtag" w:semiHidden="1" w:unhideWhenUsed="1"/>
+    <w:lsdException w:name="Unresolved Mention" w:semiHidden="1" w:unhideWhenUsed="1"/>
+    <w:lsdException w:name="Smart Link" w:semiHidden="1" w:unhideWhenUsed="1"/>
+  </w:latentStyles>
+  <w:style w:type="paragraph" w:default="1" w:styleId="Normal">
+    <w:name w:val="Normal"/>
+    <w:qFormat/>
+  </w:style>
   <w:style w:type="paragraph" w:styleId="Heading1">
     <w:name w:val="heading 1"/>
+    <w:uiPriority w:val="9"/>
+    <w:qFormat/>
     <w:pPr>
       <w:spacing w:before="360" w:after="140"/>
+      <w:outlineLvl w:val="0"/>
     </w:pPr>
     <w:rPr>
       <w:rFonts w:ascii="Georgia" w:hAnsi="Georgia"/>
       <w:b/>
+      <w:color w:val="1E2761"/>
       <w:sz w:val="34"/>
-      <w:color w:val="1E2761"/>
     </w:rPr>
   </w:style>
   <w:style w:type="paragraph" w:styleId="Heading2">
     <w:name w:val="heading 2"/>
+    <w:uiPriority w:val="9"/>
+    <w:unhideWhenUsed/>
+    <w:qFormat/>
     <w:pPr>
       <w:spacing w:before="260" w:after="100"/>
+      <w:outlineLvl w:val="1"/>
     </w:pPr>
     <w:rPr>
       <w:rFonts w:ascii="Georgia" w:hAnsi="Georgia"/>
       <w:b/>
+      <w:color w:val="1E2761"/>
       <w:sz w:val="26"/>
-      <w:color w:val="1E2761"/>
     </w:rPr>
   </w:style>
   <w:style w:type="paragraph" w:styleId="Heading3">
     <w:name w:val="heading 3"/>
+    <w:uiPriority w:val="9"/>
+    <w:semiHidden/>
+    <w:unhideWhenUsed/>
+    <w:qFormat/>
     <w:pPr>
       <w:spacing w:before="180" w:after="60"/>
+      <w:outlineLvl w:val="2"/>
     </w:pPr>
     <w:rPr>
       <w:b/>
-      <w:sz w:val="22"/>
       <w:color w:val="F96167"/>
     </w:rPr>
   </w:style>
+  <w:style w:type="paragraph" w:styleId="Heading4">
+    <w:name w:val="heading 4"/>
+    <w:basedOn w:val="Normal"/>
+    <w:next w:val="Normal"/>
+    <w:link w:val="Heading4Char"/>
+    <w:uiPriority w:val="9"/>
+    <w:semiHidden/>
+    <w:unhideWhenUsed/>
+    <w:qFormat/>
+    <w:rsid w:val="0036126E"/>
+    <w:pPr>
+      <w:keepNext/>
+      <w:keepLines/>
+      <w:spacing w:before="40" w:after="0"/>
+      <w:outlineLvl w:val="3"/>
+    </w:pPr>
+    <w:rPr>
+      <w:rFonts w:asciiTheme="majorHAnsi" w:eastAsiaTheme="majorEastAsia" w:hAnsiTheme="majorHAnsi" w:cstheme="majorBidi"/>
+      <w:i/>
+      <w:iCs/>
+      <w:color w:val="2F5496" w:themeColor="accent1" w:themeShade="BF"/>
+    </w:rPr>
+  </w:style>
+  <w:style w:type="character" w:default="1" w:styleId="DefaultParagraphFont">
+    <w:name w:val="Default Paragraph Font"/>
+    <w:uiPriority w:val="1"/>
+    <w:unhideWhenUsed/>
+  </w:style>
+  <w:style w:type="table" w:default="1" w:styleId="TableNormal">
+    <w:name w:val="Normal Table"/>
+    <w:uiPriority w:val="99"/>
+    <w:semiHidden/>
+    <w:unhideWhenUsed/>
+    <w:tblPr>
+      <w:tblInd w:w="0" w:type="dxa"/>
+      <w:tblCellMar>
+        <w:top w:w="0" w:type="dxa"/>
+        <w:left w:w="108" w:type="dxa"/>
+        <w:bottom w:w="0" w:type="dxa"/>
+        <w:right w:w="108" w:type="dxa"/>
+      </w:tblCellMar>
+    </w:tblPr>
+  </w:style>
+  <w:style w:type="numbering" w:default="1" w:styleId="NoList">
+    <w:name w:val="No List"/>
+    <w:uiPriority w:val="99"/>
+    <w:semiHidden/>
+    <w:unhideWhenUsed/>
+  </w:style>
+  <w:style w:type="character" w:customStyle="1" w:styleId="Heading4Char">
+    <w:name w:val="Heading 4 Char"/>
+    <w:basedOn w:val="DefaultParagraphFont"/>
+    <w:link w:val="Heading4"/>
+    <w:uiPriority w:val="9"/>
+    <w:semiHidden/>
+    <w:rsid w:val="0036126E"/>
+    <w:rPr>
+      <w:rFonts w:asciiTheme="majorHAnsi" w:eastAsiaTheme="majorEastAsia" w:hAnsiTheme="majorHAnsi" w:cstheme="majorBidi"/>
+      <w:i/>
+      <w:iCs/>
+      <w:color w:val="2F5496" w:themeColor="accent1" w:themeShade="BF"/>
+    </w:rPr>
+  </w:style>
+  <w:style w:type="character" w:styleId="Hyperlink">
+    <w:name w:val="Hyperlink"/>
+    <w:basedOn w:val="DefaultParagraphFont"/>
+    <w:uiPriority w:val="99"/>
+    <w:unhideWhenUsed/>
+    <w:rsid w:val="00F108E6"/>
+    <w:rPr>
+      <w:color w:val="0563C1" w:themeColor="hyperlink"/>
+      <w:u w:val="single"/>
+    </w:rPr>
+  </w:style>
+  <w:style w:type="character" w:styleId="UnresolvedMention">
+    <w:name w:val="Unresolved Mention"/>
+    <w:basedOn w:val="DefaultParagraphFont"/>
+    <w:uiPriority w:val="99"/>
+    <w:semiHidden/>
+    <w:unhideWhenUsed/>
+    <w:rsid w:val="00F108E6"/>
+    <w:rPr>
+      <w:color w:val="605E5C"/>
+      <w:shd w:val="clear" w:color="auto" w:fill="E1DFDD"/>
+    </w:rPr>
+  </w:style>
 </w:styles>
+</file>
+
+<file path=word/theme/theme1.xml><?xml version="1.0" encoding="utf-8"?>
+<a:theme xmlns:a="http://schemas.openxmlformats.org/drawingml/2006/main" name="Office Theme">
+  <a:themeElements>
+    <a:clrScheme name="Office">
+      <a:dk1>
+        <a:sysClr val="windowText" lastClr="000000"/>
+      </a:dk1>
+      <a:lt1>
+        <a:sysClr val="window" lastClr="FFFFFF"/>
+      </a:lt1>
+      <a:dk2>
+        <a:srgbClr val="44546A"/>
+      </a:dk2>
+      <a:lt2>
+        <a:srgbClr val="E7E6E6"/>
+      </a:lt2>
+      <a:accent1>
+        <a:srgbClr val="4472C4"/>
+      </a:accent1>
+      <a:accent2>
+        <a:srgbClr val="ED7D31"/>
+      </a:accent2>
+      <a:accent3>
+        <a:srgbClr val="A5A5A5"/>
+      </a:accent3>
+      <a:accent4>
+        <a:srgbClr val="FFC000"/>
+      </a:accent4>
+      <a:accent5>
+        <a:srgbClr val="5B9BD5"/>
+      </a:accent5>
+      <a:accent6>
+        <a:srgbClr val="70AD47"/>
+      </a:accent6>
+      <a:hlink>
+        <a:srgbClr val="0563C1"/>
+      </a:hlink>
+      <a:folHlink>
+        <a:srgbClr val="954F72"/>
+      </a:folHlink>
+    </a:clrScheme>
+    <a:fontScheme name="Office">
+      <a:majorFont>
+        <a:latin typeface="Calibri Light" panose="020F0302020204030204"/>
+        <a:ea typeface=""/>
+        <a:cs typeface=""/>
+        <a:font script="Jpan" typeface="游ゴシック Light"/>
+        <a:font script="Hang" typeface="맑은 고딕"/>
+        <a:font script="Hans" typeface="等线 Light"/>
+        <a:font script="Hant" typeface="新細明體"/>
+        <a:font script="Arab" typeface="Times New Roman"/>
+        <a:font script="Hebr" typeface="Times New Roman"/>
+        <a:font script="Thai" typeface="Angsana New"/>
+        <a:font script="Ethi" typeface="Nyala"/>
+        <a:font script="Beng" typeface="Vrinda"/>
+        <a:font script="Gujr" typeface="Shruti"/>
+        <a:font script="Khmr" typeface="MoolBoran"/>
+        <a:font script="Knda" typeface="Tunga"/>
+        <a:font script="Guru" typeface="Raavi"/>
+        <a:font script="Cans" typeface="Euphemia"/>
+        <a:font script="Cher" typeface="Plantagenet Cherokee"/>
+        <a:font script="Yiii" typeface="Microsoft Yi Baiti"/>
+        <a:font script="Tibt" typeface="Microsoft Himalaya"/>
+        <a:font script="Thaa" typeface="MV Boli"/>
+        <a:font script="Deva" typeface="Mangal"/>
+        <a:font script="Telu" typeface="Gautami"/>
+        <a:font script="Taml" typeface="Latha"/>
+        <a:font script="Syrc" typeface="Estrangelo Edessa"/>
+        <a:font script="Orya" typeface="Kalinga"/>
+        <a:font script="Mlym" typeface="Kartika"/>
+        <a:font script="Laoo" typeface="DokChampa"/>
+        <a:font script="Sinh" typeface="Iskoola Pota"/>
+        <a:font script="Mong" typeface="Mongolian Baiti"/>
+        <a:font script="Viet" typeface="Times New Roman"/>
+        <a:font script="Uigh" typeface="Microsoft Uighur"/>
+        <a:font script="Geor" typeface="Sylfaen"/>
+        <a:font script="Armn" typeface="Arial"/>
+        <a:font script="Bugi" typeface="Leelawadee UI"/>
+        <a:font script="Bopo" typeface="Microsoft JhengHei"/>
+        <a:font script="Java" typeface="Javanese Text"/>
+        <a:font script="Lisu" typeface="Segoe UI"/>
+        <a:font script="Mymr" typeface="Myanmar Text"/>
+        <a:font script="Nkoo" typeface="Ebrima"/>
+        <a:font script="Olck" typeface="Nirmala UI"/>
+        <a:font script="Osma" typeface="Ebrima"/>
+        <a:font script="Phag" typeface="Phagspa"/>
+        <a:font script="Syrn" typeface="Estrangelo Edessa"/>
+        <a:font script="Syrj" typeface="Estrangelo Edessa"/>
+        <a:font script="Syre" typeface="Estrangelo Edessa"/>
+        <a:font script="Sora" typeface="Nirmala UI"/>
+        <a:font script="Tale" typeface="Microsoft Tai Le"/>
+        <a:font script="Talu" typeface="Microsoft New Tai Lue"/>
+        <a:font script="Tfng" typeface="Ebrima"/>
+      </a:majorFont>
+      <a:minorFont>
+        <a:latin typeface="Calibri" panose="020F0502020204030204"/>
+        <a:ea typeface=""/>
+        <a:cs typeface=""/>
+        <a:font script="Jpan" typeface="游明朝"/>
+        <a:font script="Hang" typeface="맑은 고딕"/>
+        <a:font script="Hans" typeface="等线"/>
+        <a:font script="Hant" typeface="新細明體"/>
+        <a:font script="Arab" typeface="Arial"/>
+        <a:font script="Hebr" typeface="Arial"/>
+        <a:font script="Thai" typeface="Cordia New"/>
+        <a:font script="Ethi" typeface="Nyala"/>
+        <a:font script="Beng" typeface="Vrinda"/>
+        <a:font script="Gujr" typeface="Shruti"/>
+        <a:font script="Khmr" typeface="DaunPenh"/>
+        <a:font script="Knda" typeface="Tunga"/>
+        <a:font script="Guru" typeface="Raavi"/>
+        <a:font script="Cans" typeface="Euphemia"/>
+        <a:font script="Cher" typeface="Plantagenet Cherokee"/>
+        <a:font script="Yiii" typeface="Microsoft Yi Baiti"/>
+        <a:font script="Tibt" typeface="Microsoft Himalaya"/>
+        <a:font script="Thaa" typeface="MV Boli"/>
+        <a:font script="Deva" typeface="Mangal"/>
+        <a:font script="Telu" typeface="Gautami"/>
+        <a:font script="Taml" typeface="Latha"/>
+        <a:font script="Syrc" typeface="Estrangelo Edessa"/>
+        <a:font script="Orya" typeface="Kalinga"/>
+        <a:font script="Mlym" typeface="Kartika"/>
+        <a:font script="Laoo" typeface="DokChampa"/>
+        <a:font script="Sinh" typeface="Iskoola Pota"/>
+        <a:font script="Mong" typeface="Mongolian Baiti"/>
+        <a:font script="Viet" typeface="Arial"/>
+        <a:font script="Uigh" typeface="Microsoft Uighur"/>
+        <a:font script="Geor" typeface="Sylfaen"/>
+        <a:font script="Armn" typeface="Arial"/>
+        <a:font script="Bugi" typeface="Leelawadee UI"/>
+        <a:font script="Bopo" typeface="Microsoft JhengHei"/>
+        <a:font script="Java" typeface="Javanese Text"/>
+        <a:font script="Lisu" typeface="Segoe UI"/>
+        <a:font script="Mymr" typeface="Myanmar Text"/>
+        <a:font script="Nkoo" typeface="Ebrima"/>
+        <a:font script="Olck" typeface="Nirmala UI"/>
+        <a:font script="Osma" typeface="Ebrima"/>
+        <a:font script="Phag" typeface="Phagspa"/>
+        <a:font script="Syrn" typeface="Estrangelo Edessa"/>
+        <a:font script="Syrj" typeface="Estrangelo Edessa"/>
+        <a:font script="Syre" typeface="Estrangelo Edessa"/>
+        <a:font script="Sora" typeface="Nirmala UI"/>
+        <a:font script="Tale" typeface="Microsoft Tai Le"/>
+        <a:font script="Talu" typeface="Microsoft New Tai Lue"/>
+        <a:font script="Tfng" typeface="Ebrima"/>
+      </a:minorFont>
+    </a:fontScheme>
+    <a:fmtScheme name="Office">
+      <a:fillStyleLst>
+        <a:solidFill>
+          <a:schemeClr val="phClr"/>
+        </a:solidFill>
+        <a:gradFill rotWithShape="1">
+          <a:gsLst>
+            <a:gs pos="0">
+              <a:schemeClr val="phClr">
+                <a:lumMod val="110000"/>
+                <a:satMod val="105000"/>
+                <a:tint val="67000"/>
+              </a:schemeClr>
+            </a:gs>
+            <a:gs pos="50000">
+              <a:schemeClr val="phClr">
+                <a:lumMod val="105000"/>
+                <a:satMod val="103000"/>
+                <a:tint val="73000"/>
+              </a:schemeClr>
+            </a:gs>
+            <a:gs pos="100000">
+              <a:schemeClr val="phClr">
+                <a:lumMod val="105000"/>
+                <a:satMod val="109000"/>
+                <a:tint val="81000"/>
+              </a:schemeClr>
+            </a:gs>
+          </a:gsLst>
+          <a:lin ang="5400000" scaled="0"/>
+        </a:gradFill>
+        <a:gradFill rotWithShape="1">
+          <a:gsLst>
+            <a:gs pos="0">
+              <a:schemeClr val="phClr">
+                <a:satMod val="103000"/>
+                <a:lumMod val="102000"/>
+                <a:tint val="94000"/>
+              </a:schemeClr>
+            </a:gs>
+            <a:gs pos="50000">
+              <a:schemeClr val="phClr">
+                <a:satMod val="110000"/>
+                <a:lumMod val="100000"/>
+                <a:shade val="100000"/>
+              </a:schemeClr>
+            </a:gs>
+            <a:gs pos="100000">
+              <a:schemeClr val="phClr">
+                <a:lumMod val="99000"/>
+                <a:satMod val="120000"/>
+                <a:shade val="78000"/>
+              </a:schemeClr>
+            </a:gs>
+          </a:gsLst>
+          <a:lin ang="5400000" scaled="0"/>
+        </a:gradFill>
+      </a:fillStyleLst>
+      <a:lnStyleLst>
+        <a:ln w="6350" cap="flat" cmpd="sng" algn="ctr">
+          <a:solidFill>
+            <a:schemeClr val="phClr"/>
+          </a:solidFill>
+          <a:prstDash val="solid"/>
+          <a:miter lim="800000"/>
+        </a:ln>
+        <a:ln w="12700" cap="flat" cmpd="sng" algn="ctr">
+          <a:solidFill>
+            <a:schemeClr val="phClr"/>
+          </a:solidFill>
+          <a:prstDash val="solid"/>
+          <a:miter lim="800000"/>
+        </a:ln>
+        <a:ln w="19050" cap="flat" cmpd="sng" algn="ctr">
+          <a:solidFill>
+            <a:schemeClr val="phClr"/>
+          </a:solidFill>
+          <a:prstDash val="solid"/>
+          <a:miter lim="800000"/>
+        </a:ln>
+      </a:lnStyleLst>
+      <a:effectStyleLst>
+        <a:effectStyle>
+          <a:effectLst/>
+        </a:effectStyle>
+        <a:effectStyle>
+          <a:effectLst/>
+        </a:effectStyle>
+        <a:effectStyle>
+          <a:effectLst>
+            <a:outerShdw blurRad="57150" dist="19050" dir="5400000" algn="ctr" rotWithShape="0">
+              <a:srgbClr val="000000">
+                <a:alpha val="63000"/>
+              </a:srgbClr>
+            </a:outerShdw>
+          </a:effectLst>
+        </a:effectStyle>
+      </a:effectStyleLst>
+      <a:bgFillStyleLst>
+        <a:solidFill>
+          <a:schemeClr val="phClr"/>
+        </a:solidFill>
+        <a:solidFill>
+          <a:schemeClr val="phClr">
+            <a:tint val="95000"/>
+            <a:satMod val="170000"/>
+          </a:schemeClr>
+        </a:solidFill>
+        <a:gradFill rotWithShape="1">
+          <a:gsLst>
+            <a:gs pos="0">
+              <a:schemeClr val="phClr">
+                <a:tint val="93000"/>
+                <a:satMod val="150000"/>
+                <a:shade val="98000"/>
+                <a:lumMod val="102000"/>
+              </a:schemeClr>
+            </a:gs>
+            <a:gs pos="50000">
+              <a:schemeClr val="phClr">
+                <a:tint val="98000"/>
+                <a:satMod val="130000"/>
+                <a:shade val="90000"/>
+                <a:lumMod val="103000"/>
+              </a:schemeClr>
+            </a:gs>
+            <a:gs pos="100000">
+              <a:schemeClr val="phClr">
+                <a:shade val="63000"/>
+                <a:satMod val="120000"/>
+              </a:schemeClr>
+            </a:gs>
+          </a:gsLst>
+          <a:lin ang="5400000" scaled="0"/>
+        </a:gradFill>
+      </a:bgFillStyleLst>
+    </a:fmtScheme>
+  </a:themeElements>
+  <a:objectDefaults/>
+  <a:extraClrSchemeLst/>
+  <a:extLst>
+    <a:ext uri="{05A4C25C-085E-4340-85A3-A5531E510DB2}">
+      <thm15:themeFamily xmlns:thm15="http://schemas.microsoft.com/office/thememl/2012/main" name="Office Theme" id="{62F939B6-93AF-4DB8-9C6B-D6C7DFDC589F}" vid="{4A3C46E8-61CC-4603-A589-7422A47A8E4A}"/>
+    </a:ext>
+  </a:extLst>
+</a:theme>
 </file>